--- a/System of linear equations/SofLU-doc.docx
+++ b/System of linear equations/SofLU-doc.docx
@@ -25,13 +25,7 @@
         <w:rPr>
           <w:rFonts w:cstheme="minorHAnsi"/>
         </w:rPr>
-        <w:t xml:space="preserve">Тема 2. </w:t>
-      </w:r>
-      <w:r>
-        <w:rPr>
-          <w:rFonts w:cstheme="minorHAnsi"/>
-        </w:rPr>
-        <w:t>Решение систем линейных алгебраических уравнений</w:t>
+        <w:t>Тема 2. Решение систем линейных алгебраических уравнений</w:t>
       </w:r>
     </w:p>
     <w:p>
@@ -94,6 +88,258 @@
         </w:rPr>
         <w:t>, перестанавливая строки (обычная, достаточная устойчивость).</w:t>
       </w:r>
+      <w:r>
+        <w:rPr>
+          <w:rFonts w:cstheme="minorHAnsi"/>
+        </w:rPr>
+        <w:t xml:space="preserve"> </w:t>
+      </w:r>
+    </w:p>
+    <w:p>
+      <w:pPr>
+        <w:pStyle w:val="a7"/>
+        <w:ind w:left="360"/>
+        <w:rPr>
+          <w:rFonts w:cstheme="minorHAnsi"/>
+          <w:lang w:val="en-US"/>
+        </w:rPr>
+      </w:pPr>
+      <w:r>
+        <w:rPr>
+          <w:rFonts w:cstheme="minorHAnsi"/>
+          <w:lang w:val="en-US"/>
+        </w:rPr>
+        <w:t xml:space="preserve">If A [n x m], </w:t>
+      </w:r>
+      <w:r>
+        <w:rPr>
+          <w:rFonts w:cstheme="minorHAnsi"/>
+          <w:lang w:val="en-US"/>
+        </w:rPr>
+        <w:t xml:space="preserve">LU-decomposition </w:t>
+      </w:r>
+      <w:r>
+        <w:rPr>
+          <w:rFonts w:cstheme="minorHAnsi"/>
+          <w:lang w:val="en-US"/>
+        </w:rPr>
+        <w:t xml:space="preserve">via partial pivot  </w:t>
+      </w:r>
+      <w:r>
+        <w:rPr>
+          <w:rFonts w:cstheme="minorHAnsi"/>
+          <w:lang w:val="en-US"/>
+        </w:rPr>
+        <w:t xml:space="preserve">is done column by column, but elimination can be done </w:t>
+      </w:r>
+      <w:r>
+        <w:rPr>
+          <w:rFonts w:cstheme="minorHAnsi"/>
+          <w:lang w:val="en-US"/>
+        </w:rPr>
+        <w:t xml:space="preserve">only </w:t>
+      </w:r>
+      <w:r>
+        <w:rPr>
+          <w:rFonts w:cstheme="minorHAnsi"/>
+          <w:lang w:val="en-US"/>
+        </w:rPr>
+        <w:t>while:</w:t>
+      </w:r>
+      <w:r>
+        <w:rPr>
+          <w:rFonts w:cstheme="minorHAnsi"/>
+          <w:lang w:val="en-US"/>
+        </w:rPr>
+        <w:br/>
+        <w:t xml:space="preserve">       there are columns left  (</w:t>
+      </w:r>
+      <w:proofErr w:type="spellStart"/>
+      <w:r>
+        <w:rPr>
+          <w:rFonts w:cstheme="minorHAnsi"/>
+          <w:lang w:val="en-US"/>
+        </w:rPr>
+        <w:t>i</w:t>
+      </w:r>
+      <w:proofErr w:type="spellEnd"/>
+      <w:r>
+        <w:rPr>
+          <w:rFonts w:cstheme="minorHAnsi"/>
+          <w:lang w:val="en-US"/>
+        </w:rPr>
+        <w:t xml:space="preserve"> &lt; m)</w:t>
+      </w:r>
+      <w:r>
+        <w:rPr>
+          <w:rFonts w:cstheme="minorHAnsi"/>
+          <w:lang w:val="en-US"/>
+        </w:rPr>
+        <w:br/>
+        <w:t xml:space="preserve">       there are rows below to eliminate (</w:t>
+      </w:r>
+      <w:proofErr w:type="spellStart"/>
+      <w:r>
+        <w:rPr>
+          <w:rFonts w:cstheme="minorHAnsi"/>
+          <w:lang w:val="en-US"/>
+        </w:rPr>
+        <w:t>i</w:t>
+      </w:r>
+      <w:proofErr w:type="spellEnd"/>
+      <w:r>
+        <w:rPr>
+          <w:rFonts w:cstheme="minorHAnsi"/>
+          <w:lang w:val="en-US"/>
+        </w:rPr>
+        <w:t xml:space="preserve"> &lt; n)</w:t>
+      </w:r>
+    </w:p>
+    <w:p>
+      <w:pPr>
+        <w:pStyle w:val="a7"/>
+        <w:ind w:left="360"/>
+        <w:rPr>
+          <w:rFonts w:cstheme="minorHAnsi"/>
+          <w:lang w:val="en-US"/>
+        </w:rPr>
+      </w:pPr>
+      <w:r>
+        <w:rPr>
+          <w:rFonts w:cstheme="minorHAnsi"/>
+          <w:lang w:val="en-US"/>
+        </w:rPr>
+        <w:t>So</w:t>
+      </w:r>
+      <w:r>
+        <w:rPr>
+          <w:rFonts w:cstheme="minorHAnsi"/>
+          <w:lang w:val="en-US"/>
+        </w:rPr>
+        <w:t xml:space="preserve">, </w:t>
+      </w:r>
+      <w:r>
+        <w:rPr>
+          <w:rFonts w:cstheme="minorHAnsi"/>
+          <w:lang w:val="en-US"/>
+        </w:rPr>
+        <w:t xml:space="preserve">the max number of meaningful </w:t>
+      </w:r>
+      <w:r>
+        <w:rPr>
+          <w:rFonts w:cstheme="minorHAnsi"/>
+          <w:lang w:val="en-US"/>
+        </w:rPr>
+        <w:t xml:space="preserve">iterations </w:t>
+      </w:r>
+      <w:r>
+        <w:rPr>
+          <w:rFonts w:cstheme="minorHAnsi"/>
+          <w:lang w:val="en-US"/>
+        </w:rPr>
+        <w:t>is min(n ,m)</w:t>
+      </w:r>
+      <w:r>
+        <w:rPr>
+          <w:rFonts w:cstheme="minorHAnsi"/>
+          <w:lang w:val="en-US"/>
+        </w:rPr>
+        <w:t>.</w:t>
+      </w:r>
+    </w:p>
+    <w:p>
+      <w:pPr>
+        <w:pStyle w:val="a7"/>
+        <w:numPr>
+          <w:ilvl w:val="0"/>
+          <w:numId w:val="3"/>
+        </w:numPr>
+        <w:rPr>
+          <w:rFonts w:cstheme="minorHAnsi"/>
+          <w:lang w:val="en-US"/>
+        </w:rPr>
+      </w:pPr>
+      <w:r>
+        <w:rPr>
+          <w:rFonts w:cstheme="minorHAnsi"/>
+          <w:lang w:val="en-US"/>
+        </w:rPr>
+        <w:t xml:space="preserve">Notes to the picture below: s = 1 if the number of </w:t>
+      </w:r>
+      <w:r>
+        <w:rPr>
+          <w:rFonts w:cstheme="minorHAnsi"/>
+          <w:lang w:val="en-US"/>
+        </w:rPr>
+        <w:t xml:space="preserve">swaps </w:t>
+      </w:r>
+      <w:r>
+        <w:rPr>
+          <w:rFonts w:cstheme="minorHAnsi"/>
+          <w:lang w:val="en-US"/>
+        </w:rPr>
+        <w:t>was even</w:t>
+      </w:r>
+    </w:p>
+    <w:p>
+      <w:pPr>
+        <w:jc w:val="center"/>
+        <w:rPr>
+          <w:rFonts w:cstheme="minorHAnsi"/>
+          <w:lang w:val="en-US"/>
+        </w:rPr>
+      </w:pPr>
+      <w:r>
+        <w:rPr>
+          <w:rFonts w:cstheme="minorHAnsi"/>
+          <w:lang w:val="en-US"/>
+        </w:rPr>
+        <w:drawing>
+          <wp:inline distT="0" distB="0" distL="0" distR="0" wp14:anchorId="25BE7260" wp14:editId="03E1F2BA">
+            <wp:extent cx="2950234" cy="3246547"/>
+            <wp:effectExtent l="0" t="0" r="2540" b="0"/>
+            <wp:docPr id="1117926640" name="Рисунок 1"/>
+            <wp:cNvGraphicFramePr>
+              <a:graphicFrameLocks xmlns:a="http://schemas.openxmlformats.org/drawingml/2006/main" noChangeAspect="1"/>
+            </wp:cNvGraphicFramePr>
+            <a:graphic xmlns:a="http://schemas.openxmlformats.org/drawingml/2006/main">
+              <a:graphicData uri="http://schemas.openxmlformats.org/drawingml/2006/picture">
+                <pic:pic xmlns:pic="http://schemas.openxmlformats.org/drawingml/2006/picture">
+                  <pic:nvPicPr>
+                    <pic:cNvPr id="1117926640" name=""/>
+                    <pic:cNvPicPr/>
+                  </pic:nvPicPr>
+                  <pic:blipFill>
+                    <a:blip r:embed="rId5"/>
+                    <a:stretch>
+                      <a:fillRect/>
+                    </a:stretch>
+                  </pic:blipFill>
+                  <pic:spPr>
+                    <a:xfrm>
+                      <a:off x="0" y="0"/>
+                      <a:ext cx="2976374" cy="3275313"/>
+                    </a:xfrm>
+                    <a:prstGeom prst="rect">
+                      <a:avLst/>
+                    </a:prstGeom>
+                  </pic:spPr>
+                </pic:pic>
+              </a:graphicData>
+            </a:graphic>
+          </wp:inline>
+        </w:drawing>
+      </w:r>
+    </w:p>
+    <w:p>
+      <w:pPr>
+        <w:pStyle w:val="a7"/>
+        <w:ind w:left="360"/>
+        <w:rPr>
+          <w:rFonts w:cstheme="minorHAnsi"/>
+          <w:lang w:val="en-US"/>
+        </w:rPr>
+      </w:pPr>
     </w:p>
     <w:sectPr>
       <w:pgSz w:w="11906" w:h="16838"/>
@@ -108,6 +354,95 @@
 <file path=word/numbering.xml><?xml version="1.0" encoding="utf-8"?>
 <w:numbering xmlns:wpc="http://schemas.microsoft.com/office/word/2010/wordprocessingCanvas" xmlns:cx="http://schemas.microsoft.com/office/drawing/2014/chartex" xmlns:cx1="http://schemas.microsoft.com/office/drawing/2015/9/8/chartex" xmlns:cx2="http://schemas.microsoft.com/office/drawing/2015/10/21/chartex" xmlns:cx3="http://schemas.microsoft.com/office/drawing/2016/5/9/chartex" xmlns:cx4="http://schemas.microsoft.com/office/drawing/2016/5/10/chartex" xmlns:cx5="http://schemas.microsoft.com/office/drawing/2016/5/11/chartex" xmlns:cx6="http://schemas.microsoft.com/office/drawing/2016/5/12/chartex" xmlns:cx7="http://schemas.microsoft.com/office/drawing/2016/5/13/chartex" xmlns:cx8="http://schemas.microsoft.com/office/drawing/2016/5/14/chartex" xmlns:mc="http://schemas.openxmlformats.org/markup-compatibility/2006" xmlns:aink="http://schemas.microsoft.com/office/drawing/2016/ink" xmlns:am3d="http://schemas.microsoft.com/office/drawing/2017/model3d" xmlns:o="urn:schemas-microsoft-com:office:office" xmlns:oel="http://schemas.microsoft.com/office/2019/extlst" xmlns:r="http://schemas.openxmlformats.org/officeDocument/2006/relationships" xmlns:m="http://schemas.openxmlformats.org/officeDocument/2006/math" xmlns:v="urn:schemas-microsoft-com:vml" xmlns:wp14="http://schemas.microsoft.com/office/word/2010/wordprocessingDrawing" xmlns:wp="http://schemas.openxmlformats.org/drawingml/2006/wordprocessingDrawing" xmlns:w10="urn:schemas-microsoft-com:office:word" xmlns:w="http://schemas.openxmlformats.org/wordprocessingml/2006/main" xmlns:w14="http://schemas.microsoft.com/office/word/2010/wordml" xmlns:w15="http://schemas.microsoft.com/office/word/2012/wordml" xmlns:w16cex="http://schemas.microsoft.com/office/word/2018/wordml/cex" xmlns:w16cid="http://schemas.microsoft.com/office/word/2016/wordml/cid" xmlns:w16="http://schemas.microsoft.com/office/word/2018/wordml" xmlns:w16du="http://schemas.microsoft.com/office/word/2023/wordml/word16du" xmlns:w16sdtdh="http://schemas.microsoft.com/office/word/2020/wordml/sdtdatahash" xmlns:w16sdtfl="http://schemas.microsoft.com/office/word/2024/wordml/sdtformatlock" xmlns:w16se="http://schemas.microsoft.com/office/word/2015/wordml/symex" xmlns:wpg="http://schemas.microsoft.com/office/word/2010/wordprocessingGroup" xmlns:wpi="http://schemas.microsoft.com/office/word/2010/wordprocessingInk" xmlns:wne="http://schemas.microsoft.com/office/word/2006/wordml" xmlns:wps="http://schemas.microsoft.com/office/word/2010/wordprocessingShape" mc:Ignorable="w14 w15 w16se w16cid w16 w16cex w16sdtdh w16sdtfl w16du wp14">
   <w:abstractNum w:abstractNumId="0" w15:restartNumberingAfterBreak="0">
+    <w:nsid w:val="16992351"/>
+    <w:multiLevelType w:val="hybridMultilevel"/>
+    <w:tmpl w:val="1C5A1650"/>
+    <w:lvl w:ilvl="0" w:tplc="04190017">
+      <w:start w:val="1"/>
+      <w:numFmt w:val="lowerLetter"/>
+      <w:lvlText w:val="%1)"/>
+      <w:lvlJc w:val="left"/>
+      <w:pPr>
+        <w:ind w:left="720" w:hanging="360"/>
+      </w:pPr>
+      <w:rPr>
+        <w:rFonts w:hint="default"/>
+      </w:rPr>
+    </w:lvl>
+    <w:lvl w:ilvl="1" w:tplc="04190019" w:tentative="1">
+      <w:start w:val="1"/>
+      <w:numFmt w:val="lowerLetter"/>
+      <w:lvlText w:val="%2."/>
+      <w:lvlJc w:val="left"/>
+      <w:pPr>
+        <w:ind w:left="1440" w:hanging="360"/>
+      </w:pPr>
+    </w:lvl>
+    <w:lvl w:ilvl="2" w:tplc="0419001B" w:tentative="1">
+      <w:start w:val="1"/>
+      <w:numFmt w:val="lowerRoman"/>
+      <w:lvlText w:val="%3."/>
+      <w:lvlJc w:val="right"/>
+      <w:pPr>
+        <w:ind w:left="2160" w:hanging="180"/>
+      </w:pPr>
+    </w:lvl>
+    <w:lvl w:ilvl="3" w:tplc="0419000F" w:tentative="1">
+      <w:start w:val="1"/>
+      <w:numFmt w:val="decimal"/>
+      <w:lvlText w:val="%4."/>
+      <w:lvlJc w:val="left"/>
+      <w:pPr>
+        <w:ind w:left="2880" w:hanging="360"/>
+      </w:pPr>
+    </w:lvl>
+    <w:lvl w:ilvl="4" w:tplc="04190019" w:tentative="1">
+      <w:start w:val="1"/>
+      <w:numFmt w:val="lowerLetter"/>
+      <w:lvlText w:val="%5."/>
+      <w:lvlJc w:val="left"/>
+      <w:pPr>
+        <w:ind w:left="3600" w:hanging="360"/>
+      </w:pPr>
+    </w:lvl>
+    <w:lvl w:ilvl="5" w:tplc="0419001B" w:tentative="1">
+      <w:start w:val="1"/>
+      <w:numFmt w:val="lowerRoman"/>
+      <w:lvlText w:val="%6."/>
+      <w:lvlJc w:val="right"/>
+      <w:pPr>
+        <w:ind w:left="4320" w:hanging="180"/>
+      </w:pPr>
+    </w:lvl>
+    <w:lvl w:ilvl="6" w:tplc="0419000F" w:tentative="1">
+      <w:start w:val="1"/>
+      <w:numFmt w:val="decimal"/>
+      <w:lvlText w:val="%7."/>
+      <w:lvlJc w:val="left"/>
+      <w:pPr>
+        <w:ind w:left="5040" w:hanging="360"/>
+      </w:pPr>
+    </w:lvl>
+    <w:lvl w:ilvl="7" w:tplc="04190019" w:tentative="1">
+      <w:start w:val="1"/>
+      <w:numFmt w:val="lowerLetter"/>
+      <w:lvlText w:val="%8."/>
+      <w:lvlJc w:val="left"/>
+      <w:pPr>
+        <w:ind w:left="5760" w:hanging="360"/>
+      </w:pPr>
+    </w:lvl>
+    <w:lvl w:ilvl="8" w:tplc="0419001B" w:tentative="1">
+      <w:start w:val="1"/>
+      <w:numFmt w:val="lowerRoman"/>
+      <w:lvlText w:val="%9."/>
+      <w:lvlJc w:val="right"/>
+      <w:pPr>
+        <w:ind w:left="6480" w:hanging="180"/>
+      </w:pPr>
+    </w:lvl>
+  </w:abstractNum>
+  <w:abstractNum w:abstractNumId="1" w15:restartNumberingAfterBreak="0">
     <w:nsid w:val="1BEF4942"/>
     <w:multiLevelType w:val="hybridMultilevel"/>
     <w:tmpl w:val="2E5CD26E"/>
@@ -196,7 +531,102 @@
       </w:pPr>
     </w:lvl>
   </w:abstractNum>
+  <w:abstractNum w:abstractNumId="2" w15:restartNumberingAfterBreak="0">
+    <w:nsid w:val="7B1476DF"/>
+    <w:multiLevelType w:val="hybridMultilevel"/>
+    <w:tmpl w:val="2020C9FC"/>
+    <w:lvl w:ilvl="0" w:tplc="04190017">
+      <w:start w:val="1"/>
+      <w:numFmt w:val="lowerLetter"/>
+      <w:lvlText w:val="%1)"/>
+      <w:lvlJc w:val="left"/>
+      <w:pPr>
+        <w:ind w:left="720" w:hanging="360"/>
+      </w:pPr>
+      <w:rPr>
+        <w:rFonts w:hint="default"/>
+      </w:rPr>
+    </w:lvl>
+    <w:lvl w:ilvl="1" w:tplc="04190019" w:tentative="1">
+      <w:start w:val="1"/>
+      <w:numFmt w:val="lowerLetter"/>
+      <w:lvlText w:val="%2."/>
+      <w:lvlJc w:val="left"/>
+      <w:pPr>
+        <w:ind w:left="1440" w:hanging="360"/>
+      </w:pPr>
+    </w:lvl>
+    <w:lvl w:ilvl="2" w:tplc="0419001B" w:tentative="1">
+      <w:start w:val="1"/>
+      <w:numFmt w:val="lowerRoman"/>
+      <w:lvlText w:val="%3."/>
+      <w:lvlJc w:val="right"/>
+      <w:pPr>
+        <w:ind w:left="2160" w:hanging="180"/>
+      </w:pPr>
+    </w:lvl>
+    <w:lvl w:ilvl="3" w:tplc="0419000F" w:tentative="1">
+      <w:start w:val="1"/>
+      <w:numFmt w:val="decimal"/>
+      <w:lvlText w:val="%4."/>
+      <w:lvlJc w:val="left"/>
+      <w:pPr>
+        <w:ind w:left="2880" w:hanging="360"/>
+      </w:pPr>
+    </w:lvl>
+    <w:lvl w:ilvl="4" w:tplc="04190019" w:tentative="1">
+      <w:start w:val="1"/>
+      <w:numFmt w:val="lowerLetter"/>
+      <w:lvlText w:val="%5."/>
+      <w:lvlJc w:val="left"/>
+      <w:pPr>
+        <w:ind w:left="3600" w:hanging="360"/>
+      </w:pPr>
+    </w:lvl>
+    <w:lvl w:ilvl="5" w:tplc="0419001B" w:tentative="1">
+      <w:start w:val="1"/>
+      <w:numFmt w:val="lowerRoman"/>
+      <w:lvlText w:val="%6."/>
+      <w:lvlJc w:val="right"/>
+      <w:pPr>
+        <w:ind w:left="4320" w:hanging="180"/>
+      </w:pPr>
+    </w:lvl>
+    <w:lvl w:ilvl="6" w:tplc="0419000F" w:tentative="1">
+      <w:start w:val="1"/>
+      <w:numFmt w:val="decimal"/>
+      <w:lvlText w:val="%7."/>
+      <w:lvlJc w:val="left"/>
+      <w:pPr>
+        <w:ind w:left="5040" w:hanging="360"/>
+      </w:pPr>
+    </w:lvl>
+    <w:lvl w:ilvl="7" w:tplc="04190019" w:tentative="1">
+      <w:start w:val="1"/>
+      <w:numFmt w:val="lowerLetter"/>
+      <w:lvlText w:val="%8."/>
+      <w:lvlJc w:val="left"/>
+      <w:pPr>
+        <w:ind w:left="5760" w:hanging="360"/>
+      </w:pPr>
+    </w:lvl>
+    <w:lvl w:ilvl="8" w:tplc="0419001B" w:tentative="1">
+      <w:start w:val="1"/>
+      <w:numFmt w:val="lowerRoman"/>
+      <w:lvlText w:val="%9."/>
+      <w:lvlJc w:val="right"/>
+      <w:pPr>
+        <w:ind w:left="6480" w:hanging="180"/>
+      </w:pPr>
+    </w:lvl>
+  </w:abstractNum>
   <w:num w:numId="1" w16cid:durableId="1948001599">
+    <w:abstractNumId w:val="1"/>
+  </w:num>
+  <w:num w:numId="2" w16cid:durableId="1591741730">
+    <w:abstractNumId w:val="2"/>
+  </w:num>
+  <w:num w:numId="3" w16cid:durableId="516775311">
     <w:abstractNumId w:val="0"/>
   </w:num>
 </w:numbering>
@@ -805,6 +1235,7 @@
   <w:style w:type="character" w:default="1" w:styleId="a0">
     <w:name w:val="Default Paragraph Font"/>
     <w:uiPriority w:val="1"/>
+    <w:semiHidden/>
     <w:unhideWhenUsed/>
   </w:style>
   <w:style w:type="table" w:default="1" w:styleId="a1">

--- a/System of linear equations/SofLU-doc.docx
+++ b/System of linear equations/SofLU-doc.docx
@@ -317,6 +317,7 @@
       <w:r>
         <w:rPr>
           <w:rFonts w:ascii="Calibri" w:eastAsia="Calibri" w:hAnsi="Calibri" w:cs="Calibri"/>
+          <w:noProof/>
           <w:lang w:val="en-US"/>
         </w:rPr>
         <w:drawing>
@@ -365,6 +366,7 @@
       <w:r>
         <w:rPr>
           <w:rFonts w:ascii="Calibri" w:eastAsia="Calibri" w:hAnsi="Calibri" w:cs="Calibri"/>
+          <w:noProof/>
           <w:lang w:val="en-US"/>
         </w:rPr>
         <w:drawing>
@@ -445,6 +447,7 @@
       <w:r>
         <w:rPr>
           <w:rFonts w:ascii="Calibri" w:eastAsia="Calibri" w:hAnsi="Calibri" w:cs="Calibri"/>
+          <w:noProof/>
           <w:lang w:val="en-US"/>
         </w:rPr>
         <w:drawing>
@@ -493,6 +496,7 @@
       <w:r>
         <w:rPr>
           <w:rFonts w:ascii="Calibri" w:eastAsia="Calibri" w:hAnsi="Calibri" w:cs="Calibri"/>
+          <w:noProof/>
           <w:lang w:val="en-US"/>
         </w:rPr>
         <w:drawing>
@@ -602,6 +606,7 @@
       <w:r>
         <w:rPr>
           <w:rFonts w:ascii="Calibri" w:eastAsia="Calibri" w:hAnsi="Calibri" w:cs="Calibri"/>
+          <w:lang w:val="en-US"/>
         </w:rPr>
         <w:t xml:space="preserve"> </w:t>
       </w:r>
@@ -615,6 +620,7 @@
       <w:r>
         <w:rPr>
           <w:rFonts w:ascii="Calibri" w:eastAsia="Calibri" w:hAnsi="Calibri" w:cs="Calibri"/>
+          <w:lang w:val="en-US"/>
         </w:rPr>
         <w:t xml:space="preserve">. </w:t>
       </w:r>
@@ -672,14 +678,7 @@
           <w:rFonts w:ascii="Calibri" w:eastAsia="Calibri" w:hAnsi="Calibri" w:cs="Calibri"/>
           <w:lang w:val="en-US"/>
         </w:rPr>
-        <w:t>,</w:t>
-      </w:r>
-      <w:r>
-        <w:rPr>
-          <w:rFonts w:ascii="Calibri" w:eastAsia="Calibri" w:hAnsi="Calibri" w:cs="Calibri"/>
-          <w:lang w:val="en-US"/>
-        </w:rPr>
-        <w:t xml:space="preserve"> </w:t>
+        <w:t xml:space="preserve">, </w:t>
       </w:r>
       <w:r>
         <w:rPr>
@@ -1497,7 +1496,7 @@
         <w:pStyle w:val="a3"/>
         <w:numPr>
           <w:ilvl w:val="0"/>
-          <w:numId w:val="6"/>
+          <w:numId w:val="7"/>
         </w:numPr>
         <w:rPr>
           <w:rFonts w:ascii="Calibri" w:eastAsia="Calibri" w:hAnsi="Calibri" w:cs="Calibri"/>
@@ -1547,7 +1546,7 @@
         <w:pStyle w:val="a3"/>
         <w:numPr>
           <w:ilvl w:val="0"/>
-          <w:numId w:val="6"/>
+          <w:numId w:val="7"/>
         </w:numPr>
         <w:rPr>
           <w:rFonts w:ascii="Calibri" w:eastAsia="Calibri" w:hAnsi="Calibri" w:cs="Calibri"/>
@@ -1567,7 +1566,7 @@
         <w:pStyle w:val="a3"/>
         <w:numPr>
           <w:ilvl w:val="0"/>
-          <w:numId w:val="6"/>
+          <w:numId w:val="7"/>
         </w:numPr>
         <w:rPr>
           <w:rFonts w:ascii="Calibri" w:eastAsia="Calibri" w:hAnsi="Calibri" w:cs="Calibri"/>
@@ -1588,6 +1587,1096 @@
         </w:rPr>
         <w:t>.</w:t>
       </w:r>
+    </w:p>
+    <w:p>
+      <w:pPr>
+        <w:pStyle w:val="a3"/>
+        <w:numPr>
+          <w:ilvl w:val="0"/>
+          <w:numId w:val="5"/>
+        </w:numPr>
+        <w:rPr>
+          <w:rFonts w:ascii="Calibri" w:eastAsia="Calibri" w:hAnsi="Calibri" w:cs="Calibri"/>
+          <w:lang w:val="en-US"/>
+        </w:rPr>
+      </w:pPr>
+      <w:r>
+        <w:rPr>
+          <w:rFonts w:ascii="Calibri" w:eastAsia="Calibri" w:hAnsi="Calibri" w:cs="Calibri"/>
+          <w:lang w:val="en-US"/>
+        </w:rPr>
+        <w:t xml:space="preserve">Householder reflections </w:t>
+      </w:r>
+      <w:r>
+        <w:rPr>
+          <w:rFonts w:ascii="Calibri" w:eastAsia="Calibri" w:hAnsi="Calibri" w:cs="Calibri"/>
+          <w:lang w:val="en-US"/>
+        </w:rPr>
+        <w:t>to make QR</w:t>
+      </w:r>
+      <w:r>
+        <w:rPr>
+          <w:rFonts w:ascii="Calibri" w:eastAsia="Calibri" w:hAnsi="Calibri" w:cs="Calibri"/>
+          <w:lang w:val="en-US"/>
+        </w:rPr>
+        <w:t>-</w:t>
+      </w:r>
+      <w:r>
+        <w:rPr>
+          <w:rFonts w:ascii="Calibri" w:eastAsia="Calibri" w:hAnsi="Calibri" w:cs="Calibri"/>
+          <w:lang w:val="en-US"/>
+        </w:rPr>
+        <w:t>decomposition</w:t>
+      </w:r>
+      <w:r>
+        <w:rPr>
+          <w:rFonts w:ascii="Calibri" w:eastAsia="Calibri" w:hAnsi="Calibri" w:cs="Calibri"/>
+          <w:lang w:val="en-US"/>
+        </w:rPr>
+        <w:t xml:space="preserve"> remove a whole column at once, require fewer transformations and are best for dense matrices.</w:t>
+      </w:r>
+      <w:r>
+        <w:rPr>
+          <w:rFonts w:ascii="Calibri" w:eastAsia="Calibri" w:hAnsi="Calibri" w:cs="Calibri"/>
+          <w:lang w:val="en-US"/>
+        </w:rPr>
+        <w:t xml:space="preserve"> It’s faster than Givens rotations.</w:t>
+      </w:r>
+    </w:p>
+    <w:p>
+      <w:pPr>
+        <w:pStyle w:val="a3"/>
+        <w:ind w:left="0"/>
+        <w:rPr>
+          <w:rFonts w:ascii="Calibri" w:eastAsia="Calibri" w:hAnsi="Calibri" w:cs="Calibri"/>
+          <w:lang w:val="en-US"/>
+        </w:rPr>
+      </w:pPr>
+      <w:r>
+        <w:rPr>
+          <w:rFonts w:ascii="Calibri" w:eastAsia="Calibri" w:hAnsi="Calibri" w:cs="Calibri"/>
+          <w:lang w:val="en-US"/>
+        </w:rPr>
+        <w:drawing>
+          <wp:inline distT="0" distB="0" distL="0" distR="0" wp14:anchorId="239D904D" wp14:editId="0F4022E5">
+            <wp:extent cx="2889849" cy="1732489"/>
+            <wp:effectExtent l="0" t="0" r="0" b="0"/>
+            <wp:docPr id="1254491406" name="Рисунок 1"/>
+            <wp:cNvGraphicFramePr>
+              <a:graphicFrameLocks xmlns:a="http://schemas.openxmlformats.org/drawingml/2006/main" noChangeAspect="1"/>
+            </wp:cNvGraphicFramePr>
+            <a:graphic xmlns:a="http://schemas.openxmlformats.org/drawingml/2006/main">
+              <a:graphicData uri="http://schemas.openxmlformats.org/drawingml/2006/picture">
+                <pic:pic xmlns:pic="http://schemas.openxmlformats.org/drawingml/2006/picture">
+                  <pic:nvPicPr>
+                    <pic:cNvPr id="1254491406" name=""/>
+                    <pic:cNvPicPr/>
+                  </pic:nvPicPr>
+                  <pic:blipFill>
+                    <a:blip r:embed="rId10"/>
+                    <a:stretch>
+                      <a:fillRect/>
+                    </a:stretch>
+                  </pic:blipFill>
+                  <pic:spPr>
+                    <a:xfrm>
+                      <a:off x="0" y="0"/>
+                      <a:ext cx="2895027" cy="1735593"/>
+                    </a:xfrm>
+                    <a:prstGeom prst="rect">
+                      <a:avLst/>
+                    </a:prstGeom>
+                  </pic:spPr>
+                </pic:pic>
+              </a:graphicData>
+            </a:graphic>
+          </wp:inline>
+        </w:drawing>
+      </w:r>
+      <w:r>
+        <w:rPr>
+          <w:rFonts w:ascii="Calibri" w:eastAsia="Calibri" w:hAnsi="Calibri" w:cs="Calibri"/>
+          <w:lang w:val="en-US"/>
+        </w:rPr>
+        <w:t xml:space="preserve">   </w:t>
+      </w:r>
+      <w:r>
+        <w:rPr>
+          <w:rFonts w:ascii="Calibri" w:eastAsia="Calibri" w:hAnsi="Calibri" w:cs="Calibri"/>
+          <w:lang w:val="en-US"/>
+        </w:rPr>
+        <w:drawing>
+          <wp:inline distT="0" distB="0" distL="0" distR="0" wp14:anchorId="6E2F1A35" wp14:editId="200D6063">
+            <wp:extent cx="1200318" cy="828791"/>
+            <wp:effectExtent l="0" t="0" r="0" b="9525"/>
+            <wp:docPr id="1100431949" name="Рисунок 1"/>
+            <wp:cNvGraphicFramePr>
+              <a:graphicFrameLocks xmlns:a="http://schemas.openxmlformats.org/drawingml/2006/main" noChangeAspect="1"/>
+            </wp:cNvGraphicFramePr>
+            <a:graphic xmlns:a="http://schemas.openxmlformats.org/drawingml/2006/main">
+              <a:graphicData uri="http://schemas.openxmlformats.org/drawingml/2006/picture">
+                <pic:pic xmlns:pic="http://schemas.openxmlformats.org/drawingml/2006/picture">
+                  <pic:nvPicPr>
+                    <pic:cNvPr id="1100431949" name=""/>
+                    <pic:cNvPicPr/>
+                  </pic:nvPicPr>
+                  <pic:blipFill>
+                    <a:blip r:embed="rId11"/>
+                    <a:stretch>
+                      <a:fillRect/>
+                    </a:stretch>
+                  </pic:blipFill>
+                  <pic:spPr>
+                    <a:xfrm>
+                      <a:off x="0" y="0"/>
+                      <a:ext cx="1200318" cy="828791"/>
+                    </a:xfrm>
+                    <a:prstGeom prst="rect">
+                      <a:avLst/>
+                    </a:prstGeom>
+                  </pic:spPr>
+                </pic:pic>
+              </a:graphicData>
+            </a:graphic>
+          </wp:inline>
+        </w:drawing>
+      </w:r>
+    </w:p>
+    <w:p>
+      <w:pPr>
+        <w:pStyle w:val="a3"/>
+        <w:ind w:left="0"/>
+        <w:rPr>
+          <w:rFonts w:ascii="Calibri" w:eastAsia="Calibri" w:hAnsi="Calibri" w:cs="Calibri"/>
+          <w:lang w:val="en-US"/>
+        </w:rPr>
+      </w:pPr>
+      <w:r>
+        <w:rPr>
+          <w:rFonts w:ascii="Calibri" w:eastAsia="Calibri" w:hAnsi="Calibri" w:cs="Calibri"/>
+          <w:lang w:val="en-US"/>
+        </w:rPr>
+        <w:t xml:space="preserve">The first i-1 rows/cols are left unchanged; only the lower block P_v is transformed. P_v is the </w:t>
+      </w:r>
+      <w:r>
+        <w:rPr>
+          <w:rFonts w:ascii="Calibri" w:eastAsia="Calibri" w:hAnsi="Calibri" w:cs="Calibri"/>
+          <w:lang w:val="en-US"/>
+        </w:rPr>
+        <w:t>Householder reflector acting on the subvector starting at row</w:t>
+      </w:r>
+      <w:r>
+        <w:rPr>
+          <w:rFonts w:ascii="Calibri" w:eastAsia="Calibri" w:hAnsi="Calibri" w:cs="Calibri"/>
+          <w:lang w:val="en-US"/>
+        </w:rPr>
+        <w:t xml:space="preserve"> i.</w:t>
+      </w:r>
+    </w:p>
+    <w:p>
+      <w:pPr>
+        <w:pStyle w:val="a3"/>
+        <w:ind w:left="0"/>
+        <w:rPr>
+          <w:rFonts w:ascii="Calibri" w:eastAsia="Calibri" w:hAnsi="Calibri" w:cs="Calibri"/>
+          <w:lang w:val="en-US"/>
+        </w:rPr>
+      </w:pPr>
+      <w:r>
+        <w:rPr>
+          <w:rFonts w:ascii="Calibri" w:eastAsia="Calibri" w:hAnsi="Calibri" w:cs="Calibri"/>
+          <w:lang w:val="en-US"/>
+        </w:rPr>
+        <w:t>Algorithm:</w:t>
+      </w:r>
+    </w:p>
+    <w:p>
+      <w:pPr>
+        <w:pStyle w:val="a3"/>
+        <w:numPr>
+          <w:ilvl w:val="0"/>
+          <w:numId w:val="9"/>
+        </w:numPr>
+        <w:rPr>
+          <w:rFonts w:ascii="Calibri" w:eastAsia="Calibri" w:hAnsi="Calibri" w:cs="Calibri"/>
+          <w:lang w:val="en-US"/>
+        </w:rPr>
+      </w:pPr>
+      <w:r>
+        <w:rPr>
+          <w:rFonts w:ascii="Calibri" w:eastAsia="Calibri" w:hAnsi="Calibri" w:cs="Calibri"/>
+          <w:lang w:val="en-US"/>
+        </w:rPr>
+        <w:t>Q = I, R= A</w:t>
+      </w:r>
+    </w:p>
+    <w:p>
+      <w:pPr>
+        <w:pStyle w:val="a3"/>
+        <w:numPr>
+          <w:ilvl w:val="0"/>
+          <w:numId w:val="9"/>
+        </w:numPr>
+        <w:rPr>
+          <w:rFonts w:ascii="Calibri" w:eastAsia="Calibri" w:hAnsi="Calibri" w:cs="Calibri"/>
+          <w:lang w:val="en-US"/>
+        </w:rPr>
+      </w:pPr>
+      <w:r>
+        <w:rPr>
+          <w:rFonts w:ascii="Calibri" w:eastAsia="Calibri" w:hAnsi="Calibri" w:cs="Calibri"/>
+          <w:lang w:val="en-US"/>
+        </w:rPr>
+        <w:t>For each column i:</w:t>
+      </w:r>
+    </w:p>
+    <w:p>
+      <w:pPr>
+        <w:pStyle w:val="a3"/>
+        <w:numPr>
+          <w:ilvl w:val="1"/>
+          <w:numId w:val="8"/>
+        </w:numPr>
+        <w:rPr>
+          <w:rFonts w:ascii="Calibri" w:eastAsia="Calibri" w:hAnsi="Calibri" w:cs="Calibri"/>
+          <w:lang w:val="en-US"/>
+        </w:rPr>
+      </w:pPr>
+      <w:r>
+        <w:rPr>
+          <w:rFonts w:ascii="Calibri" w:eastAsia="Calibri" w:hAnsi="Calibri" w:cs="Calibri"/>
+          <w:lang w:val="en-US"/>
+        </w:rPr>
+        <w:lastRenderedPageBreak/>
+        <w:t>take the column segment below the diagonal</w:t>
+      </w:r>
+    </w:p>
+    <w:p>
+      <w:pPr>
+        <w:pStyle w:val="a3"/>
+        <w:numPr>
+          <w:ilvl w:val="1"/>
+          <w:numId w:val="8"/>
+        </w:numPr>
+        <w:rPr>
+          <w:rFonts w:ascii="Calibri" w:eastAsia="Calibri" w:hAnsi="Calibri" w:cs="Calibri"/>
+          <w:lang w:val="en-US"/>
+        </w:rPr>
+      </w:pPr>
+      <w:r>
+        <w:rPr>
+          <w:rFonts w:ascii="Calibri" w:eastAsia="Calibri" w:hAnsi="Calibri" w:cs="Calibri"/>
+          <w:lang w:val="en-US"/>
+        </w:rPr>
+        <w:t xml:space="preserve">build a Householder reflector </w:t>
+      </w:r>
+      <w:r>
+        <w:rPr>
+          <w:rFonts w:ascii="Calibri" w:eastAsia="Calibri" w:hAnsi="Calibri" w:cs="Calibri"/>
+          <w:lang w:val="en-US"/>
+        </w:rPr>
+        <w:t>H_i</w:t>
+      </w:r>
+    </w:p>
+    <w:p>
+      <w:pPr>
+        <w:pStyle w:val="a3"/>
+        <w:numPr>
+          <w:ilvl w:val="1"/>
+          <w:numId w:val="8"/>
+        </w:numPr>
+        <w:rPr>
+          <w:rFonts w:ascii="Calibri" w:eastAsia="Calibri" w:hAnsi="Calibri" w:cs="Calibri"/>
+          <w:lang w:val="en-US"/>
+        </w:rPr>
+      </w:pPr>
+      <w:r>
+        <w:rPr>
+          <w:rFonts w:ascii="Calibri" w:eastAsia="Calibri" w:hAnsi="Calibri" w:cs="Calibri"/>
+          <w:lang w:val="en-US"/>
+        </w:rPr>
+        <w:t>apply it to zero out entries below the diagonal in column</w:t>
+      </w:r>
+      <w:r>
+        <w:rPr>
+          <w:rFonts w:ascii="Calibri" w:eastAsia="Calibri" w:hAnsi="Calibri" w:cs="Calibri"/>
+          <w:lang w:val="en-US"/>
+        </w:rPr>
+        <w:t xml:space="preserve"> i</w:t>
+      </w:r>
+    </w:p>
+    <w:p>
+      <w:pPr>
+        <w:pStyle w:val="a3"/>
+        <w:numPr>
+          <w:ilvl w:val="0"/>
+          <w:numId w:val="9"/>
+        </w:numPr>
+        <w:rPr>
+          <w:rFonts w:ascii="Calibri" w:eastAsia="Calibri" w:hAnsi="Calibri" w:cs="Calibri"/>
+          <w:lang w:val="en-US"/>
+        </w:rPr>
+      </w:pPr>
+      <w:r>
+        <w:rPr>
+          <w:rFonts w:ascii="Calibri" w:eastAsia="Calibri" w:hAnsi="Calibri" w:cs="Calibri"/>
+          <w:lang w:val="en-US"/>
+        </w:rPr>
+        <w:t>Multiply all reflectors together to form</w:t>
+      </w:r>
+      <w:r>
+        <w:rPr>
+          <w:rFonts w:ascii="Calibri" w:eastAsia="Calibri" w:hAnsi="Calibri" w:cs="Calibri"/>
+          <w:lang w:val="en-US"/>
+        </w:rPr>
+        <w:t xml:space="preserve"> Q</w:t>
+      </w:r>
+    </w:p>
+    <w:p>
+      <w:pPr>
+        <w:ind w:left="360"/>
+        <w:rPr>
+          <w:rFonts w:ascii="Calibri" w:eastAsia="Calibri" w:hAnsi="Calibri" w:cs="Calibri"/>
+          <w:lang w:val="en-US"/>
+        </w:rPr>
+      </w:pPr>
+      <w:r>
+        <w:rPr>
+          <w:rFonts w:ascii="Calibri" w:eastAsia="Calibri" w:hAnsi="Calibri" w:cs="Calibri"/>
+          <w:lang w:val="en-US"/>
+        </w:rPr>
+        <w:t xml:space="preserve">Because H_i is orthogonal, </w:t>
+      </w:r>
+      <w:r>
+        <w:rPr>
+          <w:rFonts w:ascii="Calibri" w:eastAsia="Calibri" w:hAnsi="Calibri" w:cs="Calibri"/>
+          <w:lang w:val="en-US"/>
+        </w:rPr>
+        <w:t>H</w:t>
+      </w:r>
+      <w:r>
+        <w:rPr>
+          <w:rFonts w:ascii="Calibri" w:eastAsia="Calibri" w:hAnsi="Calibri" w:cs="Calibri"/>
+          <w:lang w:val="en-US"/>
+        </w:rPr>
+        <w:t xml:space="preserve">_i * (H_i)^T = I, their product is also orthogonal. </w:t>
+      </w:r>
+    </w:p>
+    <w:p>
+      <w:pPr>
+        <w:ind w:left="360"/>
+        <w:rPr>
+          <w:rFonts w:ascii="Calibri" w:eastAsia="Calibri" w:hAnsi="Calibri" w:cs="Calibri"/>
+          <w:lang w:val="en-US"/>
+        </w:rPr>
+      </w:pPr>
+      <w:r>
+        <w:rPr>
+          <w:rFonts w:ascii="Calibri" w:eastAsia="Calibri" w:hAnsi="Calibri" w:cs="Calibri"/>
+          <w:lang w:val="en-US"/>
+        </w:rPr>
+        <w:t>If R = H_</w:t>
+      </w:r>
+      <w:r>
+        <w:rPr>
+          <w:rFonts w:ascii="Calibri" w:eastAsia="Calibri" w:hAnsi="Calibri" w:cs="Calibri"/>
+          <w:lang w:val="en-US"/>
+        </w:rPr>
+        <w:t>t</w:t>
+      </w:r>
+      <w:r>
+        <w:rPr>
+          <w:rFonts w:ascii="Calibri" w:eastAsia="Calibri" w:hAnsi="Calibri" w:cs="Calibri"/>
+          <w:lang w:val="en-US"/>
+        </w:rPr>
+        <w:t xml:space="preserve"> * … * H_1 * A, then A = (H_1)^T * … * (H_</w:t>
+      </w:r>
+      <w:r>
+        <w:rPr>
+          <w:rFonts w:ascii="Calibri" w:eastAsia="Calibri" w:hAnsi="Calibri" w:cs="Calibri"/>
+          <w:lang w:val="en-US"/>
+        </w:rPr>
+        <w:t>t</w:t>
+      </w:r>
+      <w:r>
+        <w:rPr>
+          <w:rFonts w:ascii="Calibri" w:eastAsia="Calibri" w:hAnsi="Calibri" w:cs="Calibri"/>
+          <w:lang w:val="en-US"/>
+        </w:rPr>
+        <w:t xml:space="preserve">)^T * R. So Q = </w:t>
+      </w:r>
+      <w:r>
+        <w:rPr>
+          <w:rFonts w:ascii="Calibri" w:eastAsia="Calibri" w:hAnsi="Calibri" w:cs="Calibri"/>
+          <w:lang w:val="en-US"/>
+        </w:rPr>
+        <w:t>(H_1)^T * … * (H_</w:t>
+      </w:r>
+      <w:r>
+        <w:rPr>
+          <w:rFonts w:ascii="Calibri" w:eastAsia="Calibri" w:hAnsi="Calibri" w:cs="Calibri"/>
+          <w:lang w:val="en-US"/>
+        </w:rPr>
+        <w:t>t</w:t>
+      </w:r>
+      <w:r>
+        <w:rPr>
+          <w:rFonts w:ascii="Calibri" w:eastAsia="Calibri" w:hAnsi="Calibri" w:cs="Calibri"/>
+          <w:lang w:val="en-US"/>
+        </w:rPr>
+        <w:t>)^T</w:t>
+      </w:r>
+      <w:r>
+        <w:rPr>
+          <w:rFonts w:ascii="Calibri" w:eastAsia="Calibri" w:hAnsi="Calibri" w:cs="Calibri"/>
+          <w:lang w:val="en-US"/>
+        </w:rPr>
+        <w:t>,</w:t>
+      </w:r>
+    </w:p>
+    <w:p>
+      <w:pPr>
+        <w:ind w:left="360"/>
+        <w:rPr>
+          <w:rFonts w:ascii="Calibri" w:eastAsia="Calibri" w:hAnsi="Calibri" w:cs="Calibri"/>
+          <w:lang w:val="en-US"/>
+        </w:rPr>
+      </w:pPr>
+      <w:r>
+        <w:rPr>
+          <w:rFonts w:ascii="Calibri" w:eastAsia="Calibri" w:hAnsi="Calibri" w:cs="Calibri"/>
+          <w:lang w:val="en-US"/>
+        </w:rPr>
+        <w:t xml:space="preserve">t = n-1. </w:t>
+      </w:r>
+      <w:r>
+        <w:rPr>
+          <w:rFonts w:ascii="Calibri" w:eastAsia="Calibri" w:hAnsi="Calibri" w:cs="Calibri"/>
+          <w:lang w:val="en-US"/>
+        </w:rPr>
+        <w:t xml:space="preserve">Because Householder reflectors are symmetric, </w:t>
+      </w:r>
+      <m:oMath>
+        <m:sSubSup>
+          <m:sSubSupPr>
+            <m:ctrlPr>
+              <w:rPr>
+                <w:rFonts w:ascii="Cambria Math" w:eastAsia="Calibri" w:hAnsi="Cambria Math" w:cs="Calibri"/>
+              </w:rPr>
+            </m:ctrlPr>
+          </m:sSubSupPr>
+          <m:e>
+            <m:r>
+              <w:rPr>
+                <w:rFonts w:ascii="Cambria Math" w:eastAsia="Calibri" w:hAnsi="Cambria Math" w:cs="Calibri"/>
+              </w:rPr>
+              <m:t>H</m:t>
+            </m:r>
+          </m:e>
+          <m:sub>
+            <m:r>
+              <w:rPr>
+                <w:rFonts w:ascii="Cambria Math" w:eastAsia="Calibri" w:hAnsi="Cambria Math" w:cs="Calibri"/>
+              </w:rPr>
+              <m:t>i</m:t>
+            </m:r>
+          </m:sub>
+          <m:sup>
+            <m:r>
+              <w:rPr>
+                <w:rFonts w:ascii="Cambria Math" w:eastAsia="Calibri" w:hAnsi="Cambria Math" w:cs="Calibri"/>
+              </w:rPr>
+              <m:t>T</m:t>
+            </m:r>
+          </m:sup>
+        </m:sSubSup>
+        <m:r>
+          <w:rPr>
+            <w:rFonts w:ascii="Cambria Math" w:eastAsia="Calibri" w:hAnsi="Cambria Math" w:cs="Calibri"/>
+            <w:lang w:val="en-US"/>
+          </w:rPr>
+          <m:t>=</m:t>
+        </m:r>
+        <m:sSub>
+          <m:sSubPr>
+            <m:ctrlPr>
+              <w:rPr>
+                <w:rFonts w:ascii="Cambria Math" w:eastAsia="Calibri" w:hAnsi="Cambria Math" w:cs="Calibri"/>
+              </w:rPr>
+            </m:ctrlPr>
+          </m:sSubPr>
+          <m:e>
+            <m:r>
+              <w:rPr>
+                <w:rFonts w:ascii="Cambria Math" w:eastAsia="Calibri" w:hAnsi="Cambria Math" w:cs="Calibri"/>
+              </w:rPr>
+              <m:t>H</m:t>
+            </m:r>
+          </m:e>
+          <m:sub>
+            <m:r>
+              <w:rPr>
+                <w:rFonts w:ascii="Cambria Math" w:eastAsia="Calibri" w:hAnsi="Cambria Math" w:cs="Calibri"/>
+              </w:rPr>
+              <m:t>i</m:t>
+            </m:r>
+          </m:sub>
+        </m:sSub>
+      </m:oMath>
+      <w:r>
+        <w:rPr>
+          <w:rFonts w:ascii="Calibri" w:eastAsia="Calibri" w:hAnsi="Calibri" w:cs="Calibri"/>
+          <w:lang w:val="en-US"/>
+        </w:rPr>
+        <w:t>.</w:t>
+      </w:r>
+    </w:p>
+    <w:p>
+      <w:pPr>
+        <w:ind w:left="360"/>
+        <w:rPr>
+          <w:rFonts w:ascii="Calibri" w:eastAsia="Calibri" w:hAnsi="Calibri" w:cs="Calibri"/>
+          <w:lang w:val="en-US"/>
+        </w:rPr>
+      </w:pPr>
+      <w:r>
+        <w:rPr>
+          <w:rFonts w:ascii="Calibri" w:eastAsia="Calibri" w:hAnsi="Calibri" w:cs="Calibri"/>
+          <w:lang w:val="en-US"/>
+        </w:rPr>
+        <w:t xml:space="preserve">At each step, Householder reflector </w:t>
+      </w:r>
+      <m:oMath>
+        <m:sSub>
+          <m:sSubPr>
+            <m:ctrlPr>
+              <w:rPr>
+                <w:rFonts w:ascii="Cambria Math" w:eastAsia="Calibri" w:hAnsi="Cambria Math" w:cs="Calibri"/>
+              </w:rPr>
+            </m:ctrlPr>
+          </m:sSubPr>
+          <m:e>
+            <m:r>
+              <w:rPr>
+                <w:rFonts w:ascii="Cambria Math" w:eastAsia="Calibri" w:hAnsi="Cambria Math" w:cs="Calibri"/>
+              </w:rPr>
+              <m:t>H</m:t>
+            </m:r>
+          </m:e>
+          <m:sub>
+            <m:r>
+              <w:rPr>
+                <w:rFonts w:ascii="Cambria Math" w:eastAsia="Calibri" w:hAnsi="Cambria Math" w:cs="Calibri"/>
+              </w:rPr>
+              <m:t>i</m:t>
+            </m:r>
+          </m:sub>
+        </m:sSub>
+      </m:oMath>
+      <w:r>
+        <w:rPr>
+          <w:rFonts w:ascii="Calibri" w:eastAsia="Calibri" w:hAnsi="Calibri" w:cs="Calibri"/>
+          <w:lang w:val="en-US"/>
+        </w:rPr>
+        <w:t xml:space="preserve"> is applied </w:t>
+      </w:r>
+      <w:r>
+        <w:rPr>
+          <w:rFonts w:ascii="Calibri" w:eastAsia="Calibri" w:hAnsi="Calibri" w:cs="Calibri"/>
+          <w:lang w:val="en-US"/>
+        </w:rPr>
+        <w:t>from the left</w:t>
+      </w:r>
+      <w:r>
+        <w:rPr>
+          <w:rFonts w:ascii="Calibri" w:eastAsia="Calibri" w:hAnsi="Calibri" w:cs="Calibri"/>
+          <w:lang w:val="en-US"/>
+        </w:rPr>
+        <w:t>:</w:t>
+      </w:r>
+    </w:p>
+    <w:p>
+      <w:pPr>
+        <w:ind w:left="360"/>
+        <w:rPr>
+          <w:rFonts w:ascii="Calibri" w:eastAsia="Calibri" w:hAnsi="Calibri" w:cs="Calibri"/>
+          <w:lang w:val="en-US"/>
+        </w:rPr>
+      </w:pPr>
+      <m:oMathPara>
+        <m:oMath>
+          <m:sSub>
+            <m:sSubPr>
+              <m:ctrlPr>
+                <w:rPr>
+                  <w:rFonts w:ascii="Cambria Math" w:eastAsia="Calibri" w:hAnsi="Cambria Math" w:cs="Calibri"/>
+                  <w:i/>
+                  <w:lang w:val="en-US"/>
+                </w:rPr>
+              </m:ctrlPr>
+            </m:sSubPr>
+            <m:e>
+              <m:r>
+                <w:rPr>
+                  <w:rFonts w:ascii="Cambria Math" w:eastAsia="Calibri" w:hAnsi="Cambria Math" w:cs="Calibri"/>
+                  <w:lang w:val="en-US"/>
+                </w:rPr>
+                <m:t>H</m:t>
+              </m:r>
+            </m:e>
+            <m:sub>
+              <m:r>
+                <w:rPr>
+                  <w:rFonts w:ascii="Cambria Math" w:eastAsia="Calibri" w:hAnsi="Cambria Math" w:cs="Calibri"/>
+                  <w:lang w:val="en-US"/>
+                </w:rPr>
+                <m:t>i</m:t>
+              </m:r>
+            </m:sub>
+          </m:sSub>
+          <m:r>
+            <w:rPr>
+              <w:rFonts w:ascii="Cambria Math" w:eastAsia="Calibri" w:hAnsi="Cambria Math" w:cs="Calibri"/>
+              <w:lang w:val="en-US"/>
+            </w:rPr>
+            <m:t xml:space="preserve"> </m:t>
+          </m:r>
+          <m:sSub>
+            <m:sSubPr>
+              <m:ctrlPr>
+                <w:rPr>
+                  <w:rFonts w:ascii="Cambria Math" w:eastAsia="Calibri" w:hAnsi="Cambria Math" w:cs="Calibri"/>
+                  <w:i/>
+                  <w:lang w:val="en-US"/>
+                </w:rPr>
+              </m:ctrlPr>
+            </m:sSubPr>
+            <m:e>
+              <m:r>
+                <w:rPr>
+                  <w:rFonts w:ascii="Cambria Math" w:eastAsia="Calibri" w:hAnsi="Cambria Math" w:cs="Calibri"/>
+                  <w:lang w:val="en-US"/>
+                </w:rPr>
+                <m:t>A</m:t>
+              </m:r>
+            </m:e>
+            <m:sub>
+              <m:r>
+                <w:rPr>
+                  <w:rFonts w:ascii="Cambria Math" w:eastAsia="Calibri" w:hAnsi="Cambria Math" w:cs="Calibri"/>
+                  <w:lang w:val="en-US"/>
+                </w:rPr>
+                <m:t>i-1</m:t>
+              </m:r>
+            </m:sub>
+          </m:sSub>
+          <m:r>
+            <w:rPr>
+              <w:rFonts w:ascii="Cambria Math" w:eastAsia="Calibri" w:hAnsi="Cambria Math" w:cs="Calibri"/>
+              <w:lang w:val="en-US"/>
+            </w:rPr>
+            <m:t>=</m:t>
+          </m:r>
+          <m:sSub>
+            <m:sSubPr>
+              <m:ctrlPr>
+                <w:rPr>
+                  <w:rFonts w:ascii="Cambria Math" w:eastAsia="Calibri" w:hAnsi="Cambria Math" w:cs="Calibri"/>
+                  <w:i/>
+                  <w:lang w:val="en-US"/>
+                </w:rPr>
+              </m:ctrlPr>
+            </m:sSubPr>
+            <m:e>
+              <m:r>
+                <w:rPr>
+                  <w:rFonts w:ascii="Cambria Math" w:eastAsia="Calibri" w:hAnsi="Cambria Math" w:cs="Calibri"/>
+                  <w:lang w:val="en-US"/>
+                </w:rPr>
+                <m:t>A</m:t>
+              </m:r>
+            </m:e>
+            <m:sub>
+              <m:r>
+                <w:rPr>
+                  <w:rFonts w:ascii="Cambria Math" w:eastAsia="Calibri" w:hAnsi="Cambria Math" w:cs="Calibri"/>
+                  <w:lang w:val="en-US"/>
+                </w:rPr>
+                <m:t>i</m:t>
+              </m:r>
+            </m:sub>
+          </m:sSub>
+        </m:oMath>
+      </m:oMathPara>
+    </w:p>
+    <w:p>
+      <w:pPr>
+        <w:ind w:left="360"/>
+        <w:rPr>
+          <w:rFonts w:ascii="Calibri" w:eastAsia="Calibri" w:hAnsi="Calibri" w:cs="Calibri"/>
+          <w:lang w:val="en-US"/>
+        </w:rPr>
+      </w:pPr>
+      <w:r>
+        <w:rPr>
+          <w:rFonts w:ascii="Calibri" w:eastAsia="Calibri" w:hAnsi="Calibri" w:cs="Calibri"/>
+          <w:lang w:val="en-US"/>
+        </w:rPr>
+        <w:t>where A_0 = A and each A_i has more zeros below the diagonal.</w:t>
+      </w:r>
+    </w:p>
+    <w:p>
+      <w:pPr>
+        <w:ind w:left="360"/>
+        <w:rPr>
+          <w:rFonts w:ascii="Calibri" w:eastAsia="Calibri" w:hAnsi="Calibri" w:cs="Calibri"/>
+          <w:lang w:val="en-US"/>
+        </w:rPr>
+      </w:pPr>
+      <w:r>
+        <w:rPr>
+          <w:rFonts w:ascii="Calibri" w:eastAsia="Calibri" w:hAnsi="Calibri" w:cs="Calibri"/>
+          <w:lang w:val="en-US"/>
+        </w:rPr>
+        <w:drawing>
+          <wp:inline distT="0" distB="0" distL="0" distR="0" wp14:anchorId="7112AA65" wp14:editId="5F2CC7F2">
+            <wp:extent cx="5940425" cy="4453255"/>
+            <wp:effectExtent l="0" t="0" r="0" b="0"/>
+            <wp:docPr id="138525515" name="Рисунок 1"/>
+            <wp:cNvGraphicFramePr>
+              <a:graphicFrameLocks xmlns:a="http://schemas.openxmlformats.org/drawingml/2006/main" noChangeAspect="1"/>
+            </wp:cNvGraphicFramePr>
+            <a:graphic xmlns:a="http://schemas.openxmlformats.org/drawingml/2006/main">
+              <a:graphicData uri="http://schemas.openxmlformats.org/drawingml/2006/picture">
+                <pic:pic xmlns:pic="http://schemas.openxmlformats.org/drawingml/2006/picture">
+                  <pic:nvPicPr>
+                    <pic:cNvPr id="138525515" name=""/>
+                    <pic:cNvPicPr/>
+                  </pic:nvPicPr>
+                  <pic:blipFill>
+                    <a:blip r:embed="rId12"/>
+                    <a:stretch>
+                      <a:fillRect/>
+                    </a:stretch>
+                  </pic:blipFill>
+                  <pic:spPr>
+                    <a:xfrm>
+                      <a:off x="0" y="0"/>
+                      <a:ext cx="5940425" cy="4453255"/>
+                    </a:xfrm>
+                    <a:prstGeom prst="rect">
+                      <a:avLst/>
+                    </a:prstGeom>
+                  </pic:spPr>
+                </pic:pic>
+              </a:graphicData>
+            </a:graphic>
+          </wp:inline>
+        </w:drawing>
+      </w:r>
+    </w:p>
+    <w:p>
+      <w:pPr>
+        <w:ind w:left="360"/>
+        <w:rPr>
+          <w:rFonts w:ascii="Calibri" w:eastAsia="Calibri" w:hAnsi="Calibri" w:cs="Calibri"/>
+          <w:lang w:val="en-US"/>
+        </w:rPr>
+      </w:pPr>
+      <w:r>
+        <w:rPr>
+          <w:rFonts w:ascii="Calibri" w:eastAsia="Calibri" w:hAnsi="Calibri" w:cs="Calibri"/>
+          <w:lang w:val="en-US"/>
+        </w:rPr>
+        <w:t>After all steps:</w:t>
+      </w:r>
+    </w:p>
+    <w:p>
+      <w:pPr>
+        <w:ind w:left="360"/>
+        <w:rPr>
+          <w:rFonts w:ascii="Calibri" w:eastAsia="Calibri" w:hAnsi="Calibri" w:cs="Calibri"/>
+          <w:lang w:val="en-US"/>
+        </w:rPr>
+      </w:pPr>
+      <m:oMath>
+        <m:sSub>
+          <m:sSubPr>
+            <m:ctrlPr>
+              <w:rPr>
+                <w:rFonts w:ascii="Cambria Math" w:eastAsia="Calibri" w:hAnsi="Cambria Math" w:cs="Calibri"/>
+                <w:i/>
+                <w:lang w:val="en-US"/>
+              </w:rPr>
+            </m:ctrlPr>
+          </m:sSubPr>
+          <m:e>
+            <m:r>
+              <w:rPr>
+                <w:rFonts w:ascii="Cambria Math" w:eastAsia="Calibri" w:hAnsi="Cambria Math" w:cs="Calibri"/>
+                <w:lang w:val="en-US"/>
+              </w:rPr>
+              <m:t>H</m:t>
+            </m:r>
+          </m:e>
+          <m:sub>
+            <m:r>
+              <w:rPr>
+                <w:rFonts w:ascii="Cambria Math" w:eastAsia="Calibri" w:hAnsi="Cambria Math" w:cs="Calibri"/>
+                <w:lang w:val="en-US"/>
+              </w:rPr>
+              <m:t>t</m:t>
+            </m:r>
+          </m:sub>
+        </m:sSub>
+        <m:r>
+          <w:rPr>
+            <w:rFonts w:ascii="Cambria Math" w:eastAsia="Calibri" w:hAnsi="Cambria Math" w:cs="Calibri"/>
+            <w:lang w:val="en-US"/>
+          </w:rPr>
+          <m:t xml:space="preserve"> </m:t>
+        </m:r>
+        <m:sSub>
+          <m:sSubPr>
+            <m:ctrlPr>
+              <w:rPr>
+                <w:rFonts w:ascii="Cambria Math" w:eastAsia="Calibri" w:hAnsi="Cambria Math" w:cs="Calibri"/>
+                <w:i/>
+                <w:lang w:val="en-US"/>
+              </w:rPr>
+            </m:ctrlPr>
+          </m:sSubPr>
+          <m:e>
+            <m:r>
+              <w:rPr>
+                <w:rFonts w:ascii="Cambria Math" w:eastAsia="Calibri" w:hAnsi="Cambria Math" w:cs="Calibri"/>
+                <w:lang w:val="en-US"/>
+              </w:rPr>
+              <m:t>H</m:t>
+            </m:r>
+          </m:e>
+          <m:sub>
+            <m:r>
+              <w:rPr>
+                <w:rFonts w:ascii="Cambria Math" w:eastAsia="Calibri" w:hAnsi="Cambria Math" w:cs="Calibri"/>
+                <w:lang w:val="en-US"/>
+              </w:rPr>
+              <m:t>t-1</m:t>
+            </m:r>
+          </m:sub>
+        </m:sSub>
+        <m:r>
+          <w:rPr>
+            <w:rFonts w:ascii="Cambria Math" w:eastAsia="Calibri" w:hAnsi="Cambria Math" w:cs="Calibri"/>
+            <w:lang w:val="en-US"/>
+          </w:rPr>
+          <m:t>…</m:t>
+        </m:r>
+        <m:sSub>
+          <m:sSubPr>
+            <m:ctrlPr>
+              <w:rPr>
+                <w:rFonts w:ascii="Cambria Math" w:eastAsia="Calibri" w:hAnsi="Cambria Math" w:cs="Calibri"/>
+                <w:i/>
+                <w:lang w:val="en-US"/>
+              </w:rPr>
+            </m:ctrlPr>
+          </m:sSubPr>
+          <m:e>
+            <m:r>
+              <w:rPr>
+                <w:rFonts w:ascii="Cambria Math" w:eastAsia="Calibri" w:hAnsi="Cambria Math" w:cs="Calibri"/>
+                <w:lang w:val="en-US"/>
+              </w:rPr>
+              <m:t>H</m:t>
+            </m:r>
+          </m:e>
+          <m:sub>
+            <m:r>
+              <w:rPr>
+                <w:rFonts w:ascii="Cambria Math" w:eastAsia="Calibri" w:hAnsi="Cambria Math" w:cs="Calibri"/>
+                <w:lang w:val="en-US"/>
+              </w:rPr>
+              <m:t>1</m:t>
+            </m:r>
+          </m:sub>
+        </m:sSub>
+        <m:r>
+          <w:rPr>
+            <w:rFonts w:ascii="Cambria Math" w:eastAsia="Calibri" w:hAnsi="Cambria Math" w:cs="Calibri"/>
+            <w:lang w:val="en-US"/>
+          </w:rPr>
+          <m:t>A</m:t>
+        </m:r>
+        <m:r>
+          <w:rPr>
+            <w:rFonts w:ascii="Cambria Math" w:eastAsia="Calibri" w:hAnsi="Cambria Math" w:cs="Calibri"/>
+            <w:lang w:val="en-US"/>
+          </w:rPr>
+          <m:t>=</m:t>
+        </m:r>
+        <m:r>
+          <w:rPr>
+            <w:rFonts w:ascii="Cambria Math" w:eastAsia="Calibri" w:hAnsi="Cambria Math" w:cs="Calibri"/>
+            <w:lang w:val="en-US"/>
+          </w:rPr>
+          <m:t>R</m:t>
+        </m:r>
+      </m:oMath>
+      <w:r>
+        <w:rPr>
+          <w:rFonts w:ascii="Calibri" w:eastAsia="Calibri" w:hAnsi="Calibri" w:cs="Calibri"/>
+          <w:lang w:val="en-US"/>
+        </w:rPr>
+        <w:t xml:space="preserve"> =&gt; </w:t>
+      </w:r>
+    </w:p>
+    <w:p>
+      <w:pPr>
+        <w:ind w:left="360"/>
+        <w:rPr>
+          <w:rFonts w:ascii="Calibri" w:eastAsia="Calibri" w:hAnsi="Calibri" w:cs="Calibri"/>
+          <w:lang w:val="en-US"/>
+        </w:rPr>
+      </w:pPr>
+      <w:r>
+        <w:rPr>
+          <w:rFonts w:ascii="Calibri" w:eastAsia="Calibri" w:hAnsi="Calibri" w:cs="Calibri"/>
+          <w:lang w:val="en-US"/>
+        </w:rPr>
+        <w:t>HR = R (R = A in the beginning)</w:t>
+      </w:r>
+    </w:p>
+    <w:p>
+      <w:pPr>
+        <w:ind w:left="360"/>
+        <w:rPr>
+          <w:rFonts w:ascii="Calibri" w:eastAsia="Calibri" w:hAnsi="Calibri" w:cs="Calibri"/>
+          <w:lang w:val="en-US"/>
+        </w:rPr>
+      </w:pPr>
+      <w:r>
+        <w:rPr>
+          <w:rFonts w:ascii="Calibri" w:eastAsia="Calibri" w:hAnsi="Calibri" w:cs="Calibri"/>
+          <w:lang w:val="en-US"/>
+        </w:rPr>
+        <w:t>A = (H_1)^T * … * (H_t)^T * R</w:t>
+      </w:r>
+      <w:r>
+        <w:rPr>
+          <w:rFonts w:ascii="Calibri" w:eastAsia="Calibri" w:hAnsi="Calibri" w:cs="Calibri"/>
+          <w:lang w:val="en-US"/>
+        </w:rPr>
+        <w:t xml:space="preserve"> =&gt; Q = H_1 * … * H_t =&gt; </w:t>
+      </w:r>
+    </w:p>
+    <w:p>
+      <w:pPr>
+        <w:ind w:left="360"/>
+        <w:rPr>
+          <w:rFonts w:ascii="Calibri" w:eastAsia="Calibri" w:hAnsi="Calibri" w:cs="Calibri"/>
+          <w:lang w:val="en-US"/>
+        </w:rPr>
+      </w:pPr>
+      <w:r>
+        <w:rPr>
+          <w:rFonts w:ascii="Calibri" w:eastAsia="Calibri" w:hAnsi="Calibri" w:cs="Calibri"/>
+          <w:lang w:val="en-US"/>
+        </w:rPr>
+        <w:lastRenderedPageBreak/>
+        <w:t xml:space="preserve">Q = I in the beginning; </w:t>
+      </w:r>
+      <w:r>
+        <w:rPr>
+          <w:rFonts w:ascii="Calibri" w:eastAsia="Calibri" w:hAnsi="Calibri" w:cs="Calibri"/>
+          <w:lang w:val="en-US"/>
+        </w:rPr>
+        <w:t>Each time we apply a reflector to R:</w:t>
+      </w:r>
+      <w:r>
+        <w:rPr>
+          <w:rFonts w:ascii="Calibri" w:eastAsia="Calibri" w:hAnsi="Calibri" w:cs="Calibri"/>
+          <w:lang w:val="en-US"/>
+        </w:rPr>
+        <w:t xml:space="preserve"> R = R = HR we must also accumulate it int</w:t>
+      </w:r>
+      <w:r>
+        <w:rPr>
+          <w:rFonts w:ascii="Calibri" w:eastAsia="Calibri" w:hAnsi="Calibri" w:cs="Calibri"/>
+          <w:lang w:val="en-US"/>
+        </w:rPr>
+        <w:t>o</w:t>
+      </w:r>
+      <w:r>
+        <w:rPr>
+          <w:rFonts w:ascii="Calibri" w:eastAsia="Calibri" w:hAnsi="Calibri" w:cs="Calibri"/>
+          <w:lang w:val="en-US"/>
+        </w:rPr>
+        <w:t xml:space="preserve"> Q: Q = QH</w:t>
+      </w:r>
+      <w:r>
+        <w:rPr>
+          <w:rFonts w:ascii="Calibri" w:eastAsia="Calibri" w:hAnsi="Calibri" w:cs="Calibri"/>
+          <w:lang w:val="en-US"/>
+        </w:rPr>
+        <w:t>.</w:t>
+      </w:r>
+      <w:r>
+        <w:rPr>
+          <w:rFonts w:ascii="Calibri" w:eastAsia="Calibri" w:hAnsi="Calibri" w:cs="Calibri"/>
+          <w:lang w:val="en-US"/>
+        </w:rPr>
+        <w:t xml:space="preserve"> And Q starts just as a first reflector H (Q = IH = H), then we accumulate the rest</w:t>
+      </w:r>
+    </w:p>
+    <w:p>
+      <w:pPr>
+        <w:ind w:left="360"/>
+        <w:rPr>
+          <w:rFonts w:ascii="Calibri" w:eastAsia="Calibri" w:hAnsi="Calibri" w:cs="Calibri"/>
+          <w:lang w:val="en-US"/>
+        </w:rPr>
+      </w:pPr>
+      <w:r>
+        <w:rPr>
+          <w:rFonts w:ascii="Calibri" w:eastAsia="Calibri" w:hAnsi="Calibri" w:cs="Calibri"/>
+          <w:lang w:val="en-US"/>
+        </w:rPr>
+        <w:t>HR reflects rows of R, QH reflects cols of Q</w:t>
+      </w:r>
+      <w:r>
+        <w:rPr>
+          <w:rFonts w:ascii="Calibri" w:eastAsia="Calibri" w:hAnsi="Calibri" w:cs="Calibri"/>
+          <w:lang w:val="en-US"/>
+        </w:rPr>
+        <w:t>.</w:t>
+      </w:r>
+    </w:p>
+    <w:p>
+      <w:pPr>
+        <w:ind w:left="360"/>
+        <w:rPr>
+          <w:rFonts w:ascii="Calibri" w:eastAsia="Calibri" w:hAnsi="Calibri" w:cs="Calibri"/>
+          <w:lang w:val="en-US"/>
+        </w:rPr>
+      </w:pPr>
+    </w:p>
+    <w:p>
+      <w:pPr>
+        <w:ind w:left="360"/>
+        <w:rPr>
+          <w:rFonts w:ascii="Calibri" w:eastAsia="Calibri" w:hAnsi="Calibri" w:cs="Calibri"/>
+          <w:lang w:val="en-US"/>
+        </w:rPr>
+      </w:pPr>
+    </w:p>
+    <w:p>
+      <w:pPr>
+        <w:rPr>
+          <w:rFonts w:ascii="Calibri" w:eastAsia="Calibri" w:hAnsi="Calibri" w:cs="Calibri"/>
+          <w:lang w:val="en-US"/>
+        </w:rPr>
+      </w:pPr>
     </w:p>
     <w:sectPr>
       <w:pgSz w:w="11906" w:h="16838"/>
@@ -1706,11 +2795,11 @@
   <w:abstractNum w:abstractNumId="2" w15:restartNumberingAfterBreak="0">
     <w:nsid w:val="280F038D"/>
     <w:multiLevelType w:val="hybridMultilevel"/>
-    <w:tmpl w:val="70D6202C"/>
-    <w:lvl w:ilvl="0" w:tplc="A47A781C">
+    <w:tmpl w:val="FCD07942"/>
+    <w:lvl w:ilvl="0" w:tplc="0419000F">
       <w:start w:val="1"/>
       <w:numFmt w:val="decimal"/>
-      <w:lvlText w:val="%1)"/>
+      <w:lvlText w:val="%1."/>
       <w:lvlJc w:val="left"/>
       <w:pPr>
         <w:ind w:left="720" w:hanging="360"/>
@@ -1793,6 +2882,184 @@
     </w:lvl>
   </w:abstractNum>
   <w:abstractNum w:abstractNumId="3" w15:restartNumberingAfterBreak="0">
+    <w:nsid w:val="39C032AF"/>
+    <w:multiLevelType w:val="hybridMultilevel"/>
+    <w:tmpl w:val="2EF0FEF4"/>
+    <w:lvl w:ilvl="0" w:tplc="04190011">
+      <w:start w:val="1"/>
+      <w:numFmt w:val="decimal"/>
+      <w:lvlText w:val="%1)"/>
+      <w:lvlJc w:val="left"/>
+      <w:pPr>
+        <w:ind w:left="720" w:hanging="360"/>
+      </w:pPr>
+    </w:lvl>
+    <w:lvl w:ilvl="1" w:tplc="04190019">
+      <w:start w:val="1"/>
+      <w:numFmt w:val="lowerLetter"/>
+      <w:lvlText w:val="%2."/>
+      <w:lvlJc w:val="left"/>
+      <w:pPr>
+        <w:ind w:left="1440" w:hanging="360"/>
+      </w:pPr>
+    </w:lvl>
+    <w:lvl w:ilvl="2" w:tplc="0419001B" w:tentative="1">
+      <w:start w:val="1"/>
+      <w:numFmt w:val="lowerRoman"/>
+      <w:lvlText w:val="%3."/>
+      <w:lvlJc w:val="right"/>
+      <w:pPr>
+        <w:ind w:left="2160" w:hanging="180"/>
+      </w:pPr>
+    </w:lvl>
+    <w:lvl w:ilvl="3" w:tplc="0419000F" w:tentative="1">
+      <w:start w:val="1"/>
+      <w:numFmt w:val="decimal"/>
+      <w:lvlText w:val="%4."/>
+      <w:lvlJc w:val="left"/>
+      <w:pPr>
+        <w:ind w:left="2880" w:hanging="360"/>
+      </w:pPr>
+    </w:lvl>
+    <w:lvl w:ilvl="4" w:tplc="04190019" w:tentative="1">
+      <w:start w:val="1"/>
+      <w:numFmt w:val="lowerLetter"/>
+      <w:lvlText w:val="%5."/>
+      <w:lvlJc w:val="left"/>
+      <w:pPr>
+        <w:ind w:left="3600" w:hanging="360"/>
+      </w:pPr>
+    </w:lvl>
+    <w:lvl w:ilvl="5" w:tplc="0419001B" w:tentative="1">
+      <w:start w:val="1"/>
+      <w:numFmt w:val="lowerRoman"/>
+      <w:lvlText w:val="%6."/>
+      <w:lvlJc w:val="right"/>
+      <w:pPr>
+        <w:ind w:left="4320" w:hanging="180"/>
+      </w:pPr>
+    </w:lvl>
+    <w:lvl w:ilvl="6" w:tplc="0419000F" w:tentative="1">
+      <w:start w:val="1"/>
+      <w:numFmt w:val="decimal"/>
+      <w:lvlText w:val="%7."/>
+      <w:lvlJc w:val="left"/>
+      <w:pPr>
+        <w:ind w:left="5040" w:hanging="360"/>
+      </w:pPr>
+    </w:lvl>
+    <w:lvl w:ilvl="7" w:tplc="04190019" w:tentative="1">
+      <w:start w:val="1"/>
+      <w:numFmt w:val="lowerLetter"/>
+      <w:lvlText w:val="%8."/>
+      <w:lvlJc w:val="left"/>
+      <w:pPr>
+        <w:ind w:left="5760" w:hanging="360"/>
+      </w:pPr>
+    </w:lvl>
+    <w:lvl w:ilvl="8" w:tplc="0419001B" w:tentative="1">
+      <w:start w:val="1"/>
+      <w:numFmt w:val="lowerRoman"/>
+      <w:lvlText w:val="%9."/>
+      <w:lvlJc w:val="right"/>
+      <w:pPr>
+        <w:ind w:left="6480" w:hanging="180"/>
+      </w:pPr>
+    </w:lvl>
+  </w:abstractNum>
+  <w:abstractNum w:abstractNumId="4" w15:restartNumberingAfterBreak="0">
+    <w:nsid w:val="422D7340"/>
+    <w:multiLevelType w:val="hybridMultilevel"/>
+    <w:tmpl w:val="EF74FDD2"/>
+    <w:lvl w:ilvl="0" w:tplc="04190001">
+      <w:start w:val="1"/>
+      <w:numFmt w:val="bullet"/>
+      <w:lvlText w:val=""/>
+      <w:lvlJc w:val="left"/>
+      <w:pPr>
+        <w:ind w:left="720" w:hanging="360"/>
+      </w:pPr>
+      <w:rPr>
+        <w:rFonts w:ascii="Symbol" w:hAnsi="Symbol" w:hint="default"/>
+      </w:rPr>
+    </w:lvl>
+    <w:lvl w:ilvl="1" w:tplc="04190001">
+      <w:start w:val="1"/>
+      <w:numFmt w:val="bullet"/>
+      <w:lvlText w:val=""/>
+      <w:lvlJc w:val="left"/>
+      <w:pPr>
+        <w:ind w:left="1440" w:hanging="360"/>
+      </w:pPr>
+      <w:rPr>
+        <w:rFonts w:ascii="Symbol" w:hAnsi="Symbol" w:hint="default"/>
+      </w:rPr>
+    </w:lvl>
+    <w:lvl w:ilvl="2" w:tplc="0419001B" w:tentative="1">
+      <w:start w:val="1"/>
+      <w:numFmt w:val="lowerRoman"/>
+      <w:lvlText w:val="%3."/>
+      <w:lvlJc w:val="right"/>
+      <w:pPr>
+        <w:ind w:left="2160" w:hanging="180"/>
+      </w:pPr>
+    </w:lvl>
+    <w:lvl w:ilvl="3" w:tplc="0419000F" w:tentative="1">
+      <w:start w:val="1"/>
+      <w:numFmt w:val="decimal"/>
+      <w:lvlText w:val="%4."/>
+      <w:lvlJc w:val="left"/>
+      <w:pPr>
+        <w:ind w:left="2880" w:hanging="360"/>
+      </w:pPr>
+    </w:lvl>
+    <w:lvl w:ilvl="4" w:tplc="04190019" w:tentative="1">
+      <w:start w:val="1"/>
+      <w:numFmt w:val="lowerLetter"/>
+      <w:lvlText w:val="%5."/>
+      <w:lvlJc w:val="left"/>
+      <w:pPr>
+        <w:ind w:left="3600" w:hanging="360"/>
+      </w:pPr>
+    </w:lvl>
+    <w:lvl w:ilvl="5" w:tplc="0419001B" w:tentative="1">
+      <w:start w:val="1"/>
+      <w:numFmt w:val="lowerRoman"/>
+      <w:lvlText w:val="%6."/>
+      <w:lvlJc w:val="right"/>
+      <w:pPr>
+        <w:ind w:left="4320" w:hanging="180"/>
+      </w:pPr>
+    </w:lvl>
+    <w:lvl w:ilvl="6" w:tplc="0419000F" w:tentative="1">
+      <w:start w:val="1"/>
+      <w:numFmt w:val="decimal"/>
+      <w:lvlText w:val="%7."/>
+      <w:lvlJc w:val="left"/>
+      <w:pPr>
+        <w:ind w:left="5040" w:hanging="360"/>
+      </w:pPr>
+    </w:lvl>
+    <w:lvl w:ilvl="7" w:tplc="04190019" w:tentative="1">
+      <w:start w:val="1"/>
+      <w:numFmt w:val="lowerLetter"/>
+      <w:lvlText w:val="%8."/>
+      <w:lvlJc w:val="left"/>
+      <w:pPr>
+        <w:ind w:left="5760" w:hanging="360"/>
+      </w:pPr>
+    </w:lvl>
+    <w:lvl w:ilvl="8" w:tplc="0419001B" w:tentative="1">
+      <w:start w:val="1"/>
+      <w:numFmt w:val="lowerRoman"/>
+      <w:lvlText w:val="%9."/>
+      <w:lvlJc w:val="right"/>
+      <w:pPr>
+        <w:ind w:left="6480" w:hanging="180"/>
+      </w:pPr>
+    </w:lvl>
+  </w:abstractNum>
+  <w:abstractNum w:abstractNumId="5" w15:restartNumberingAfterBreak="0">
     <w:nsid w:val="5D35017E"/>
     <w:multiLevelType w:val="multilevel"/>
     <w:tmpl w:val="7B90ACEA"/>
@@ -1843,7 +3110,7 @@
       <w:lvlJc w:val="left"/>
     </w:lvl>
   </w:abstractNum>
-  <w:abstractNum w:abstractNumId="4" w15:restartNumberingAfterBreak="0">
+  <w:abstractNum w:abstractNumId="6" w15:restartNumberingAfterBreak="0">
     <w:nsid w:val="74251226"/>
     <w:multiLevelType w:val="multilevel"/>
     <w:tmpl w:val="0B7E1F5E"/>
@@ -1894,7 +3161,7 @@
       <w:lvlJc w:val="left"/>
     </w:lvl>
   </w:abstractNum>
-  <w:abstractNum w:abstractNumId="5" w15:restartNumberingAfterBreak="0">
+  <w:abstractNum w:abstractNumId="7" w15:restartNumberingAfterBreak="0">
     <w:nsid w:val="7AEA30AC"/>
     <w:multiLevelType w:val="multilevel"/>
     <w:tmpl w:val="569C0E88"/>
@@ -1999,23 +3266,121 @@
       </w:rPr>
     </w:lvl>
   </w:abstractNum>
+  <w:abstractNum w:abstractNumId="8" w15:restartNumberingAfterBreak="0">
+    <w:nsid w:val="7E392150"/>
+    <w:multiLevelType w:val="hybridMultilevel"/>
+    <w:tmpl w:val="A87E5A54"/>
+    <w:lvl w:ilvl="0" w:tplc="04190011">
+      <w:start w:val="1"/>
+      <w:numFmt w:val="decimal"/>
+      <w:lvlText w:val="%1)"/>
+      <w:lvlJc w:val="left"/>
+      <w:pPr>
+        <w:ind w:left="720" w:hanging="360"/>
+      </w:pPr>
+      <w:rPr>
+        <w:rFonts w:hint="default"/>
+      </w:rPr>
+    </w:lvl>
+    <w:lvl w:ilvl="1" w:tplc="FFFFFFFF">
+      <w:start w:val="1"/>
+      <w:numFmt w:val="lowerLetter"/>
+      <w:lvlText w:val="%2."/>
+      <w:lvlJc w:val="left"/>
+      <w:pPr>
+        <w:ind w:left="1440" w:hanging="360"/>
+      </w:pPr>
+    </w:lvl>
+    <w:lvl w:ilvl="2" w:tplc="FFFFFFFF" w:tentative="1">
+      <w:start w:val="1"/>
+      <w:numFmt w:val="lowerRoman"/>
+      <w:lvlText w:val="%3."/>
+      <w:lvlJc w:val="right"/>
+      <w:pPr>
+        <w:ind w:left="2160" w:hanging="180"/>
+      </w:pPr>
+    </w:lvl>
+    <w:lvl w:ilvl="3" w:tplc="FFFFFFFF" w:tentative="1">
+      <w:start w:val="1"/>
+      <w:numFmt w:val="decimal"/>
+      <w:lvlText w:val="%4."/>
+      <w:lvlJc w:val="left"/>
+      <w:pPr>
+        <w:ind w:left="2880" w:hanging="360"/>
+      </w:pPr>
+    </w:lvl>
+    <w:lvl w:ilvl="4" w:tplc="FFFFFFFF" w:tentative="1">
+      <w:start w:val="1"/>
+      <w:numFmt w:val="lowerLetter"/>
+      <w:lvlText w:val="%5."/>
+      <w:lvlJc w:val="left"/>
+      <w:pPr>
+        <w:ind w:left="3600" w:hanging="360"/>
+      </w:pPr>
+    </w:lvl>
+    <w:lvl w:ilvl="5" w:tplc="FFFFFFFF" w:tentative="1">
+      <w:start w:val="1"/>
+      <w:numFmt w:val="lowerRoman"/>
+      <w:lvlText w:val="%6."/>
+      <w:lvlJc w:val="right"/>
+      <w:pPr>
+        <w:ind w:left="4320" w:hanging="180"/>
+      </w:pPr>
+    </w:lvl>
+    <w:lvl w:ilvl="6" w:tplc="FFFFFFFF" w:tentative="1">
+      <w:start w:val="1"/>
+      <w:numFmt w:val="decimal"/>
+      <w:lvlText w:val="%7."/>
+      <w:lvlJc w:val="left"/>
+      <w:pPr>
+        <w:ind w:left="5040" w:hanging="360"/>
+      </w:pPr>
+    </w:lvl>
+    <w:lvl w:ilvl="7" w:tplc="FFFFFFFF" w:tentative="1">
+      <w:start w:val="1"/>
+      <w:numFmt w:val="lowerLetter"/>
+      <w:lvlText w:val="%8."/>
+      <w:lvlJc w:val="left"/>
+      <w:pPr>
+        <w:ind w:left="5760" w:hanging="360"/>
+      </w:pPr>
+    </w:lvl>
+    <w:lvl w:ilvl="8" w:tplc="FFFFFFFF" w:tentative="1">
+      <w:start w:val="1"/>
+      <w:numFmt w:val="lowerRoman"/>
+      <w:lvlText w:val="%9."/>
+      <w:lvlJc w:val="right"/>
+      <w:pPr>
+        <w:ind w:left="6480" w:hanging="180"/>
+      </w:pPr>
+    </w:lvl>
+  </w:abstractNum>
   <w:num w:numId="1" w16cid:durableId="959409673">
     <w:abstractNumId w:val="0"/>
   </w:num>
   <w:num w:numId="2" w16cid:durableId="1233925770">
-    <w:abstractNumId w:val="4"/>
+    <w:abstractNumId w:val="6"/>
   </w:num>
   <w:num w:numId="3" w16cid:durableId="1659844866">
     <w:abstractNumId w:val="1"/>
   </w:num>
   <w:num w:numId="4" w16cid:durableId="2087606603">
-    <w:abstractNumId w:val="3"/>
+    <w:abstractNumId w:val="5"/>
   </w:num>
   <w:num w:numId="5" w16cid:durableId="650016078">
-    <w:abstractNumId w:val="5"/>
+    <w:abstractNumId w:val="7"/>
   </w:num>
   <w:num w:numId="6" w16cid:durableId="1807314512">
     <w:abstractNumId w:val="2"/>
+  </w:num>
+  <w:num w:numId="7" w16cid:durableId="1742560169">
+    <w:abstractNumId w:val="3"/>
+  </w:num>
+  <w:num w:numId="8" w16cid:durableId="1273125808">
+    <w:abstractNumId w:val="4"/>
+  </w:num>
+  <w:num w:numId="9" w16cid:durableId="1111822338">
+    <w:abstractNumId w:val="8"/>
   </w:num>
 </w:numbering>
 </file>
@@ -2420,6 +3785,7 @@
   <w:style w:type="paragraph" w:default="1" w:styleId="a">
     <w:name w:val="Normal"/>
     <w:qFormat/>
+    <w:rsid w:val="001034A8"/>
   </w:style>
   <w:style w:type="character" w:default="1" w:styleId="a0">
     <w:name w:val="Default Paragraph Font"/>
@@ -2487,6 +3853,16 @@
       <w:ind w:left="720"/>
       <w:contextualSpacing/>
     </w:pPr>
+  </w:style>
+  <w:style w:type="character" w:styleId="a4">
+    <w:name w:val="Placeholder Text"/>
+    <w:basedOn w:val="a0"/>
+    <w:uiPriority w:val="99"/>
+    <w:semiHidden/>
+    <w:rsid w:val="001034A8"/>
+    <w:rPr>
+      <w:color w:val="666666"/>
+    </w:rPr>
   </w:style>
 </w:styles>
 </file>

--- a/System of linear equations/SofLU-doc.docx
+++ b/System of linear equations/SofLU-doc.docx
@@ -1,17 +1,17 @@
 
 <file path=word/document.xml><?xml version="1.0" encoding="utf-8"?>
-<w:document xmlns:wpc="http://schemas.microsoft.com/office/word/2010/wordprocessingCanvas" xmlns:cx="http://schemas.microsoft.com/office/drawing/2014/chartex" xmlns:cx1="http://schemas.microsoft.com/office/drawing/2015/9/8/chartex" xmlns:cx2="http://schemas.microsoft.com/office/drawing/2015/10/21/chartex" xmlns:cx3="http://schemas.microsoft.com/office/drawing/2016/5/9/chartex" xmlns:cx4="http://schemas.microsoft.com/office/drawing/2016/5/10/chartex" xmlns:cx5="http://schemas.microsoft.com/office/drawing/2016/5/11/chartex" xmlns:cx6="http://schemas.microsoft.com/office/drawing/2016/5/12/chartex" xmlns:cx7="http://schemas.microsoft.com/office/drawing/2016/5/13/chartex" xmlns:cx8="http://schemas.microsoft.com/office/drawing/2016/5/14/chartex" xmlns:mc="http://schemas.openxmlformats.org/markup-compatibility/2006" xmlns:aink="http://schemas.microsoft.com/office/drawing/2016/ink" xmlns:am3d="http://schemas.microsoft.com/office/drawing/2017/model3d" xmlns:o="urn:schemas-microsoft-com:office:office" xmlns:oel="http://schemas.microsoft.com/office/2019/extlst" xmlns:r="http://schemas.openxmlformats.org/officeDocument/2006/relationships" xmlns:m="http://schemas.openxmlformats.org/officeDocument/2006/math" xmlns:v="urn:schemas-microsoft-com:vml" xmlns:wp14="http://schemas.microsoft.com/office/word/2010/wordprocessingDrawing" xmlns:wp="http://schemas.openxmlformats.org/drawingml/2006/wordprocessingDrawing" xmlns:w10="urn:schemas-microsoft-com:office:word" xmlns:w="http://schemas.openxmlformats.org/wordprocessingml/2006/main" xmlns:w14="http://schemas.microsoft.com/office/word/2010/wordml" xmlns:w15="http://schemas.microsoft.com/office/word/2012/wordml" xmlns:w16cex="http://schemas.microsoft.com/office/word/2018/wordml/cex" xmlns:w16cid="http://schemas.microsoft.com/office/word/2016/wordml/cid" xmlns:w16="http://schemas.microsoft.com/office/word/2018/wordml" xmlns:w16du="http://schemas.microsoft.com/office/word/2023/wordml/word16du" xmlns:w16sdtdh="http://schemas.microsoft.com/office/word/2020/wordml/sdtdatahash" xmlns:w16sdtfl="http://schemas.microsoft.com/office/word/2024/wordml/sdtformatlock" xmlns:w16se="http://schemas.microsoft.com/office/word/2015/wordml/symex" xmlns:wpg="http://schemas.microsoft.com/office/word/2010/wordprocessingGroup" xmlns:wpi="http://schemas.microsoft.com/office/word/2010/wordprocessingInk" xmlns:wne="http://schemas.microsoft.com/office/word/2006/wordml" xmlns:wps="http://schemas.microsoft.com/office/word/2010/wordprocessingShape" mc:Ignorable="w14 w15 w16se w16cid w16 w16cex w16sdtdh w16sdtfl w16du wp14">
+<w:document xmlns:wpc="http://schemas.microsoft.com/office/word/2010/wordprocessingCanvas" xmlns:cx="http://schemas.microsoft.com/office/drawing/2014/chartex" xmlns:cx1="http://schemas.microsoft.com/office/drawing/2015/9/8/chartex" xmlns:cx2="http://schemas.microsoft.com/office/drawing/2015/10/21/chartex" xmlns:cx3="http://schemas.microsoft.com/office/drawing/2016/5/9/chartex" xmlns:cx4="http://schemas.microsoft.com/office/drawing/2016/5/10/chartex" xmlns:cx5="http://schemas.microsoft.com/office/drawing/2016/5/11/chartex" xmlns:cx6="http://schemas.microsoft.com/office/drawing/2016/5/12/chartex" xmlns:cx7="http://schemas.microsoft.com/office/drawing/2016/5/13/chartex" xmlns:cx8="http://schemas.microsoft.com/office/drawing/2016/5/14/chartex" xmlns:mc="http://schemas.openxmlformats.org/markup-compatibility/2006" xmlns:aink="http://schemas.microsoft.com/office/drawing/2016/ink" xmlns:am3d="http://schemas.microsoft.com/office/drawing/2017/model3d" xmlns:o="urn:schemas-microsoft-com:office:office" xmlns:oel="http://schemas.microsoft.com/office/2019/extlst" xmlns:r="http://schemas.openxmlformats.org/officeDocument/2006/relationships" xmlns:m="http://schemas.openxmlformats.org/officeDocument/2006/math" xmlns:v="urn:schemas-microsoft-com:vml" xmlns:wp14="http://schemas.microsoft.com/office/word/2010/wordprocessingDrawing" xmlns:wp="http://schemas.openxmlformats.org/drawingml/2006/wordprocessingDrawing" xmlns:w10="urn:schemas-microsoft-com:office:word" xmlns:w="http://schemas.openxmlformats.org/wordprocessingml/2006/main" xmlns:w14="http://schemas.microsoft.com/office/word/2010/wordml" xmlns:w15="http://schemas.microsoft.com/office/word/2012/wordml" xmlns:w16cex="http://schemas.microsoft.com/office/word/2018/wordml/cex" xmlns:w16cid="http://schemas.microsoft.com/office/word/2016/wordml/cid" xmlns:w16="http://schemas.microsoft.com/office/word/2018/wordml" xmlns:w16du="http://schemas.microsoft.com/office/word/2023/wordml/word16du" xmlns:w16sdtdh="http://schemas.microsoft.com/office/word/2020/wordml/sdtdatahash" xmlns:w16sdtfl="http://schemas.microsoft.com/office/word/2024/wordml/sdtformatlock" xmlns:w16se="http://schemas.microsoft.com/office/word/2015/wordml/symex" xmlns:wpg="http://schemas.microsoft.com/office/word/2010/wordprocessingGroup" xmlns:wpi="http://schemas.microsoft.com/office/word/2010/wordprocessingInk" xmlns:wne="http://schemas.microsoft.com/office/word/2006/wordml" xmlns:wps="http://schemas.microsoft.com/office/word/2010/wordprocessingShape" xmlns:a="http://schemas.openxmlformats.org/drawingml/2006/main" xmlns:pic="http://schemas.openxmlformats.org/drawingml/2006/picture" xmlns:a14="http://schemas.microsoft.com/office/drawing/2010/main" mc:Ignorable="w14 w15 w16se w16cid w16 w16cex w16sdtdh w16sdtfl w16du wp14">
   <w:body>
     <w:p>
       <w:pPr>
         <w:rPr>
-          <w:rFonts w:ascii="Calibri" w:eastAsia="Calibri" w:hAnsi="Calibri" w:cs="Calibri"/>
-          <w:lang w:val="en-US"/>
-        </w:rPr>
-      </w:pPr>
-      <w:r>
-        <w:rPr>
-          <w:rFonts w:ascii="Calibri" w:eastAsia="Calibri" w:hAnsi="Calibri" w:cs="Calibri"/>
+          <w:rFonts w:ascii="Calibri" w:hAnsi="Calibri" w:eastAsia="Calibri" w:cs="Calibri"/>
+          <w:lang w:val="en-US"/>
+        </w:rPr>
+      </w:pPr>
+      <w:r>
+        <w:rPr>
+          <w:rFonts w:ascii="Calibri" w:hAnsi="Calibri" w:eastAsia="Calibri" w:cs="Calibri"/>
           <w:lang w:val="en-US"/>
         </w:rPr>
         <w:t>Numerical Analysis</w:t>
@@ -20,13 +20,13 @@
     <w:p>
       <w:pPr>
         <w:rPr>
-          <w:rFonts w:ascii="Calibri" w:eastAsia="Calibri" w:hAnsi="Calibri" w:cs="Calibri"/>
-          <w:lang w:val="en-US"/>
-        </w:rPr>
-      </w:pPr>
-      <w:r>
-        <w:rPr>
-          <w:rFonts w:ascii="Calibri" w:eastAsia="Calibri" w:hAnsi="Calibri" w:cs="Calibri"/>
+          <w:rFonts w:ascii="Calibri" w:hAnsi="Calibri" w:eastAsia="Calibri" w:cs="Calibri"/>
+          <w:lang w:val="en-US"/>
+        </w:rPr>
+      </w:pPr>
+      <w:r>
+        <w:rPr>
+          <w:rFonts w:ascii="Calibri" w:hAnsi="Calibri" w:eastAsia="Calibri" w:cs="Calibri"/>
           <w:lang w:val="en-US"/>
         </w:rPr>
         <w:t>Task 2. Linear algebraic systems</w:t>
@@ -40,13 +40,13 @@
         </w:numPr>
         <w:ind w:left="360" w:hanging="360"/>
         <w:rPr>
-          <w:rFonts w:ascii="Calibri" w:eastAsia="Calibri" w:hAnsi="Calibri" w:cs="Calibri"/>
-          <w:lang w:val="en-US"/>
-        </w:rPr>
-      </w:pPr>
-      <w:r>
-        <w:rPr>
-          <w:rFonts w:ascii="Calibri" w:eastAsia="Calibri" w:hAnsi="Calibri" w:cs="Calibri"/>
+          <w:rFonts w:ascii="Calibri" w:hAnsi="Calibri" w:eastAsia="Calibri" w:cs="Calibri"/>
+          <w:lang w:val="en-US"/>
+        </w:rPr>
+      </w:pPr>
+      <w:r>
+        <w:rPr>
+          <w:rFonts w:ascii="Calibri" w:hAnsi="Calibri" w:eastAsia="Calibri" w:cs="Calibri"/>
           <w:lang w:val="en-US"/>
         </w:rPr>
         <w:t>LU-decomposition of matrix X by partial pivoting of rows (max column elem; permutate rows).</w:t>
@@ -56,31 +56,43 @@
       <w:pPr>
         <w:ind w:left="360"/>
         <w:rPr>
-          <w:rFonts w:ascii="Calibri" w:eastAsia="Calibri" w:hAnsi="Calibri" w:cs="Calibri"/>
-          <w:lang w:val="en-US"/>
-        </w:rPr>
-      </w:pPr>
-      <w:r>
-        <w:rPr>
-          <w:rFonts w:ascii="Calibri" w:eastAsia="Calibri" w:hAnsi="Calibri" w:cs="Calibri"/>
+          <w:rFonts w:ascii="Calibri" w:hAnsi="Calibri" w:eastAsia="Calibri" w:cs="Calibri"/>
+          <w:lang w:val="en-US"/>
+        </w:rPr>
+      </w:pPr>
+      <w:r>
+        <w:rPr>
+          <w:rFonts w:ascii="Calibri" w:hAnsi="Calibri" w:eastAsia="Calibri" w:cs="Calibri"/>
           <w:lang w:val="en-US"/>
         </w:rPr>
         <w:t>If A [n x m], LU-decomposition via partial pivot is done column by column, but elimination can be done only while:</w:t>
       </w:r>
       <w:r>
         <w:rPr>
-          <w:rFonts w:ascii="Calibri" w:eastAsia="Calibri" w:hAnsi="Calibri" w:cs="Calibri"/>
+          <w:rFonts w:ascii="Calibri" w:hAnsi="Calibri" w:eastAsia="Calibri" w:cs="Calibri"/>
           <w:lang w:val="en-US"/>
         </w:rPr>
         <w:br/>
+      </w:r>
+      <w:r>
+        <w:rPr>
+          <w:rFonts w:ascii="Calibri" w:hAnsi="Calibri" w:eastAsia="Calibri" w:cs="Calibri"/>
+          <w:lang w:val="en-US"/>
+        </w:rPr>
         <w:t xml:space="preserve">       there are columns left  (i &lt; m)</w:t>
       </w:r>
       <w:r>
         <w:rPr>
-          <w:rFonts w:ascii="Calibri" w:eastAsia="Calibri" w:hAnsi="Calibri" w:cs="Calibri"/>
+          <w:rFonts w:ascii="Calibri" w:hAnsi="Calibri" w:eastAsia="Calibri" w:cs="Calibri"/>
           <w:lang w:val="en-US"/>
         </w:rPr>
         <w:br/>
+      </w:r>
+      <w:r>
+        <w:rPr>
+          <w:rFonts w:ascii="Calibri" w:hAnsi="Calibri" w:eastAsia="Calibri" w:cs="Calibri"/>
+          <w:lang w:val="en-US"/>
+        </w:rPr>
         <w:t xml:space="preserve">       there are rows below to eliminate (i &lt; n)</w:t>
       </w:r>
     </w:p>
@@ -88,13 +100,13 @@
       <w:pPr>
         <w:ind w:left="360"/>
         <w:rPr>
-          <w:rFonts w:ascii="Calibri" w:eastAsia="Calibri" w:hAnsi="Calibri" w:cs="Calibri"/>
-          <w:lang w:val="en-US"/>
-        </w:rPr>
-      </w:pPr>
-      <w:r>
-        <w:rPr>
-          <w:rFonts w:ascii="Calibri" w:eastAsia="Calibri" w:hAnsi="Calibri" w:cs="Calibri"/>
+          <w:rFonts w:ascii="Calibri" w:hAnsi="Calibri" w:eastAsia="Calibri" w:cs="Calibri"/>
+          <w:lang w:val="en-US"/>
+        </w:rPr>
+      </w:pPr>
+      <w:r>
+        <w:rPr>
+          <w:rFonts w:ascii="Calibri" w:hAnsi="Calibri" w:eastAsia="Calibri" w:cs="Calibri"/>
           <w:lang w:val="en-US"/>
         </w:rPr>
         <w:t>So, the max number of meaningful iterations is min(n ,m).</w:t>
@@ -108,78 +120,78 @@
         </w:numPr>
         <w:ind w:left="720" w:hanging="360"/>
         <w:rPr>
-          <w:rFonts w:ascii="Calibri" w:eastAsia="Calibri" w:hAnsi="Calibri" w:cs="Calibri"/>
-          <w:lang w:val="en-US"/>
-        </w:rPr>
-      </w:pPr>
-      <w:r>
-        <w:rPr>
-          <w:rFonts w:ascii="Calibri" w:eastAsia="Calibri" w:hAnsi="Calibri" w:cs="Calibri"/>
+          <w:rFonts w:ascii="Calibri" w:hAnsi="Calibri" w:eastAsia="Calibri" w:cs="Calibri"/>
+          <w:lang w:val="en-US"/>
+        </w:rPr>
+      </w:pPr>
+      <w:r>
+        <w:rPr>
+          <w:rFonts w:ascii="Calibri" w:hAnsi="Calibri" w:eastAsia="Calibri" w:cs="Calibri"/>
           <w:lang w:val="en-US"/>
         </w:rPr>
         <w:t>det(A) = (det(L)*det(U))/det(P); det(L) = 1, det(U) = {</w:t>
       </w:r>
       <w:r>
         <w:rPr>
-          <w:rFonts w:ascii="Calibri" w:eastAsia="Calibri" w:hAnsi="Calibri" w:cs="Calibri"/>
+          <w:rFonts w:ascii="Calibri" w:hAnsi="Calibri" w:eastAsia="Calibri" w:cs="Calibri"/>
         </w:rPr>
         <w:t>произведение</w:t>
       </w:r>
       <w:r>
         <w:rPr>
-          <w:rFonts w:ascii="Calibri" w:eastAsia="Calibri" w:hAnsi="Calibri" w:cs="Calibri"/>
+          <w:rFonts w:ascii="Calibri" w:hAnsi="Calibri" w:eastAsia="Calibri" w:cs="Calibri"/>
           <w:lang w:val="en-US"/>
         </w:rPr>
         <w:t xml:space="preserve"> </w:t>
       </w:r>
       <w:r>
         <w:rPr>
-          <w:rFonts w:ascii="Calibri" w:eastAsia="Calibri" w:hAnsi="Calibri" w:cs="Calibri"/>
+          <w:rFonts w:ascii="Calibri" w:hAnsi="Calibri" w:eastAsia="Calibri" w:cs="Calibri"/>
         </w:rPr>
         <w:t>элементов</w:t>
       </w:r>
       <w:r>
         <w:rPr>
-          <w:rFonts w:ascii="Calibri" w:eastAsia="Calibri" w:hAnsi="Calibri" w:cs="Calibri"/>
+          <w:rFonts w:ascii="Calibri" w:hAnsi="Calibri" w:eastAsia="Calibri" w:cs="Calibri"/>
           <w:lang w:val="en-US"/>
         </w:rPr>
         <w:t xml:space="preserve"> </w:t>
       </w:r>
       <w:r>
         <w:rPr>
-          <w:rFonts w:ascii="Calibri" w:eastAsia="Calibri" w:hAnsi="Calibri" w:cs="Calibri"/>
+          <w:rFonts w:ascii="Calibri" w:hAnsi="Calibri" w:eastAsia="Calibri" w:cs="Calibri"/>
         </w:rPr>
         <w:t>главной</w:t>
       </w:r>
       <w:r>
         <w:rPr>
-          <w:rFonts w:ascii="Calibri" w:eastAsia="Calibri" w:hAnsi="Calibri" w:cs="Calibri"/>
+          <w:rFonts w:ascii="Calibri" w:hAnsi="Calibri" w:eastAsia="Calibri" w:cs="Calibri"/>
           <w:lang w:val="en-US"/>
         </w:rPr>
         <w:t xml:space="preserve"> </w:t>
       </w:r>
       <w:r>
         <w:rPr>
-          <w:rFonts w:ascii="Calibri" w:eastAsia="Calibri" w:hAnsi="Calibri" w:cs="Calibri"/>
+          <w:rFonts w:ascii="Calibri" w:hAnsi="Calibri" w:eastAsia="Calibri" w:cs="Calibri"/>
         </w:rPr>
         <w:t>диагонали</w:t>
       </w:r>
       <w:r>
         <w:rPr>
-          <w:rFonts w:ascii="Calibri" w:eastAsia="Calibri" w:hAnsi="Calibri" w:cs="Calibri"/>
+          <w:rFonts w:ascii="Calibri" w:hAnsi="Calibri" w:eastAsia="Calibri" w:cs="Calibri"/>
           <w:lang w:val="en-US"/>
         </w:rPr>
         <w:t xml:space="preserve">} =&gt; det(A) = </w:t>
       </w:r>
       <w:r>
         <w:rPr>
-          <w:rFonts w:ascii="Calibri" w:eastAsia="Calibri" w:hAnsi="Calibri" w:cs="Calibri"/>
+          <w:rFonts w:ascii="Calibri" w:hAnsi="Calibri" w:eastAsia="Calibri" w:cs="Calibri"/>
         </w:rPr>
         <w:t>П</w:t>
       </w:r>
       <w:r>
         <w:rPr>
-          <w:rFonts w:ascii="Calibri" w:eastAsia="Calibri" w:hAnsi="Calibri" w:cs="Calibri"/>
+          <w:rFonts w:ascii="Calibri" w:hAnsi="Calibri" w:eastAsia="Calibri" w:cs="Calibri"/>
           <w:lang w:val="en-US"/>
         </w:rPr>
         <w:t>(u_ii)/det(P); det(P) = (-1)^s;    s = 1 if the number of swaps in the permuation matrix P was even, s = -1 — uneven.</w:t>
@@ -193,13 +205,13 @@
         </w:numPr>
         <w:ind w:left="720" w:hanging="360"/>
         <w:rPr>
-          <w:rFonts w:ascii="Calibri" w:eastAsia="Calibri" w:hAnsi="Calibri" w:cs="Calibri"/>
-          <w:lang w:val="en-US"/>
-        </w:rPr>
-      </w:pPr>
-      <w:r>
-        <w:rPr>
-          <w:rFonts w:ascii="Calibri" w:eastAsia="Calibri" w:hAnsi="Calibri" w:cs="Calibri"/>
+          <w:rFonts w:ascii="Calibri" w:hAnsi="Calibri" w:eastAsia="Calibri" w:cs="Calibri"/>
+          <w:lang w:val="en-US"/>
+        </w:rPr>
+      </w:pPr>
+      <w:r>
+        <w:rPr>
+          <w:rFonts w:ascii="Calibri" w:hAnsi="Calibri" w:eastAsia="Calibri" w:cs="Calibri"/>
           <w:lang w:val="en-US"/>
         </w:rPr>
         <w:t xml:space="preserve">PA = LU =&gt; </w:t>
@@ -209,13 +221,13 @@
       <w:pPr>
         <w:ind w:left="720"/>
         <w:rPr>
-          <w:rFonts w:ascii="Calibri" w:eastAsia="Calibri" w:hAnsi="Calibri" w:cs="Calibri"/>
-          <w:lang w:val="en-US"/>
-        </w:rPr>
-      </w:pPr>
-      <w:r>
-        <w:rPr>
-          <w:rFonts w:ascii="Calibri" w:eastAsia="Calibri" w:hAnsi="Calibri" w:cs="Calibri"/>
+          <w:rFonts w:ascii="Calibri" w:hAnsi="Calibri" w:eastAsia="Calibri" w:cs="Calibri"/>
+          <w:lang w:val="en-US"/>
+        </w:rPr>
+      </w:pPr>
+      <w:r>
+        <w:rPr>
+          <w:rFonts w:ascii="Calibri" w:hAnsi="Calibri" w:eastAsia="Calibri" w:cs="Calibri"/>
           <w:lang w:val="en-US"/>
         </w:rPr>
         <w:t xml:space="preserve">A = P^-1 * L* U =&gt; </w:t>
@@ -225,13 +237,13 @@
       <w:pPr>
         <w:ind w:left="720"/>
         <w:rPr>
-          <w:rFonts w:ascii="Calibri" w:eastAsia="Calibri" w:hAnsi="Calibri" w:cs="Calibri"/>
-          <w:lang w:val="en-US"/>
-        </w:rPr>
-      </w:pPr>
-      <w:r>
-        <w:rPr>
-          <w:rFonts w:ascii="Calibri" w:eastAsia="Calibri" w:hAnsi="Calibri" w:cs="Calibri"/>
+          <w:rFonts w:ascii="Calibri" w:hAnsi="Calibri" w:eastAsia="Calibri" w:cs="Calibri"/>
+          <w:lang w:val="en-US"/>
+        </w:rPr>
+      </w:pPr>
+      <w:r>
+        <w:rPr>
+          <w:rFonts w:ascii="Calibri" w:hAnsi="Calibri" w:eastAsia="Calibri" w:cs="Calibri"/>
           <w:lang w:val="en-US"/>
         </w:rPr>
         <w:t xml:space="preserve">P^T * L * U =&gt; A^-1 = (P^T * L * U)^-1 =&gt; </w:t>
@@ -241,20 +253,20 @@
       <w:pPr>
         <w:ind w:left="720"/>
         <w:rPr>
-          <w:rFonts w:ascii="Calibri" w:eastAsia="Calibri" w:hAnsi="Calibri" w:cs="Calibri"/>
-          <w:lang w:val="en-US"/>
-        </w:rPr>
-      </w:pPr>
-      <w:r>
-        <w:rPr>
-          <w:rFonts w:ascii="Calibri" w:eastAsia="Calibri" w:hAnsi="Calibri" w:cs="Calibri"/>
+          <w:rFonts w:ascii="Calibri" w:hAnsi="Calibri" w:eastAsia="Calibri" w:cs="Calibri"/>
+          <w:lang w:val="en-US"/>
+        </w:rPr>
+      </w:pPr>
+      <w:r>
+        <w:rPr>
+          <w:rFonts w:ascii="Calibri" w:hAnsi="Calibri" w:eastAsia="Calibri" w:cs="Calibri"/>
           <w:lang w:val="en-US"/>
         </w:rPr>
         <w:t>A^-1 = U^-1 * L^-1 * P</w:t>
       </w:r>
       <w:r>
         <w:rPr>
-          <w:rFonts w:ascii="Calibri" w:eastAsia="Calibri" w:hAnsi="Calibri" w:cs="Calibri"/>
+          <w:rFonts w:ascii="Calibri" w:hAnsi="Calibri" w:eastAsia="Calibri" w:cs="Calibri"/>
           <w:lang w:val="en-US"/>
         </w:rPr>
         <w:t>.</w:t>
@@ -264,20 +276,20 @@
       <w:pPr>
         <w:ind w:left="720"/>
         <w:rPr>
-          <w:rFonts w:ascii="Calibri" w:eastAsia="Calibri" w:hAnsi="Calibri" w:cs="Calibri"/>
-          <w:lang w:val="en-US"/>
-        </w:rPr>
-      </w:pPr>
-      <w:r>
-        <w:rPr>
-          <w:rFonts w:ascii="Calibri" w:eastAsia="Calibri" w:hAnsi="Calibri" w:cs="Calibri"/>
+          <w:rFonts w:ascii="Calibri" w:hAnsi="Calibri" w:eastAsia="Calibri" w:cs="Calibri"/>
+          <w:lang w:val="en-US"/>
+        </w:rPr>
+      </w:pPr>
+      <w:r>
+        <w:rPr>
+          <w:rFonts w:ascii="Calibri" w:hAnsi="Calibri" w:eastAsia="Calibri" w:cs="Calibri"/>
           <w:lang w:val="en-US"/>
         </w:rPr>
         <w:t xml:space="preserve">We don't explicitly solve U^-1 and L^-1 instead we solve it with forward substitution for Ly = PE_i and backward substitution Ux = y. The vector x is an i-th column of A^-1 </w:t>
       </w:r>
       <w:r>
         <w:rPr>
-          <w:rFonts w:ascii="Calibri" w:eastAsia="Calibri" w:hAnsi="Calibri" w:cs="Calibri"/>
+          <w:rFonts w:ascii="Calibri" w:hAnsi="Calibri" w:eastAsia="Calibri" w:cs="Calibri"/>
           <w:lang w:val="en-US"/>
         </w:rPr>
         <w:t>.</w:t>
@@ -287,20 +299,20 @@
       <w:pPr>
         <w:ind w:left="720"/>
         <w:rPr>
-          <w:rFonts w:ascii="Calibri" w:eastAsia="Calibri" w:hAnsi="Calibri" w:cs="Calibri"/>
-          <w:lang w:val="en-US"/>
-        </w:rPr>
-      </w:pPr>
-      <w:r>
-        <w:rPr>
-          <w:rFonts w:ascii="Calibri" w:eastAsia="Calibri" w:hAnsi="Calibri" w:cs="Calibri"/>
+          <w:rFonts w:ascii="Calibri" w:hAnsi="Calibri" w:eastAsia="Calibri" w:cs="Calibri"/>
+          <w:lang w:val="en-US"/>
+        </w:rPr>
+      </w:pPr>
+      <w:r>
+        <w:rPr>
+          <w:rFonts w:ascii="Calibri" w:hAnsi="Calibri" w:eastAsia="Calibri" w:cs="Calibri"/>
           <w:lang w:val="en-US"/>
         </w:rPr>
         <w:t>The i-th equation row-wise: l_ii * y_i + [sum (j=0 in range(i)) l_ij * y_j] = (Pb)_i</w:t>
       </w:r>
       <w:r>
         <w:rPr>
-          <w:rFonts w:ascii="Calibri" w:eastAsia="Calibri" w:hAnsi="Calibri" w:cs="Calibri"/>
+          <w:rFonts w:ascii="Calibri" w:hAnsi="Calibri" w:eastAsia="Calibri" w:cs="Calibri"/>
           <w:lang w:val="en-US"/>
         </w:rPr>
         <w:t>. Ex.:</w:t>
@@ -310,13 +322,13 @@
       <w:pPr>
         <w:ind w:left="720"/>
         <w:rPr>
-          <w:rFonts w:ascii="Calibri" w:eastAsia="Calibri" w:hAnsi="Calibri" w:cs="Calibri"/>
-          <w:lang w:val="en-US"/>
-        </w:rPr>
-      </w:pPr>
-      <w:r>
-        <w:rPr>
-          <w:rFonts w:ascii="Calibri" w:eastAsia="Calibri" w:hAnsi="Calibri" w:cs="Calibri"/>
+          <w:rFonts w:ascii="Calibri" w:hAnsi="Calibri" w:eastAsia="Calibri" w:cs="Calibri"/>
+          <w:lang w:val="en-US"/>
+        </w:rPr>
+      </w:pPr>
+      <w:r>
+        <w:rPr>
+          <w:rFonts w:ascii="Calibri" w:hAnsi="Calibri" w:eastAsia="Calibri" w:cs="Calibri"/>
           <w:noProof/>
           <w:lang w:val="en-US"/>
         </w:rPr>
@@ -358,14 +370,14 @@
       </w:r>
       <w:r>
         <w:rPr>
-          <w:rFonts w:ascii="Calibri" w:eastAsia="Calibri" w:hAnsi="Calibri" w:cs="Calibri"/>
+          <w:rFonts w:ascii="Calibri" w:hAnsi="Calibri" w:eastAsia="Calibri" w:cs="Calibri"/>
           <w:lang w:val="en-US"/>
         </w:rPr>
         <w:t xml:space="preserve">     </w:t>
       </w:r>
       <w:r>
         <w:rPr>
-          <w:rFonts w:ascii="Calibri" w:eastAsia="Calibri" w:hAnsi="Calibri" w:cs="Calibri"/>
+          <w:rFonts w:ascii="Calibri" w:hAnsi="Calibri" w:eastAsia="Calibri" w:cs="Calibri"/>
           <w:noProof/>
           <w:lang w:val="en-US"/>
         </w:rPr>
@@ -410,27 +422,27 @@
       <w:pPr>
         <w:ind w:left="720"/>
         <w:rPr>
-          <w:rFonts w:ascii="Calibri" w:eastAsia="Calibri" w:hAnsi="Calibri" w:cs="Calibri"/>
-          <w:lang w:val="en-US"/>
-        </w:rPr>
-      </w:pPr>
-      <w:r>
-        <w:rPr>
-          <w:rFonts w:ascii="Calibri" w:eastAsia="Calibri" w:hAnsi="Calibri" w:cs="Calibri"/>
+          <w:rFonts w:ascii="Calibri" w:hAnsi="Calibri" w:eastAsia="Calibri" w:cs="Calibri"/>
+          <w:lang w:val="en-US"/>
+        </w:rPr>
+      </w:pPr>
+      <w:r>
+        <w:rPr>
+          <w:rFonts w:ascii="Calibri" w:hAnsi="Calibri" w:eastAsia="Calibri" w:cs="Calibri"/>
           <w:lang w:val="en-US"/>
         </w:rPr>
         <w:t xml:space="preserve">Analogue: </w:t>
       </w:r>
       <w:r>
         <w:rPr>
-          <w:rFonts w:ascii="Calibri" w:eastAsia="Calibri" w:hAnsi="Calibri" w:cs="Calibri"/>
+          <w:rFonts w:ascii="Calibri" w:hAnsi="Calibri" w:eastAsia="Calibri" w:cs="Calibri"/>
           <w:lang w:val="en-US"/>
         </w:rPr>
         <w:t>The i-th equation row-wise: u_ii * x_i + [sum (j=i+1 in range(n)) u_ij * x_j] = y_i</w:t>
       </w:r>
       <w:r>
         <w:rPr>
-          <w:rFonts w:ascii="Calibri" w:eastAsia="Calibri" w:hAnsi="Calibri" w:cs="Calibri"/>
+          <w:rFonts w:ascii="Calibri" w:hAnsi="Calibri" w:eastAsia="Calibri" w:cs="Calibri"/>
           <w:lang w:val="en-US"/>
         </w:rPr>
         <w:t>.</w:t>
@@ -440,13 +452,13 @@
       <w:pPr>
         <w:ind w:left="720"/>
         <w:rPr>
-          <w:rFonts w:ascii="Calibri" w:eastAsia="Calibri" w:hAnsi="Calibri" w:cs="Calibri"/>
-          <w:lang w:val="en-US"/>
-        </w:rPr>
-      </w:pPr>
-      <w:r>
-        <w:rPr>
-          <w:rFonts w:ascii="Calibri" w:eastAsia="Calibri" w:hAnsi="Calibri" w:cs="Calibri"/>
+          <w:rFonts w:ascii="Calibri" w:hAnsi="Calibri" w:eastAsia="Calibri" w:cs="Calibri"/>
+          <w:lang w:val="en-US"/>
+        </w:rPr>
+      </w:pPr>
+      <w:r>
+        <w:rPr>
+          <w:rFonts w:ascii="Calibri" w:hAnsi="Calibri" w:eastAsia="Calibri" w:cs="Calibri"/>
           <w:noProof/>
           <w:lang w:val="en-US"/>
         </w:rPr>
@@ -488,14 +500,14 @@
       </w:r>
       <w:r>
         <w:rPr>
-          <w:rFonts w:ascii="Calibri" w:eastAsia="Calibri" w:hAnsi="Calibri" w:cs="Calibri"/>
+          <w:rFonts w:ascii="Calibri" w:hAnsi="Calibri" w:eastAsia="Calibri" w:cs="Calibri"/>
           <w:lang w:val="en-US"/>
         </w:rPr>
         <w:t xml:space="preserve">    </w:t>
       </w:r>
       <w:r>
         <w:rPr>
-          <w:rFonts w:ascii="Calibri" w:eastAsia="Calibri" w:hAnsi="Calibri" w:cs="Calibri"/>
+          <w:rFonts w:ascii="Calibri" w:hAnsi="Calibri" w:eastAsia="Calibri" w:cs="Calibri"/>
           <w:noProof/>
           <w:lang w:val="en-US"/>
         </w:rPr>
@@ -537,7 +549,7 @@
       </w:r>
       <w:r>
         <w:rPr>
-          <w:rFonts w:ascii="Calibri" w:eastAsia="Calibri" w:hAnsi="Calibri" w:cs="Calibri"/>
+          <w:rFonts w:ascii="Calibri" w:hAnsi="Calibri" w:eastAsia="Calibri" w:cs="Calibri"/>
           <w:lang w:val="en-US"/>
         </w:rPr>
         <w:br/>
@@ -551,34 +563,34 @@
         </w:numPr>
         <w:ind w:left="720" w:hanging="360"/>
         <w:rPr>
-          <w:rFonts w:ascii="Calibri" w:eastAsia="Calibri" w:hAnsi="Calibri" w:cs="Calibri"/>
-          <w:lang w:val="en-US"/>
-        </w:rPr>
-      </w:pPr>
-      <w:r>
-        <w:rPr>
-          <w:rFonts w:ascii="Calibri" w:eastAsia="Calibri" w:hAnsi="Calibri" w:cs="Calibri"/>
+          <w:rFonts w:ascii="Calibri" w:hAnsi="Calibri" w:eastAsia="Calibri" w:cs="Calibri"/>
+          <w:lang w:val="en-US"/>
+        </w:rPr>
+      </w:pPr>
+      <w:r>
+        <w:rPr>
+          <w:rFonts w:ascii="Calibri" w:hAnsi="Calibri" w:eastAsia="Calibri" w:cs="Calibri"/>
           <w:lang w:val="en-US"/>
         </w:rPr>
         <w:t>Find inverse matrix for A: b = e_i =&gt; L(Ux_i) = Pe_i for each column x_i of A_inv</w:t>
       </w:r>
       <w:r>
         <w:rPr>
-          <w:rFonts w:ascii="Calibri" w:eastAsia="Calibri" w:hAnsi="Calibri" w:cs="Calibri"/>
+          <w:rFonts w:ascii="Calibri" w:hAnsi="Calibri" w:eastAsia="Calibri" w:cs="Calibri"/>
           <w:lang w:val="en-US"/>
         </w:rPr>
         <w:t xml:space="preserve">. </w:t>
       </w:r>
       <w:r>
         <w:rPr>
-          <w:rFonts w:ascii="Calibri" w:eastAsia="Calibri" w:hAnsi="Calibri" w:cs="Calibri"/>
+          <w:rFonts w:ascii="Calibri" w:hAnsi="Calibri" w:eastAsia="Calibri" w:cs="Calibri"/>
           <w:lang w:val="en-US"/>
         </w:rPr>
         <w:t>Therefore, to find inverse matrix, solve one system for each basis vector</w:t>
       </w:r>
       <w:r>
         <w:rPr>
-          <w:rFonts w:ascii="Calibri" w:eastAsia="Calibri" w:hAnsi="Calibri" w:cs="Calibri"/>
+          <w:rFonts w:ascii="Calibri" w:hAnsi="Calibri" w:eastAsia="Calibri" w:cs="Calibri"/>
           <w:lang w:val="en-US"/>
         </w:rPr>
         <w:t>.</w:t>
@@ -592,188 +604,188 @@
         </w:numPr>
         <w:ind w:left="720" w:hanging="360"/>
         <w:rPr>
-          <w:rFonts w:ascii="Calibri" w:eastAsia="Calibri" w:hAnsi="Calibri" w:cs="Calibri"/>
-          <w:lang w:val="en-US"/>
-        </w:rPr>
-      </w:pPr>
-      <w:r>
-        <w:rPr>
-          <w:rFonts w:ascii="Calibri" w:eastAsia="Calibri" w:hAnsi="Calibri" w:cs="Calibri"/>
+          <w:rFonts w:ascii="Calibri" w:hAnsi="Calibri" w:eastAsia="Calibri" w:cs="Calibri"/>
+          <w:lang w:val="en-US"/>
+        </w:rPr>
+      </w:pPr>
+      <w:r>
+        <w:rPr>
+          <w:rFonts w:ascii="Calibri" w:hAnsi="Calibri" w:eastAsia="Calibri" w:cs="Calibri"/>
           <w:lang w:val="en-US"/>
         </w:rPr>
         <w:t>Condition</w:t>
       </w:r>
       <w:r>
         <w:rPr>
-          <w:rFonts w:ascii="Calibri" w:eastAsia="Calibri" w:hAnsi="Calibri" w:cs="Calibri"/>
+          <w:rFonts w:ascii="Calibri" w:hAnsi="Calibri" w:eastAsia="Calibri" w:cs="Calibri"/>
           <w:lang w:val="en-US"/>
         </w:rPr>
         <w:t xml:space="preserve"> </w:t>
       </w:r>
       <w:r>
         <w:rPr>
-          <w:rFonts w:ascii="Calibri" w:eastAsia="Calibri" w:hAnsi="Calibri" w:cs="Calibri"/>
+          <w:rFonts w:ascii="Calibri" w:hAnsi="Calibri" w:eastAsia="Calibri" w:cs="Calibri"/>
           <w:lang w:val="en-US"/>
         </w:rPr>
         <w:t>number</w:t>
       </w:r>
       <w:r>
         <w:rPr>
-          <w:rFonts w:ascii="Calibri" w:eastAsia="Calibri" w:hAnsi="Calibri" w:cs="Calibri"/>
+          <w:rFonts w:ascii="Calibri" w:hAnsi="Calibri" w:eastAsia="Calibri" w:cs="Calibri"/>
           <w:lang w:val="en-US"/>
         </w:rPr>
         <w:t xml:space="preserve">. </w:t>
       </w:r>
       <w:r>
         <w:rPr>
-          <w:rFonts w:ascii="Calibri" w:eastAsia="Calibri" w:hAnsi="Calibri" w:cs="Calibri"/>
+          <w:rFonts w:ascii="Calibri" w:hAnsi="Calibri" w:eastAsia="Calibri" w:cs="Calibri"/>
           <w:lang w:val="en-US"/>
         </w:rPr>
         <w:t>In</w:t>
       </w:r>
       <w:r>
         <w:rPr>
-          <w:rFonts w:ascii="Calibri" w:eastAsia="Calibri" w:hAnsi="Calibri" w:cs="Calibri"/>
+          <w:rFonts w:ascii="Calibri" w:hAnsi="Calibri" w:eastAsia="Calibri" w:cs="Calibri"/>
           <w:lang w:val="en-US"/>
         </w:rPr>
         <w:t xml:space="preserve"> </w:t>
       </w:r>
       <w:r>
         <w:rPr>
-          <w:rFonts w:ascii="Calibri" w:eastAsia="Calibri" w:hAnsi="Calibri" w:cs="Calibri"/>
+          <w:rFonts w:ascii="Calibri" w:hAnsi="Calibri" w:eastAsia="Calibri" w:cs="Calibri"/>
           <w:lang w:val="en-US"/>
         </w:rPr>
         <w:t>SofLE</w:t>
       </w:r>
       <w:r>
         <w:rPr>
-          <w:rFonts w:ascii="Calibri" w:eastAsia="Calibri" w:hAnsi="Calibri" w:cs="Calibri"/>
+          <w:rFonts w:ascii="Calibri" w:hAnsi="Calibri" w:eastAsia="Calibri" w:cs="Calibri"/>
           <w:lang w:val="en-US"/>
         </w:rPr>
         <w:t xml:space="preserve"> </w:t>
       </w:r>
       <w:r>
         <w:rPr>
-          <w:rFonts w:ascii="Calibri" w:eastAsia="Calibri" w:hAnsi="Calibri" w:cs="Calibri"/>
+          <w:rFonts w:ascii="Calibri" w:hAnsi="Calibri" w:eastAsia="Calibri" w:cs="Calibri"/>
           <w:lang w:val="en-US"/>
         </w:rPr>
         <w:t>Ax</w:t>
       </w:r>
       <w:r>
         <w:rPr>
-          <w:rFonts w:ascii="Calibri" w:eastAsia="Calibri" w:hAnsi="Calibri" w:cs="Calibri"/>
+          <w:rFonts w:ascii="Calibri" w:hAnsi="Calibri" w:eastAsia="Calibri" w:cs="Calibri"/>
           <w:lang w:val="en-US"/>
         </w:rPr>
         <w:t xml:space="preserve"> = </w:t>
       </w:r>
       <w:r>
         <w:rPr>
-          <w:rFonts w:ascii="Calibri" w:eastAsia="Calibri" w:hAnsi="Calibri" w:cs="Calibri"/>
+          <w:rFonts w:ascii="Calibri" w:hAnsi="Calibri" w:eastAsia="Calibri" w:cs="Calibri"/>
           <w:lang w:val="en-US"/>
         </w:rPr>
         <w:t>b</w:t>
       </w:r>
       <w:r>
         <w:rPr>
-          <w:rFonts w:ascii="Calibri" w:eastAsia="Calibri" w:hAnsi="Calibri" w:cs="Calibri"/>
+          <w:rFonts w:ascii="Calibri" w:hAnsi="Calibri" w:eastAsia="Calibri" w:cs="Calibri"/>
           <w:lang w:val="en-US"/>
         </w:rPr>
         <w:t xml:space="preserve">, </w:t>
       </w:r>
       <w:r>
         <w:rPr>
-          <w:rFonts w:ascii="Calibri" w:eastAsia="Calibri" w:hAnsi="Calibri" w:cs="Calibri"/>
+          <w:rFonts w:ascii="Calibri" w:hAnsi="Calibri" w:eastAsia="Calibri" w:cs="Calibri"/>
           <w:lang w:val="en-US"/>
         </w:rPr>
         <w:t>matrix</w:t>
       </w:r>
       <w:r>
         <w:rPr>
-          <w:rFonts w:ascii="Calibri" w:eastAsia="Calibri" w:hAnsi="Calibri" w:cs="Calibri"/>
+          <w:rFonts w:ascii="Calibri" w:hAnsi="Calibri" w:eastAsia="Calibri" w:cs="Calibri"/>
           <w:lang w:val="en-US"/>
         </w:rPr>
         <w:t xml:space="preserve"> </w:t>
       </w:r>
       <w:r>
         <w:rPr>
-          <w:rFonts w:ascii="Calibri" w:eastAsia="Calibri" w:hAnsi="Calibri" w:cs="Calibri"/>
+          <w:rFonts w:ascii="Calibri" w:hAnsi="Calibri" w:eastAsia="Calibri" w:cs="Calibri"/>
           <w:lang w:val="en-US"/>
         </w:rPr>
         <w:t>A</w:t>
       </w:r>
       <w:r>
         <w:rPr>
-          <w:rFonts w:ascii="Calibri" w:eastAsia="Calibri" w:hAnsi="Calibri" w:cs="Calibri"/>
+          <w:rFonts w:ascii="Calibri" w:hAnsi="Calibri" w:eastAsia="Calibri" w:cs="Calibri"/>
           <w:lang w:val="en-US"/>
         </w:rPr>
         <w:t xml:space="preserve"> </w:t>
       </w:r>
       <w:r>
         <w:rPr>
-          <w:rFonts w:ascii="Calibri" w:eastAsia="Calibri" w:hAnsi="Calibri" w:cs="Calibri"/>
+          <w:rFonts w:ascii="Calibri" w:hAnsi="Calibri" w:eastAsia="Calibri" w:cs="Calibri"/>
           <w:lang w:val="en-US"/>
         </w:rPr>
         <w:t>is</w:t>
       </w:r>
       <w:r>
         <w:rPr>
-          <w:rFonts w:ascii="Calibri" w:eastAsia="Calibri" w:hAnsi="Calibri" w:cs="Calibri"/>
+          <w:rFonts w:ascii="Calibri" w:hAnsi="Calibri" w:eastAsia="Calibri" w:cs="Calibri"/>
           <w:lang w:val="en-US"/>
         </w:rPr>
         <w:t xml:space="preserve"> </w:t>
       </w:r>
       <w:r>
         <w:rPr>
-          <w:rFonts w:ascii="Calibri" w:eastAsia="Calibri" w:hAnsi="Calibri" w:cs="Calibri"/>
+          <w:rFonts w:ascii="Calibri" w:hAnsi="Calibri" w:eastAsia="Calibri" w:cs="Calibri"/>
           <w:lang w:val="en-US"/>
         </w:rPr>
         <w:t>known</w:t>
       </w:r>
       <w:r>
         <w:rPr>
-          <w:rFonts w:ascii="Calibri" w:eastAsia="Calibri" w:hAnsi="Calibri" w:cs="Calibri"/>
+          <w:rFonts w:ascii="Calibri" w:hAnsi="Calibri" w:eastAsia="Calibri" w:cs="Calibri"/>
           <w:lang w:val="en-US"/>
         </w:rPr>
         <w:t xml:space="preserve"> </w:t>
       </w:r>
       <w:r>
         <w:rPr>
-          <w:rFonts w:ascii="Calibri" w:eastAsia="Calibri" w:hAnsi="Calibri" w:cs="Calibri"/>
+          <w:rFonts w:ascii="Calibri" w:hAnsi="Calibri" w:eastAsia="Calibri" w:cs="Calibri"/>
           <w:lang w:val="en-US"/>
         </w:rPr>
         <w:t>exactle</w:t>
       </w:r>
       <w:r>
         <w:rPr>
-          <w:rFonts w:ascii="Calibri" w:eastAsia="Calibri" w:hAnsi="Calibri" w:cs="Calibri"/>
+          <w:rFonts w:ascii="Calibri" w:hAnsi="Calibri" w:eastAsia="Calibri" w:cs="Calibri"/>
           <w:lang w:val="en-US"/>
         </w:rPr>
         <w:t xml:space="preserve">, </w:t>
       </w:r>
       <w:r>
         <w:rPr>
-          <w:rFonts w:ascii="Calibri" w:eastAsia="Calibri" w:hAnsi="Calibri" w:cs="Calibri"/>
+          <w:rFonts w:ascii="Calibri" w:hAnsi="Calibri" w:eastAsia="Calibri" w:cs="Calibri"/>
           <w:lang w:val="en-US"/>
         </w:rPr>
         <w:t xml:space="preserve">but the right part </w:t>
       </w:r>
       <w:r>
         <w:rPr>
-          <w:rFonts w:ascii="Calibri" w:eastAsia="Calibri" w:hAnsi="Calibri" w:cs="Calibri"/>
+          <w:rFonts w:ascii="Calibri" w:hAnsi="Calibri" w:eastAsia="Calibri" w:cs="Calibri"/>
           <w:lang w:val="en-US"/>
         </w:rPr>
         <w:t>b</w:t>
       </w:r>
       <w:r>
         <w:rPr>
-          <w:rFonts w:ascii="Calibri" w:eastAsia="Calibri" w:hAnsi="Calibri" w:cs="Calibri"/>
+          <w:rFonts w:ascii="Calibri" w:hAnsi="Calibri" w:eastAsia="Calibri" w:cs="Calibri"/>
           <w:lang w:val="en-US"/>
         </w:rPr>
         <w:t xml:space="preserve"> </w:t>
       </w:r>
       <w:r>
         <w:rPr>
-          <w:rFonts w:ascii="Calibri" w:eastAsia="Calibri" w:hAnsi="Calibri" w:cs="Calibri"/>
+          <w:rFonts w:ascii="Calibri" w:hAnsi="Calibri" w:eastAsia="Calibri" w:cs="Calibri"/>
           <w:lang w:val="en-US"/>
         </w:rPr>
         <w:t>has an irremovable error</w:t>
@@ -783,46 +795,45 @@
       <w:pPr>
         <w:ind w:left="720"/>
         <w:rPr>
-          <w:rFonts w:ascii="Calibri" w:eastAsia="Calibri" w:hAnsi="Calibri" w:cs="Calibri"/>
-          <w:lang w:val="en-US"/>
-        </w:rPr>
-      </w:pPr>
-      <w:r>
-        <w:rPr>
-          <w:rFonts w:ascii="Calibri" w:eastAsia="Calibri" w:hAnsi="Calibri" w:cs="Calibri"/>
-        </w:rPr>
-        <w:lastRenderedPageBreak/>
+          <w:rFonts w:ascii="Calibri" w:hAnsi="Calibri" w:eastAsia="Calibri" w:cs="Calibri"/>
+          <w:lang w:val="en-US"/>
+        </w:rPr>
+      </w:pPr>
+      <w:r>
+        <w:rPr>
+          <w:rFonts w:ascii="Calibri" w:hAnsi="Calibri" w:eastAsia="Calibri" w:cs="Calibri"/>
+        </w:rPr>
         <w:t>δ</w:t>
       </w:r>
       <w:r>
         <w:rPr>
-          <w:rFonts w:ascii="Calibri" w:eastAsia="Calibri" w:hAnsi="Calibri" w:cs="Calibri"/>
+          <w:rFonts w:ascii="Calibri" w:hAnsi="Calibri" w:eastAsia="Calibri" w:cs="Calibri"/>
           <w:lang w:val="en-US"/>
         </w:rPr>
         <w:t xml:space="preserve">b =&gt; A(x + </w:t>
       </w:r>
       <w:r>
         <w:rPr>
-          <w:rFonts w:ascii="Calibri" w:eastAsia="Calibri" w:hAnsi="Calibri" w:cs="Calibri"/>
+          <w:rFonts w:ascii="Calibri" w:hAnsi="Calibri" w:eastAsia="Calibri" w:cs="Calibri"/>
         </w:rPr>
         <w:t>δ</w:t>
       </w:r>
       <w:r>
         <w:rPr>
-          <w:rFonts w:ascii="Calibri" w:eastAsia="Calibri" w:hAnsi="Calibri" w:cs="Calibri"/>
+          <w:rFonts w:ascii="Calibri" w:hAnsi="Calibri" w:eastAsia="Calibri" w:cs="Calibri"/>
           <w:lang w:val="en-US"/>
         </w:rPr>
         <w:t xml:space="preserve">x) = b + </w:t>
       </w:r>
       <w:r>
         <w:rPr>
-          <w:rFonts w:ascii="Calibri" w:eastAsia="Calibri" w:hAnsi="Calibri" w:cs="Calibri"/>
+          <w:rFonts w:ascii="Calibri" w:hAnsi="Calibri" w:eastAsia="Calibri" w:cs="Calibri"/>
         </w:rPr>
         <w:t>δ</w:t>
       </w:r>
       <w:r>
         <w:rPr>
-          <w:rFonts w:ascii="Calibri" w:eastAsia="Calibri" w:hAnsi="Calibri" w:cs="Calibri"/>
+          <w:rFonts w:ascii="Calibri" w:hAnsi="Calibri" w:eastAsia="Calibri" w:cs="Calibri"/>
           <w:lang w:val="en-US"/>
         </w:rPr>
         <w:t xml:space="preserve">b  =&gt; </w:t>
@@ -832,105 +843,105 @@
       <w:pPr>
         <w:ind w:left="720"/>
         <w:rPr>
-          <w:rFonts w:ascii="Calibri" w:eastAsia="Calibri" w:hAnsi="Calibri" w:cs="Calibri"/>
-          <w:lang w:val="en-US"/>
-        </w:rPr>
-      </w:pPr>
-      <w:r>
-        <w:rPr>
-          <w:rFonts w:ascii="Calibri" w:eastAsia="Calibri" w:hAnsi="Calibri" w:cs="Calibri"/>
+          <w:rFonts w:ascii="Calibri" w:hAnsi="Calibri" w:eastAsia="Calibri" w:cs="Calibri"/>
+          <w:lang w:val="en-US"/>
+        </w:rPr>
+      </w:pPr>
+      <w:r>
+        <w:rPr>
+          <w:rFonts w:ascii="Calibri" w:hAnsi="Calibri" w:eastAsia="Calibri" w:cs="Calibri"/>
           <w:lang w:val="en-US"/>
         </w:rPr>
         <w:t>Absolute error</w:t>
       </w:r>
       <w:r>
         <w:rPr>
-          <w:rFonts w:ascii="Calibri" w:eastAsia="Calibri" w:hAnsi="Calibri" w:cs="Calibri"/>
+          <w:rFonts w:ascii="Calibri" w:hAnsi="Calibri" w:eastAsia="Calibri" w:cs="Calibri"/>
           <w:lang w:val="en-US"/>
         </w:rPr>
         <w:t>: Ax - Ax - A</w:t>
       </w:r>
       <w:r>
         <w:rPr>
-          <w:rFonts w:ascii="Calibri" w:eastAsia="Calibri" w:hAnsi="Calibri" w:cs="Calibri"/>
+          <w:rFonts w:ascii="Calibri" w:hAnsi="Calibri" w:eastAsia="Calibri" w:cs="Calibri"/>
         </w:rPr>
         <w:t>δ</w:t>
       </w:r>
       <w:r>
         <w:rPr>
-          <w:rFonts w:ascii="Calibri" w:eastAsia="Calibri" w:hAnsi="Calibri" w:cs="Calibri"/>
+          <w:rFonts w:ascii="Calibri" w:hAnsi="Calibri" w:eastAsia="Calibri" w:cs="Calibri"/>
           <w:lang w:val="en-US"/>
         </w:rPr>
         <w:t xml:space="preserve">x = b - b - </w:t>
       </w:r>
       <w:r>
         <w:rPr>
-          <w:rFonts w:ascii="Calibri" w:eastAsia="Calibri" w:hAnsi="Calibri" w:cs="Calibri"/>
+          <w:rFonts w:ascii="Calibri" w:hAnsi="Calibri" w:eastAsia="Calibri" w:cs="Calibri"/>
         </w:rPr>
         <w:t>δ</w:t>
       </w:r>
       <w:r>
         <w:rPr>
-          <w:rFonts w:ascii="Calibri" w:eastAsia="Calibri" w:hAnsi="Calibri" w:cs="Calibri"/>
+          <w:rFonts w:ascii="Calibri" w:hAnsi="Calibri" w:eastAsia="Calibri" w:cs="Calibri"/>
           <w:lang w:val="en-US"/>
         </w:rPr>
         <w:t>b =&gt; A</w:t>
       </w:r>
       <w:r>
         <w:rPr>
-          <w:rFonts w:ascii="Calibri" w:eastAsia="Calibri" w:hAnsi="Calibri" w:cs="Calibri"/>
+          <w:rFonts w:ascii="Calibri" w:hAnsi="Calibri" w:eastAsia="Calibri" w:cs="Calibri"/>
         </w:rPr>
         <w:t>δ</w:t>
       </w:r>
       <w:r>
         <w:rPr>
-          <w:rFonts w:ascii="Calibri" w:eastAsia="Calibri" w:hAnsi="Calibri" w:cs="Calibri"/>
+          <w:rFonts w:ascii="Calibri" w:hAnsi="Calibri" w:eastAsia="Calibri" w:cs="Calibri"/>
           <w:lang w:val="en-US"/>
         </w:rPr>
         <w:t xml:space="preserve">x = </w:t>
       </w:r>
       <w:r>
         <w:rPr>
-          <w:rFonts w:ascii="Calibri" w:eastAsia="Calibri" w:hAnsi="Calibri" w:cs="Calibri"/>
+          <w:rFonts w:ascii="Calibri" w:hAnsi="Calibri" w:eastAsia="Calibri" w:cs="Calibri"/>
         </w:rPr>
         <w:t>δ</w:t>
       </w:r>
       <w:r>
         <w:rPr>
-          <w:rFonts w:ascii="Calibri" w:eastAsia="Calibri" w:hAnsi="Calibri" w:cs="Calibri"/>
+          <w:rFonts w:ascii="Calibri" w:hAnsi="Calibri" w:eastAsia="Calibri" w:cs="Calibri"/>
           <w:lang w:val="en-US"/>
         </w:rPr>
         <w:t xml:space="preserve">b =&gt; </w:t>
       </w:r>
       <w:r>
         <w:rPr>
-          <w:rFonts w:ascii="Calibri" w:eastAsia="Calibri" w:hAnsi="Calibri" w:cs="Calibri"/>
+          <w:rFonts w:ascii="Calibri" w:hAnsi="Calibri" w:eastAsia="Calibri" w:cs="Calibri"/>
         </w:rPr>
         <w:t>δ</w:t>
       </w:r>
       <w:r>
         <w:rPr>
-          <w:rFonts w:ascii="Calibri" w:eastAsia="Calibri" w:hAnsi="Calibri" w:cs="Calibri"/>
+          <w:rFonts w:ascii="Calibri" w:hAnsi="Calibri" w:eastAsia="Calibri" w:cs="Calibri"/>
           <w:lang w:val="en-US"/>
         </w:rPr>
         <w:t xml:space="preserve">x = A_inv * </w:t>
       </w:r>
       <w:r>
         <w:rPr>
-          <w:rFonts w:ascii="Calibri" w:eastAsia="Calibri" w:hAnsi="Calibri" w:cs="Calibri"/>
+          <w:rFonts w:ascii="Calibri" w:hAnsi="Calibri" w:eastAsia="Calibri" w:cs="Calibri"/>
         </w:rPr>
         <w:t>δ</w:t>
       </w:r>
       <w:r>
         <w:rPr>
-          <w:rFonts w:ascii="Calibri" w:eastAsia="Calibri" w:hAnsi="Calibri" w:cs="Calibri"/>
+          <w:rFonts w:ascii="Calibri" w:hAnsi="Calibri" w:eastAsia="Calibri" w:cs="Calibri"/>
           <w:lang w:val="en-US"/>
         </w:rPr>
         <w:t>b</w:t>
       </w:r>
       <w:r>
         <w:rPr>
-          <w:rFonts w:ascii="Calibri" w:eastAsia="Calibri" w:hAnsi="Calibri" w:cs="Calibri"/>
+          <w:rFonts w:ascii="Calibri" w:hAnsi="Calibri" w:eastAsia="Calibri" w:cs="Calibri"/>
           <w:lang w:val="en-US"/>
         </w:rPr>
         <w:t>.</w:t>
@@ -940,66 +951,66 @@
       <w:pPr>
         <w:ind w:left="720"/>
         <w:rPr>
-          <w:rFonts w:ascii="Calibri" w:eastAsia="Calibri" w:hAnsi="Calibri" w:cs="Calibri"/>
-          <w:lang w:val="en-US"/>
-        </w:rPr>
-      </w:pPr>
-      <w:r>
-        <w:rPr>
-          <w:rFonts w:ascii="Calibri" w:eastAsia="Calibri" w:hAnsi="Calibri" w:cs="Calibri"/>
+          <w:rFonts w:ascii="Calibri" w:hAnsi="Calibri" w:eastAsia="Calibri" w:cs="Calibri"/>
+          <w:lang w:val="en-US"/>
+        </w:rPr>
+      </w:pPr>
+      <w:r>
+        <w:rPr>
+          <w:rFonts w:ascii="Calibri" w:hAnsi="Calibri" w:eastAsia="Calibri" w:cs="Calibri"/>
           <w:lang w:val="en-US"/>
         </w:rPr>
         <w:t>Norm</w:t>
       </w:r>
       <w:r>
         <w:rPr>
-          <w:rFonts w:ascii="Calibri" w:eastAsia="Calibri" w:hAnsi="Calibri" w:cs="Calibri"/>
+          <w:rFonts w:ascii="Calibri" w:hAnsi="Calibri" w:eastAsia="Calibri" w:cs="Calibri"/>
           <w:lang w:val="en-US"/>
         </w:rPr>
         <w:t>: ||</w:t>
       </w:r>
       <w:r>
         <w:rPr>
-          <w:rFonts w:ascii="Calibri" w:eastAsia="Calibri" w:hAnsi="Calibri" w:cs="Calibri"/>
+          <w:rFonts w:ascii="Calibri" w:hAnsi="Calibri" w:eastAsia="Calibri" w:cs="Calibri"/>
         </w:rPr>
         <w:t>δ</w:t>
       </w:r>
       <w:r>
         <w:rPr>
-          <w:rFonts w:ascii="Calibri" w:eastAsia="Calibri" w:hAnsi="Calibri" w:cs="Calibri"/>
+          <w:rFonts w:ascii="Calibri" w:hAnsi="Calibri" w:eastAsia="Calibri" w:cs="Calibri"/>
           <w:lang w:val="en-US"/>
         </w:rPr>
         <w:t xml:space="preserve">b|| = ||A_inv * </w:t>
       </w:r>
       <w:r>
         <w:rPr>
-          <w:rFonts w:ascii="Calibri" w:eastAsia="Calibri" w:hAnsi="Calibri" w:cs="Calibri"/>
+          <w:rFonts w:ascii="Calibri" w:hAnsi="Calibri" w:eastAsia="Calibri" w:cs="Calibri"/>
         </w:rPr>
         <w:t>δ</w:t>
       </w:r>
       <w:r>
         <w:rPr>
-          <w:rFonts w:ascii="Calibri" w:eastAsia="Calibri" w:hAnsi="Calibri" w:cs="Calibri"/>
+          <w:rFonts w:ascii="Calibri" w:hAnsi="Calibri" w:eastAsia="Calibri" w:cs="Calibri"/>
           <w:lang w:val="en-US"/>
         </w:rPr>
         <w:t>b|| &lt;= ||A_inv|| * ||</w:t>
       </w:r>
       <w:r>
         <w:rPr>
-          <w:rFonts w:ascii="Calibri" w:eastAsia="Calibri" w:hAnsi="Calibri" w:cs="Calibri"/>
+          <w:rFonts w:ascii="Calibri" w:hAnsi="Calibri" w:eastAsia="Calibri" w:cs="Calibri"/>
         </w:rPr>
         <w:t>δ</w:t>
       </w:r>
       <w:r>
         <w:rPr>
-          <w:rFonts w:ascii="Calibri" w:eastAsia="Calibri" w:hAnsi="Calibri" w:cs="Calibri"/>
+          <w:rFonts w:ascii="Calibri" w:hAnsi="Calibri" w:eastAsia="Calibri" w:cs="Calibri"/>
           <w:lang w:val="en-US"/>
         </w:rPr>
         <w:t>b||</w:t>
       </w:r>
       <w:r>
         <w:rPr>
-          <w:rFonts w:ascii="Calibri" w:eastAsia="Calibri" w:hAnsi="Calibri" w:cs="Calibri"/>
+          <w:rFonts w:ascii="Calibri" w:hAnsi="Calibri" w:eastAsia="Calibri" w:cs="Calibri"/>
           <w:lang w:val="en-US"/>
         </w:rPr>
         <w:t>.</w:t>
@@ -1009,20 +1020,20 @@
       <w:pPr>
         <w:ind w:firstLine="708"/>
         <w:rPr>
-          <w:rFonts w:ascii="Calibri" w:eastAsia="Calibri" w:hAnsi="Calibri" w:cs="Calibri"/>
-          <w:lang w:val="en-US"/>
-        </w:rPr>
-      </w:pPr>
-      <w:r>
-        <w:rPr>
-          <w:rFonts w:ascii="Calibri" w:eastAsia="Calibri" w:hAnsi="Calibri" w:cs="Calibri"/>
+          <w:rFonts w:ascii="Calibri" w:hAnsi="Calibri" w:eastAsia="Calibri" w:cs="Calibri"/>
+          <w:lang w:val="en-US"/>
+        </w:rPr>
+      </w:pPr>
+      <w:r>
+        <w:rPr>
+          <w:rFonts w:ascii="Calibri" w:hAnsi="Calibri" w:eastAsia="Calibri" w:cs="Calibri"/>
           <w:lang w:val="en-US"/>
         </w:rPr>
         <w:t>Express via relative error</w:t>
       </w:r>
       <w:r>
         <w:rPr>
-          <w:rFonts w:ascii="Calibri" w:eastAsia="Calibri" w:hAnsi="Calibri" w:cs="Calibri"/>
+          <w:rFonts w:ascii="Calibri" w:hAnsi="Calibri" w:eastAsia="Calibri" w:cs="Calibri"/>
           <w:lang w:val="en-US"/>
         </w:rPr>
         <w:t xml:space="preserve">: </w:t>
@@ -1032,20 +1043,20 @@
       <w:pPr>
         <w:ind w:left="720"/>
         <w:rPr>
-          <w:rFonts w:ascii="Calibri" w:eastAsia="Calibri" w:hAnsi="Calibri" w:cs="Calibri"/>
-          <w:lang w:val="en-US"/>
-        </w:rPr>
-      </w:pPr>
-      <w:r>
-        <w:rPr>
-          <w:rFonts w:ascii="Calibri" w:eastAsia="Calibri" w:hAnsi="Calibri" w:cs="Calibri"/>
+          <w:rFonts w:ascii="Calibri" w:hAnsi="Calibri" w:eastAsia="Calibri" w:cs="Calibri"/>
+          <w:lang w:val="en-US"/>
+        </w:rPr>
+      </w:pPr>
+      <w:r>
+        <w:rPr>
+          <w:rFonts w:ascii="Calibri" w:hAnsi="Calibri" w:eastAsia="Calibri" w:cs="Calibri"/>
           <w:lang w:val="en-US"/>
         </w:rPr>
         <w:t>b = Ax =&gt;</w:t>
       </w:r>
       <w:r>
         <w:rPr>
-          <w:rFonts w:ascii="Calibri" w:eastAsia="Calibri" w:hAnsi="Calibri" w:cs="Calibri"/>
+          <w:rFonts w:ascii="Calibri" w:hAnsi="Calibri" w:eastAsia="Calibri" w:cs="Calibri"/>
           <w:lang w:val="en-US"/>
         </w:rPr>
         <w:t xml:space="preserve"> </w:t>
@@ -1055,26 +1066,26 @@
       <w:pPr>
         <w:ind w:left="720"/>
         <w:rPr>
-          <w:rFonts w:ascii="Calibri" w:eastAsia="Calibri" w:hAnsi="Calibri" w:cs="Calibri"/>
-          <w:lang w:val="en-US"/>
-        </w:rPr>
-      </w:pPr>
-      <w:r>
-        <w:rPr>
-          <w:rFonts w:ascii="Calibri" w:eastAsia="Calibri" w:hAnsi="Calibri" w:cs="Calibri"/>
+          <w:rFonts w:ascii="Calibri" w:hAnsi="Calibri" w:eastAsia="Calibri" w:cs="Calibri"/>
+          <w:lang w:val="en-US"/>
+        </w:rPr>
+      </w:pPr>
+      <w:r>
+        <w:rPr>
+          <w:rFonts w:ascii="Calibri" w:hAnsi="Calibri" w:eastAsia="Calibri" w:cs="Calibri"/>
           <w:lang w:val="en-US"/>
         </w:rPr>
         <w:t>||b|| = ||Ax|| &lt;= ||A|| * ||</w:t>
       </w:r>
       <w:r>
         <w:rPr>
-          <w:rFonts w:ascii="Calibri" w:eastAsia="Calibri" w:hAnsi="Calibri" w:cs="Calibri"/>
+          <w:rFonts w:ascii="Calibri" w:hAnsi="Calibri" w:eastAsia="Calibri" w:cs="Calibri"/>
         </w:rPr>
         <w:t>δ</w:t>
       </w:r>
       <w:r>
         <w:rPr>
-          <w:rFonts w:ascii="Calibri" w:eastAsia="Calibri" w:hAnsi="Calibri" w:cs="Calibri"/>
+          <w:rFonts w:ascii="Calibri" w:hAnsi="Calibri" w:eastAsia="Calibri" w:cs="Calibri"/>
           <w:lang w:val="en-US"/>
         </w:rPr>
         <w:t xml:space="preserve">b|| =&gt; </w:t>
@@ -1084,20 +1095,20 @@
       <w:pPr>
         <w:ind w:left="720"/>
         <w:rPr>
-          <w:rFonts w:ascii="Calibri" w:eastAsia="Calibri" w:hAnsi="Calibri" w:cs="Calibri"/>
-          <w:lang w:val="en-US"/>
-        </w:rPr>
-      </w:pPr>
-      <w:r>
-        <w:rPr>
-          <w:rFonts w:ascii="Calibri" w:eastAsia="Calibri" w:hAnsi="Calibri" w:cs="Calibri"/>
+          <w:rFonts w:ascii="Calibri" w:hAnsi="Calibri" w:eastAsia="Calibri" w:cs="Calibri"/>
+          <w:lang w:val="en-US"/>
+        </w:rPr>
+      </w:pPr>
+      <w:r>
+        <w:rPr>
+          <w:rFonts w:ascii="Calibri" w:hAnsi="Calibri" w:eastAsia="Calibri" w:cs="Calibri"/>
           <w:lang w:val="en-US"/>
         </w:rPr>
         <w:t>||x|| &gt;= ||b|| / ||A||</w:t>
       </w:r>
       <w:r>
         <w:rPr>
-          <w:rFonts w:ascii="Calibri" w:eastAsia="Calibri" w:hAnsi="Calibri" w:cs="Calibri"/>
+          <w:rFonts w:ascii="Calibri" w:hAnsi="Calibri" w:eastAsia="Calibri" w:cs="Calibri"/>
           <w:lang w:val="en-US"/>
         </w:rPr>
         <w:t>.</w:t>
@@ -1107,98 +1118,98 @@
       <w:pPr>
         <w:ind w:left="720"/>
         <w:rPr>
-          <w:rFonts w:ascii="Calibri" w:eastAsia="Calibri" w:hAnsi="Calibri" w:cs="Calibri"/>
-          <w:lang w:val="en-US"/>
-        </w:rPr>
-      </w:pPr>
-      <w:r>
-        <w:rPr>
-          <w:rFonts w:ascii="Calibri" w:eastAsia="Calibri" w:hAnsi="Calibri" w:cs="Calibri"/>
+          <w:rFonts w:ascii="Calibri" w:hAnsi="Calibri" w:eastAsia="Calibri" w:cs="Calibri"/>
+          <w:lang w:val="en-US"/>
+        </w:rPr>
+      </w:pPr>
+      <w:r>
+        <w:rPr>
+          <w:rFonts w:ascii="Calibri" w:hAnsi="Calibri" w:eastAsia="Calibri" w:cs="Calibri"/>
           <w:lang w:val="en-US"/>
         </w:rPr>
         <w:t>Divide absolute error by relative error</w:t>
       </w:r>
       <w:r>
         <w:rPr>
-          <w:rFonts w:ascii="Calibri" w:eastAsia="Calibri" w:hAnsi="Calibri" w:cs="Calibri"/>
+          <w:rFonts w:ascii="Calibri" w:hAnsi="Calibri" w:eastAsia="Calibri" w:cs="Calibri"/>
           <w:lang w:val="en-US"/>
         </w:rPr>
         <w:t>: ||</w:t>
       </w:r>
       <w:r>
         <w:rPr>
-          <w:rFonts w:ascii="Calibri" w:eastAsia="Calibri" w:hAnsi="Calibri" w:cs="Calibri"/>
+          <w:rFonts w:ascii="Calibri" w:hAnsi="Calibri" w:eastAsia="Calibri" w:cs="Calibri"/>
         </w:rPr>
         <w:t>δ</w:t>
       </w:r>
       <w:r>
         <w:rPr>
-          <w:rFonts w:ascii="Calibri" w:eastAsia="Calibri" w:hAnsi="Calibri" w:cs="Calibri"/>
+          <w:rFonts w:ascii="Calibri" w:hAnsi="Calibri" w:eastAsia="Calibri" w:cs="Calibri"/>
           <w:lang w:val="en-US"/>
         </w:rPr>
         <w:t>b|| / ||x|| &lt;= ||A|| * ||A_inv|| * ||</w:t>
       </w:r>
       <w:r>
         <w:rPr>
-          <w:rFonts w:ascii="Calibri" w:eastAsia="Calibri" w:hAnsi="Calibri" w:cs="Calibri"/>
+          <w:rFonts w:ascii="Calibri" w:hAnsi="Calibri" w:eastAsia="Calibri" w:cs="Calibri"/>
         </w:rPr>
         <w:t>δ</w:t>
       </w:r>
       <w:r>
         <w:rPr>
-          <w:rFonts w:ascii="Calibri" w:eastAsia="Calibri" w:hAnsi="Calibri" w:cs="Calibri"/>
+          <w:rFonts w:ascii="Calibri" w:hAnsi="Calibri" w:eastAsia="Calibri" w:cs="Calibri"/>
           <w:lang w:val="en-US"/>
         </w:rPr>
         <w:t xml:space="preserve">b|| / ||b||, </w:t>
       </w:r>
       <w:r>
         <w:rPr>
-          <w:rFonts w:ascii="Calibri" w:eastAsia="Calibri" w:hAnsi="Calibri" w:cs="Calibri"/>
+          <w:rFonts w:ascii="Calibri" w:hAnsi="Calibri" w:eastAsia="Calibri" w:cs="Calibri"/>
         </w:rPr>
         <w:t>где</w:t>
       </w:r>
       <w:r>
         <w:rPr>
-          <w:rFonts w:ascii="Calibri" w:eastAsia="Calibri" w:hAnsi="Calibri" w:cs="Calibri"/>
+          <w:rFonts w:ascii="Calibri" w:hAnsi="Calibri" w:eastAsia="Calibri" w:cs="Calibri"/>
           <w:lang w:val="en-US"/>
         </w:rPr>
         <w:t xml:space="preserve"> </w:t>
       </w:r>
       <w:r>
         <w:rPr>
-          <w:rFonts w:ascii="Calibri" w:eastAsia="Calibri" w:hAnsi="Calibri" w:cs="Calibri"/>
+          <w:rFonts w:ascii="Calibri" w:hAnsi="Calibri" w:eastAsia="Calibri" w:cs="Calibri"/>
         </w:rPr>
         <w:t>ν</w:t>
       </w:r>
       <w:r>
         <w:rPr>
-          <w:rFonts w:ascii="Calibri" w:eastAsia="Calibri" w:hAnsi="Calibri" w:cs="Calibri"/>
+          <w:rFonts w:ascii="Calibri" w:hAnsi="Calibri" w:eastAsia="Calibri" w:cs="Calibri"/>
           <w:lang w:val="en-US"/>
         </w:rPr>
         <w:t xml:space="preserve">(A) = ||A|| * ||A_inv|| — </w:t>
       </w:r>
       <w:r>
         <w:rPr>
-          <w:rFonts w:ascii="Calibri" w:eastAsia="Calibri" w:hAnsi="Calibri" w:cs="Calibri"/>
+          <w:rFonts w:ascii="Calibri" w:hAnsi="Calibri" w:eastAsia="Calibri" w:cs="Calibri"/>
         </w:rPr>
         <w:t>число</w:t>
       </w:r>
       <w:r>
         <w:rPr>
-          <w:rFonts w:ascii="Calibri" w:eastAsia="Calibri" w:hAnsi="Calibri" w:cs="Calibri"/>
+          <w:rFonts w:ascii="Calibri" w:hAnsi="Calibri" w:eastAsia="Calibri" w:cs="Calibri"/>
           <w:lang w:val="en-US"/>
         </w:rPr>
         <w:t xml:space="preserve"> </w:t>
       </w:r>
       <w:r>
         <w:rPr>
-          <w:rFonts w:ascii="Calibri" w:eastAsia="Calibri" w:hAnsi="Calibri" w:cs="Calibri"/>
+          <w:rFonts w:ascii="Calibri" w:hAnsi="Calibri" w:eastAsia="Calibri" w:cs="Calibri"/>
         </w:rPr>
         <w:t>обусловленности</w:t>
       </w:r>
       <w:r>
         <w:rPr>
-          <w:rFonts w:ascii="Calibri" w:eastAsia="Calibri" w:hAnsi="Calibri" w:cs="Calibri"/>
+          <w:rFonts w:ascii="Calibri" w:hAnsi="Calibri" w:eastAsia="Calibri" w:cs="Calibri"/>
           <w:lang w:val="en-US"/>
         </w:rPr>
         <w:t xml:space="preserve">. </w:t>
@@ -1208,7 +1219,7 @@
       <w:pPr>
         <w:ind w:left="720"/>
         <w:rPr>
-          <w:rFonts w:ascii="Calibri" w:eastAsia="Calibri" w:hAnsi="Calibri" w:cs="Calibri"/>
+          <w:rFonts w:ascii="Calibri" w:hAnsi="Calibri" w:eastAsia="Calibri" w:cs="Calibri"/>
           <w:lang w:val="en-US"/>
         </w:rPr>
       </w:pPr>
@@ -1220,35 +1231,35 @@
       </w:r>
       <w:r>
         <w:rPr>
-          <w:rFonts w:ascii="Calibri" w:eastAsia="Calibri" w:hAnsi="Calibri" w:cs="Calibri"/>
+          <w:rFonts w:ascii="Calibri" w:hAnsi="Calibri" w:eastAsia="Calibri" w:cs="Calibri"/>
           <w:lang w:val="en-US"/>
         </w:rPr>
         <w:t xml:space="preserve"> ||A||_1 = max_i (sum_j (|a_ij|) ) (</w:t>
       </w:r>
       <w:r>
         <w:rPr>
-          <w:rFonts w:ascii="Calibri" w:eastAsia="Calibri" w:hAnsi="Calibri" w:cs="Calibri"/>
+          <w:rFonts w:ascii="Calibri" w:hAnsi="Calibri" w:eastAsia="Calibri" w:cs="Calibri"/>
           <w:lang w:val="en-US"/>
         </w:rPr>
         <w:t>max sum of abs by columns</w:t>
       </w:r>
       <w:r>
         <w:rPr>
-          <w:rFonts w:ascii="Calibri" w:eastAsia="Calibri" w:hAnsi="Calibri" w:cs="Calibri"/>
+          <w:rFonts w:ascii="Calibri" w:hAnsi="Calibri" w:eastAsia="Calibri" w:cs="Calibri"/>
           <w:lang w:val="en-US"/>
         </w:rPr>
         <w:t xml:space="preserve">) </w:t>
       </w:r>
       <w:r>
         <w:rPr>
-          <w:rFonts w:ascii="Calibri" w:eastAsia="Calibri" w:hAnsi="Calibri" w:cs="Calibri"/>
+          <w:rFonts w:ascii="Calibri" w:hAnsi="Calibri" w:eastAsia="Calibri" w:cs="Calibri"/>
           <w:lang w:val="en-US"/>
         </w:rPr>
         <w:t>for</w:t>
       </w:r>
       <w:r>
         <w:rPr>
-          <w:rFonts w:ascii="Calibri" w:eastAsia="Calibri" w:hAnsi="Calibri" w:cs="Calibri"/>
+          <w:rFonts w:ascii="Calibri" w:hAnsi="Calibri" w:eastAsia="Calibri" w:cs="Calibri"/>
           <w:lang w:val="en-US"/>
         </w:rPr>
         <w:t xml:space="preserve"> ||A|| * ||A_inv||.</w:t>
@@ -1258,7 +1269,7 @@
       <w:pPr>
         <w:ind w:left="720"/>
         <w:rPr>
-          <w:rFonts w:ascii="Calibri" w:eastAsia="Calibri" w:hAnsi="Calibri" w:cs="Calibri"/>
+          <w:rFonts w:ascii="Calibri" w:hAnsi="Calibri" w:eastAsia="Calibri" w:cs="Calibri"/>
           <w:lang w:val="en-US"/>
         </w:rPr>
       </w:pPr>
@@ -1271,188 +1282,188 @@
           <w:numId w:val="5"/>
         </w:numPr>
         <w:rPr>
-          <w:rFonts w:ascii="Calibri" w:eastAsia="Calibri" w:hAnsi="Calibri" w:cs="Calibri"/>
-          <w:lang w:val="en-US"/>
-        </w:rPr>
-      </w:pPr>
-      <w:r>
-        <w:rPr>
-          <w:rFonts w:ascii="Calibri" w:eastAsia="Calibri" w:hAnsi="Calibri" w:cs="Calibri"/>
+          <w:rFonts w:ascii="Calibri" w:hAnsi="Calibri" w:eastAsia="Calibri" w:cs="Calibri"/>
+          <w:lang w:val="en-US"/>
+        </w:rPr>
+      </w:pPr>
+      <w:r>
+        <w:rPr>
+          <w:rFonts w:ascii="Calibri" w:hAnsi="Calibri" w:eastAsia="Calibri" w:cs="Calibri"/>
           <w:lang w:val="en-US"/>
         </w:rPr>
         <w:t>Theorem to Generate Singular Matrices</w:t>
       </w:r>
       <w:r>
         <w:rPr>
-          <w:rFonts w:ascii="Calibri" w:eastAsia="Calibri" w:hAnsi="Calibri" w:cs="Calibri"/>
+          <w:rFonts w:ascii="Calibri" w:hAnsi="Calibri" w:eastAsia="Calibri" w:cs="Calibri"/>
           <w:lang w:val="en-US"/>
         </w:rPr>
         <w:t xml:space="preserve">. </w:t>
       </w:r>
       <w:r>
         <w:rPr>
-          <w:rFonts w:ascii="Calibri" w:eastAsia="Calibri" w:hAnsi="Calibri" w:cs="Calibri"/>
+          <w:rFonts w:ascii="Calibri" w:hAnsi="Calibri" w:eastAsia="Calibri" w:cs="Calibri"/>
           <w:lang w:val="en-US"/>
         </w:rPr>
         <w:t xml:space="preserve">Let A be a matrix of order </w:t>
       </w:r>
       <w:r>
         <w:rPr>
-          <w:rFonts w:ascii="Calibri" w:eastAsia="Calibri" w:hAnsi="Calibri" w:cs="Calibri"/>
+          <w:rFonts w:ascii="Calibri" w:hAnsi="Calibri" w:eastAsia="Calibri" w:cs="Calibri"/>
           <w:lang w:val="en-US"/>
         </w:rPr>
         <w:t>m</w:t>
       </w:r>
       <w:r>
         <w:rPr>
-          <w:rFonts w:ascii="Calibri" w:eastAsia="Calibri" w:hAnsi="Calibri" w:cs="Calibri"/>
+          <w:rFonts w:ascii="Calibri" w:hAnsi="Calibri" w:eastAsia="Calibri" w:cs="Calibri"/>
           <w:lang w:val="en-US"/>
         </w:rPr>
         <w:t xml:space="preserve"> × k and B be a matrix of order k × </w:t>
       </w:r>
       <w:r>
         <w:rPr>
-          <w:rFonts w:ascii="Calibri" w:eastAsia="Calibri" w:hAnsi="Calibri" w:cs="Calibri"/>
+          <w:rFonts w:ascii="Calibri" w:hAnsi="Calibri" w:eastAsia="Calibri" w:cs="Calibri"/>
           <w:lang w:val="en-US"/>
         </w:rPr>
         <w:t>m</w:t>
       </w:r>
       <w:r>
         <w:rPr>
-          <w:rFonts w:ascii="Calibri" w:eastAsia="Calibri" w:hAnsi="Calibri" w:cs="Calibri"/>
+          <w:rFonts w:ascii="Calibri" w:hAnsi="Calibri" w:eastAsia="Calibri" w:cs="Calibri"/>
           <w:lang w:val="en-US"/>
         </w:rPr>
         <w:t xml:space="preserve">, where </w:t>
       </w:r>
       <w:r>
         <w:rPr>
-          <w:rFonts w:ascii="Calibri" w:eastAsia="Calibri" w:hAnsi="Calibri" w:cs="Calibri"/>
+          <w:rFonts w:ascii="Calibri" w:hAnsi="Calibri" w:eastAsia="Calibri" w:cs="Calibri"/>
           <w:lang w:val="en-US"/>
         </w:rPr>
         <w:t xml:space="preserve">m </w:t>
       </w:r>
       <w:r>
         <w:rPr>
-          <w:rFonts w:ascii="Calibri" w:eastAsia="Calibri" w:hAnsi="Calibri" w:cs="Calibri"/>
+          <w:rFonts w:ascii="Calibri" w:hAnsi="Calibri" w:eastAsia="Calibri" w:cs="Calibri"/>
           <w:lang w:val="en-US"/>
         </w:rPr>
         <w:t>&gt;</w:t>
       </w:r>
       <w:r>
         <w:rPr>
-          <w:rFonts w:ascii="Calibri" w:eastAsia="Calibri" w:hAnsi="Calibri" w:cs="Calibri"/>
+          <w:rFonts w:ascii="Calibri" w:hAnsi="Calibri" w:eastAsia="Calibri" w:cs="Calibri"/>
           <w:lang w:val="en-US"/>
         </w:rPr>
         <w:t xml:space="preserve"> </w:t>
       </w:r>
       <w:r>
         <w:rPr>
-          <w:rFonts w:ascii="Calibri" w:eastAsia="Calibri" w:hAnsi="Calibri" w:cs="Calibri"/>
+          <w:rFonts w:ascii="Calibri" w:hAnsi="Calibri" w:eastAsia="Calibri" w:cs="Calibri"/>
           <w:lang w:val="en-US"/>
         </w:rPr>
         <w:t>k. Then, the product A</w:t>
       </w:r>
       <w:r>
         <w:rPr>
-          <w:rFonts w:ascii="Calibri" w:eastAsia="Calibri" w:hAnsi="Calibri" w:cs="Calibri"/>
+          <w:rFonts w:ascii="Calibri" w:hAnsi="Calibri" w:eastAsia="Calibri" w:cs="Calibri"/>
           <w:lang w:val="en-US"/>
         </w:rPr>
         <w:t>*</w:t>
       </w:r>
       <w:r>
         <w:rPr>
-          <w:rFonts w:ascii="Calibri" w:eastAsia="Calibri" w:hAnsi="Calibri" w:cs="Calibri"/>
+          <w:rFonts w:ascii="Calibri" w:hAnsi="Calibri" w:eastAsia="Calibri" w:cs="Calibri"/>
           <w:lang w:val="en-US"/>
         </w:rPr>
         <w:t xml:space="preserve">B, which is an </w:t>
       </w:r>
       <w:r>
         <w:rPr>
-          <w:rFonts w:ascii="Calibri" w:eastAsia="Calibri" w:hAnsi="Calibri" w:cs="Calibri"/>
+          <w:rFonts w:ascii="Calibri" w:hAnsi="Calibri" w:eastAsia="Calibri" w:cs="Calibri"/>
           <w:lang w:val="en-US"/>
         </w:rPr>
         <w:t>m</w:t>
       </w:r>
       <w:r>
         <w:rPr>
-          <w:rFonts w:ascii="Calibri" w:eastAsia="Calibri" w:hAnsi="Calibri" w:cs="Calibri"/>
+          <w:rFonts w:ascii="Calibri" w:hAnsi="Calibri" w:eastAsia="Calibri" w:cs="Calibri"/>
           <w:lang w:val="en-US"/>
         </w:rPr>
         <w:t xml:space="preserve"> × </w:t>
       </w:r>
       <w:r>
         <w:rPr>
-          <w:rFonts w:ascii="Calibri" w:eastAsia="Calibri" w:hAnsi="Calibri" w:cs="Calibri"/>
+          <w:rFonts w:ascii="Calibri" w:hAnsi="Calibri" w:eastAsia="Calibri" w:cs="Calibri"/>
           <w:lang w:val="en-US"/>
         </w:rPr>
         <w:t>m</w:t>
       </w:r>
       <w:r>
         <w:rPr>
-          <w:rFonts w:ascii="Calibri" w:eastAsia="Calibri" w:hAnsi="Calibri" w:cs="Calibri"/>
+          <w:rFonts w:ascii="Calibri" w:hAnsi="Calibri" w:eastAsia="Calibri" w:cs="Calibri"/>
           <w:lang w:val="en-US"/>
         </w:rPr>
         <w:t xml:space="preserve"> matrix, is always singular.</w:t>
       </w:r>
       <w:r>
         <w:rPr>
-          <w:rFonts w:ascii="Calibri" w:eastAsia="Calibri" w:hAnsi="Calibri" w:cs="Calibri"/>
+          <w:rFonts w:ascii="Calibri" w:hAnsi="Calibri" w:eastAsia="Calibri" w:cs="Calibri"/>
           <w:lang w:val="en-US"/>
         </w:rPr>
         <w:t xml:space="preserve"> </w:t>
       </w:r>
       <w:r>
         <w:rPr>
-          <w:rFonts w:ascii="Calibri" w:eastAsia="Calibri" w:hAnsi="Calibri" w:cs="Calibri"/>
+          <w:rFonts w:ascii="Calibri" w:hAnsi="Calibri" w:eastAsia="Calibri" w:cs="Calibri"/>
           <w:lang w:val="en-US"/>
         </w:rPr>
         <w:t>The intuition is that the rank of the product A</w:t>
       </w:r>
       <w:r>
         <w:rPr>
-          <w:rFonts w:ascii="Calibri" w:eastAsia="Calibri" w:hAnsi="Calibri" w:cs="Calibri"/>
+          <w:rFonts w:ascii="Calibri" w:hAnsi="Calibri" w:eastAsia="Calibri" w:cs="Calibri"/>
           <w:lang w:val="en-US"/>
         </w:rPr>
         <w:t>*</w:t>
       </w:r>
       <w:r>
         <w:rPr>
-          <w:rFonts w:ascii="Calibri" w:eastAsia="Calibri" w:hAnsi="Calibri" w:cs="Calibri"/>
+          <w:rFonts w:ascii="Calibri" w:hAnsi="Calibri" w:eastAsia="Calibri" w:cs="Calibri"/>
           <w:lang w:val="en-US"/>
         </w:rPr>
         <w:t>B cannot exceed k, which is less than </w:t>
       </w:r>
       <w:r>
         <w:rPr>
-          <w:rFonts w:ascii="Calibri" w:eastAsia="Calibri" w:hAnsi="Calibri" w:cs="Calibri"/>
+          <w:rFonts w:ascii="Calibri" w:hAnsi="Calibri" w:eastAsia="Calibri" w:cs="Calibri"/>
           <w:lang w:val="en-US"/>
         </w:rPr>
         <w:t>m</w:t>
       </w:r>
       <w:r>
         <w:rPr>
-          <w:rFonts w:ascii="Calibri" w:eastAsia="Calibri" w:hAnsi="Calibri" w:cs="Calibri"/>
+          <w:rFonts w:ascii="Calibri" w:hAnsi="Calibri" w:eastAsia="Calibri" w:cs="Calibri"/>
           <w:lang w:val="en-US"/>
         </w:rPr>
         <w:t>, so A</w:t>
       </w:r>
       <w:r>
         <w:rPr>
-          <w:rFonts w:ascii="Calibri" w:eastAsia="Calibri" w:hAnsi="Calibri" w:cs="Calibri"/>
+          <w:rFonts w:ascii="Calibri" w:hAnsi="Calibri" w:eastAsia="Calibri" w:cs="Calibri"/>
           <w:lang w:val="en-US"/>
         </w:rPr>
         <w:t>*</w:t>
       </w:r>
       <w:r>
         <w:rPr>
-          <w:rFonts w:ascii="Calibri" w:eastAsia="Calibri" w:hAnsi="Calibri" w:cs="Calibri"/>
+          <w:rFonts w:ascii="Calibri" w:hAnsi="Calibri" w:eastAsia="Calibri" w:cs="Calibri"/>
           <w:lang w:val="en-US"/>
         </w:rPr>
         <w:t>B</w:t>
       </w:r>
       <w:r>
         <w:rPr>
-          <w:rFonts w:ascii="Calibri" w:eastAsia="Calibri" w:hAnsi="Calibri" w:cs="Calibri"/>
+          <w:rFonts w:ascii="Calibri" w:hAnsi="Calibri" w:eastAsia="Calibri" w:cs="Calibri"/>
           <w:i/>
           <w:iCs/>
           <w:lang w:val="en-US"/>
@@ -1461,14 +1472,14 @@
       </w:r>
       <w:r>
         <w:rPr>
-          <w:rFonts w:ascii="Calibri" w:eastAsia="Calibri" w:hAnsi="Calibri" w:cs="Calibri"/>
+          <w:rFonts w:ascii="Calibri" w:hAnsi="Calibri" w:eastAsia="Calibri" w:cs="Calibri"/>
           <w:lang w:val="en-US"/>
         </w:rPr>
         <w:t>cannot be full-rank and thus must be singular</w:t>
       </w:r>
       <w:r>
         <w:rPr>
-          <w:rFonts w:ascii="Calibri" w:eastAsia="Calibri" w:hAnsi="Calibri" w:cs="Calibri"/>
+          <w:rFonts w:ascii="Calibri" w:hAnsi="Calibri" w:eastAsia="Calibri" w:cs="Calibri"/>
           <w:lang w:val="en-US"/>
         </w:rPr>
         <w:t>.</w:t>
@@ -1479,13 +1490,13 @@
         <w:pStyle w:val="a3"/>
         <w:ind w:left="0"/>
         <w:rPr>
-          <w:rFonts w:ascii="Calibri" w:eastAsia="Calibri" w:hAnsi="Calibri" w:cs="Calibri"/>
-          <w:lang w:val="en-US"/>
-        </w:rPr>
-      </w:pPr>
-      <w:r>
-        <w:rPr>
-          <w:rFonts w:ascii="Calibri" w:eastAsia="Calibri" w:hAnsi="Calibri" w:cs="Calibri"/>
+          <w:rFonts w:ascii="Calibri" w:hAnsi="Calibri" w:eastAsia="Calibri" w:cs="Calibri"/>
+          <w:lang w:val="en-US"/>
+        </w:rPr>
+      </w:pPr>
+      <w:r>
+        <w:rPr>
+          <w:rFonts w:ascii="Calibri" w:hAnsi="Calibri" w:eastAsia="Calibri" w:cs="Calibri"/>
           <w:lang w:val="en-US"/>
         </w:rPr>
         <w:t>For a system Ax = b, the possible outcomes are:</w:t>
@@ -1499,27 +1510,27 @@
           <w:numId w:val="7"/>
         </w:numPr>
         <w:rPr>
-          <w:rFonts w:ascii="Calibri" w:eastAsia="Calibri" w:hAnsi="Calibri" w:cs="Calibri"/>
-          <w:lang w:val="en-US"/>
-        </w:rPr>
-      </w:pPr>
-      <w:r>
-        <w:rPr>
-          <w:rFonts w:ascii="Calibri" w:eastAsia="Calibri" w:hAnsi="Calibri" w:cs="Calibri"/>
+          <w:rFonts w:ascii="Calibri" w:hAnsi="Calibri" w:eastAsia="Calibri" w:cs="Calibri"/>
+          <w:lang w:val="en-US"/>
+        </w:rPr>
+      </w:pPr>
+      <w:r>
+        <w:rPr>
+          <w:rFonts w:ascii="Calibri" w:hAnsi="Calibri" w:eastAsia="Calibri" w:cs="Calibri"/>
           <w:lang w:val="en-US"/>
         </w:rPr>
         <w:t xml:space="preserve">No solution. The </w:t>
       </w:r>
       <w:r>
         <w:rPr>
-          <w:rFonts w:ascii="Calibri" w:eastAsia="Calibri" w:hAnsi="Calibri" w:cs="Calibri"/>
+          <w:rFonts w:ascii="Calibri" w:hAnsi="Calibri" w:eastAsia="Calibri" w:cs="Calibri"/>
           <w:lang w:val="en-US"/>
         </w:rPr>
         <w:t>system is inconsistent:</w:t>
       </w:r>
       <w:r>
         <w:rPr>
-          <w:rFonts w:ascii="Calibri" w:eastAsia="Calibri" w:hAnsi="Calibri" w:cs="Calibri"/>
+          <w:rFonts w:ascii="Calibri" w:hAnsi="Calibri" w:eastAsia="Calibri" w:cs="Calibri"/>
           <w:lang w:val="en-US"/>
         </w:rPr>
         <w:t xml:space="preserve"> rank(A) != rank([A | b])</w:t>
@@ -1529,13 +1540,13 @@
       <w:pPr>
         <w:pStyle w:val="a3"/>
         <w:rPr>
-          <w:rFonts w:ascii="Calibri" w:eastAsia="Calibri" w:hAnsi="Calibri" w:cs="Calibri"/>
-          <w:lang w:val="en-US"/>
-        </w:rPr>
-      </w:pPr>
-      <w:r>
-        <w:rPr>
-          <w:rFonts w:ascii="Calibri" w:eastAsia="Calibri" w:hAnsi="Calibri" w:cs="Calibri"/>
+          <w:rFonts w:ascii="Calibri" w:hAnsi="Calibri" w:eastAsia="Calibri" w:cs="Calibri"/>
+          <w:lang w:val="en-US"/>
+        </w:rPr>
+      </w:pPr>
+      <w:r>
+        <w:rPr>
+          <w:rFonts w:ascii="Calibri" w:hAnsi="Calibri" w:eastAsia="Calibri" w:cs="Calibri"/>
           <w:lang w:val="en-US"/>
         </w:rPr>
         <w:t>a row like [0 0 … 0 | b_i] and b_i != 0 =&gt; no solution</w:t>
@@ -1549,13 +1560,13 @@
           <w:numId w:val="7"/>
         </w:numPr>
         <w:rPr>
-          <w:rFonts w:ascii="Calibri" w:eastAsia="Calibri" w:hAnsi="Calibri" w:cs="Calibri"/>
-          <w:lang w:val="en-US"/>
-        </w:rPr>
-      </w:pPr>
-      <w:r>
-        <w:rPr>
-          <w:rFonts w:ascii="Calibri" w:eastAsia="Calibri" w:hAnsi="Calibri" w:cs="Calibri"/>
+          <w:rFonts w:ascii="Calibri" w:hAnsi="Calibri" w:eastAsia="Calibri" w:cs="Calibri"/>
+          <w:lang w:val="en-US"/>
+        </w:rPr>
+      </w:pPr>
+      <w:r>
+        <w:rPr>
+          <w:rFonts w:ascii="Calibri" w:hAnsi="Calibri" w:eastAsia="Calibri" w:cs="Calibri"/>
           <w:lang w:val="en-US"/>
         </w:rPr>
         <w:t>One solution. The system is consistent: rank(A) = n (A: [n x n]). Every variable is a pivot variable</w:t>
@@ -1569,20 +1580,20 @@
           <w:numId w:val="7"/>
         </w:numPr>
         <w:rPr>
-          <w:rFonts w:ascii="Calibri" w:eastAsia="Calibri" w:hAnsi="Calibri" w:cs="Calibri"/>
-          <w:lang w:val="en-US"/>
-        </w:rPr>
-      </w:pPr>
-      <w:r>
-        <w:rPr>
-          <w:rFonts w:ascii="Calibri" w:eastAsia="Calibri" w:hAnsi="Calibri" w:cs="Calibri"/>
+          <w:rFonts w:ascii="Calibri" w:hAnsi="Calibri" w:eastAsia="Calibri" w:cs="Calibri"/>
+          <w:lang w:val="en-US"/>
+        </w:rPr>
+      </w:pPr>
+      <w:r>
+        <w:rPr>
+          <w:rFonts w:ascii="Calibri" w:hAnsi="Calibri" w:eastAsia="Calibri" w:cs="Calibri"/>
           <w:lang w:val="en-US"/>
         </w:rPr>
         <w:t>Infinitely many solutions. The system is consistent, but rank(A) &lt; n. There are free variables</w:t>
       </w:r>
       <w:r>
         <w:rPr>
-          <w:rFonts w:ascii="Calibri" w:eastAsia="Calibri" w:hAnsi="Calibri" w:cs="Calibri"/>
+          <w:rFonts w:ascii="Calibri" w:hAnsi="Calibri" w:eastAsia="Calibri" w:cs="Calibri"/>
           <w:lang w:val="en-US"/>
         </w:rPr>
         <w:t>.</w:t>
@@ -1596,48 +1607,48 @@
           <w:numId w:val="5"/>
         </w:numPr>
         <w:rPr>
-          <w:rFonts w:ascii="Calibri" w:eastAsia="Calibri" w:hAnsi="Calibri" w:cs="Calibri"/>
-          <w:lang w:val="en-US"/>
-        </w:rPr>
-      </w:pPr>
-      <w:r>
-        <w:rPr>
-          <w:rFonts w:ascii="Calibri" w:eastAsia="Calibri" w:hAnsi="Calibri" w:cs="Calibri"/>
+          <w:rFonts w:ascii="Calibri" w:hAnsi="Calibri" w:eastAsia="Calibri" w:cs="Calibri"/>
+          <w:lang w:val="en-US"/>
+        </w:rPr>
+      </w:pPr>
+      <w:r>
+        <w:rPr>
+          <w:rFonts w:ascii="Calibri" w:hAnsi="Calibri" w:eastAsia="Calibri" w:cs="Calibri"/>
           <w:lang w:val="en-US"/>
         </w:rPr>
         <w:t xml:space="preserve">Householder reflections </w:t>
       </w:r>
       <w:r>
         <w:rPr>
-          <w:rFonts w:ascii="Calibri" w:eastAsia="Calibri" w:hAnsi="Calibri" w:cs="Calibri"/>
+          <w:rFonts w:ascii="Calibri" w:hAnsi="Calibri" w:eastAsia="Calibri" w:cs="Calibri"/>
           <w:lang w:val="en-US"/>
         </w:rPr>
         <w:t>to make QR</w:t>
       </w:r>
       <w:r>
         <w:rPr>
-          <w:rFonts w:ascii="Calibri" w:eastAsia="Calibri" w:hAnsi="Calibri" w:cs="Calibri"/>
+          <w:rFonts w:ascii="Calibri" w:hAnsi="Calibri" w:eastAsia="Calibri" w:cs="Calibri"/>
           <w:lang w:val="en-US"/>
         </w:rPr>
         <w:t>-</w:t>
       </w:r>
       <w:r>
         <w:rPr>
-          <w:rFonts w:ascii="Calibri" w:eastAsia="Calibri" w:hAnsi="Calibri" w:cs="Calibri"/>
+          <w:rFonts w:ascii="Calibri" w:hAnsi="Calibri" w:eastAsia="Calibri" w:cs="Calibri"/>
           <w:lang w:val="en-US"/>
         </w:rPr>
         <w:t>decomposition</w:t>
       </w:r>
       <w:r>
         <w:rPr>
-          <w:rFonts w:ascii="Calibri" w:eastAsia="Calibri" w:hAnsi="Calibri" w:cs="Calibri"/>
+          <w:rFonts w:ascii="Calibri" w:hAnsi="Calibri" w:eastAsia="Calibri" w:cs="Calibri"/>
           <w:lang w:val="en-US"/>
         </w:rPr>
         <w:t xml:space="preserve"> remove a whole column at once, require fewer transformations and are best for dense matrices.</w:t>
       </w:r>
       <w:r>
         <w:rPr>
-          <w:rFonts w:ascii="Calibri" w:eastAsia="Calibri" w:hAnsi="Calibri" w:cs="Calibri"/>
+          <w:rFonts w:ascii="Calibri" w:hAnsi="Calibri" w:eastAsia="Calibri" w:cs="Calibri"/>
           <w:lang w:val="en-US"/>
         </w:rPr>
         <w:t xml:space="preserve"> It’s faster than Givens rotations.</w:t>
@@ -1648,13 +1659,13 @@
         <w:pStyle w:val="a3"/>
         <w:ind w:left="0"/>
         <w:rPr>
-          <w:rFonts w:ascii="Calibri" w:eastAsia="Calibri" w:hAnsi="Calibri" w:cs="Calibri"/>
-          <w:lang w:val="en-US"/>
-        </w:rPr>
-      </w:pPr>
-      <w:r>
-        <w:rPr>
-          <w:rFonts w:ascii="Calibri" w:eastAsia="Calibri" w:hAnsi="Calibri" w:cs="Calibri"/>
+          <w:rFonts w:ascii="Calibri" w:hAnsi="Calibri" w:eastAsia="Calibri" w:cs="Calibri"/>
+          <w:lang w:val="en-US"/>
+        </w:rPr>
+      </w:pPr>
+      <w:r>
+        <w:rPr>
+          <w:rFonts w:ascii="Calibri" w:hAnsi="Calibri" w:eastAsia="Calibri" w:cs="Calibri"/>
           <w:lang w:val="en-US"/>
         </w:rPr>
         <w:drawing>
@@ -1695,14 +1706,14 @@
       </w:r>
       <w:r>
         <w:rPr>
-          <w:rFonts w:ascii="Calibri" w:eastAsia="Calibri" w:hAnsi="Calibri" w:cs="Calibri"/>
+          <w:rFonts w:ascii="Calibri" w:hAnsi="Calibri" w:eastAsia="Calibri" w:cs="Calibri"/>
           <w:lang w:val="en-US"/>
         </w:rPr>
         <w:t xml:space="preserve">   </w:t>
       </w:r>
       <w:r>
         <w:rPr>
-          <w:rFonts w:ascii="Calibri" w:eastAsia="Calibri" w:hAnsi="Calibri" w:cs="Calibri"/>
+          <w:rFonts w:ascii="Calibri" w:hAnsi="Calibri" w:eastAsia="Calibri" w:cs="Calibri"/>
           <w:lang w:val="en-US"/>
         </w:rPr>
         <w:drawing>
@@ -1747,27 +1758,27 @@
         <w:pStyle w:val="a3"/>
         <w:ind w:left="0"/>
         <w:rPr>
-          <w:rFonts w:ascii="Calibri" w:eastAsia="Calibri" w:hAnsi="Calibri" w:cs="Calibri"/>
-          <w:lang w:val="en-US"/>
-        </w:rPr>
-      </w:pPr>
-      <w:r>
-        <w:rPr>
-          <w:rFonts w:ascii="Calibri" w:eastAsia="Calibri" w:hAnsi="Calibri" w:cs="Calibri"/>
+          <w:rFonts w:ascii="Calibri" w:hAnsi="Calibri" w:eastAsia="Calibri" w:cs="Calibri"/>
+          <w:lang w:val="en-US"/>
+        </w:rPr>
+      </w:pPr>
+      <w:r>
+        <w:rPr>
+          <w:rFonts w:ascii="Calibri" w:hAnsi="Calibri" w:eastAsia="Calibri" w:cs="Calibri"/>
           <w:lang w:val="en-US"/>
         </w:rPr>
         <w:t xml:space="preserve">The first i-1 rows/cols are left unchanged; only the lower block P_v is transformed. P_v is the </w:t>
       </w:r>
       <w:r>
         <w:rPr>
-          <w:rFonts w:ascii="Calibri" w:eastAsia="Calibri" w:hAnsi="Calibri" w:cs="Calibri"/>
+          <w:rFonts w:ascii="Calibri" w:hAnsi="Calibri" w:eastAsia="Calibri" w:cs="Calibri"/>
           <w:lang w:val="en-US"/>
         </w:rPr>
         <w:t>Householder reflector acting on the subvector starting at row</w:t>
       </w:r>
       <w:r>
         <w:rPr>
-          <w:rFonts w:ascii="Calibri" w:eastAsia="Calibri" w:hAnsi="Calibri" w:cs="Calibri"/>
+          <w:rFonts w:ascii="Calibri" w:hAnsi="Calibri" w:eastAsia="Calibri" w:cs="Calibri"/>
           <w:lang w:val="en-US"/>
         </w:rPr>
         <w:t xml:space="preserve"> i.</w:t>
@@ -1778,13 +1789,13 @@
         <w:pStyle w:val="a3"/>
         <w:ind w:left="0"/>
         <w:rPr>
-          <w:rFonts w:ascii="Calibri" w:eastAsia="Calibri" w:hAnsi="Calibri" w:cs="Calibri"/>
-          <w:lang w:val="en-US"/>
-        </w:rPr>
-      </w:pPr>
-      <w:r>
-        <w:rPr>
-          <w:rFonts w:ascii="Calibri" w:eastAsia="Calibri" w:hAnsi="Calibri" w:cs="Calibri"/>
+          <w:rFonts w:ascii="Calibri" w:hAnsi="Calibri" w:eastAsia="Calibri" w:cs="Calibri"/>
+          <w:lang w:val="en-US"/>
+        </w:rPr>
+      </w:pPr>
+      <w:r>
+        <w:rPr>
+          <w:rFonts w:ascii="Calibri" w:hAnsi="Calibri" w:eastAsia="Calibri" w:cs="Calibri"/>
           <w:lang w:val="en-US"/>
         </w:rPr>
         <w:t>Algorithm:</w:t>
@@ -1798,13 +1809,13 @@
           <w:numId w:val="9"/>
         </w:numPr>
         <w:rPr>
-          <w:rFonts w:ascii="Calibri" w:eastAsia="Calibri" w:hAnsi="Calibri" w:cs="Calibri"/>
-          <w:lang w:val="en-US"/>
-        </w:rPr>
-      </w:pPr>
-      <w:r>
-        <w:rPr>
-          <w:rFonts w:ascii="Calibri" w:eastAsia="Calibri" w:hAnsi="Calibri" w:cs="Calibri"/>
+          <w:rFonts w:ascii="Calibri" w:hAnsi="Calibri" w:eastAsia="Calibri" w:cs="Calibri"/>
+          <w:lang w:val="en-US"/>
+        </w:rPr>
+      </w:pPr>
+      <w:r>
+        <w:rPr>
+          <w:rFonts w:ascii="Calibri" w:hAnsi="Calibri" w:eastAsia="Calibri" w:cs="Calibri"/>
           <w:lang w:val="en-US"/>
         </w:rPr>
         <w:t>Q = I, R= A</w:t>
@@ -1818,13 +1829,13 @@
           <w:numId w:val="9"/>
         </w:numPr>
         <w:rPr>
-          <w:rFonts w:ascii="Calibri" w:eastAsia="Calibri" w:hAnsi="Calibri" w:cs="Calibri"/>
-          <w:lang w:val="en-US"/>
-        </w:rPr>
-      </w:pPr>
-      <w:r>
-        <w:rPr>
-          <w:rFonts w:ascii="Calibri" w:eastAsia="Calibri" w:hAnsi="Calibri" w:cs="Calibri"/>
+          <w:rFonts w:ascii="Calibri" w:hAnsi="Calibri" w:eastAsia="Calibri" w:cs="Calibri"/>
+          <w:lang w:val="en-US"/>
+        </w:rPr>
+      </w:pPr>
+      <w:r>
+        <w:rPr>
+          <w:rFonts w:ascii="Calibri" w:hAnsi="Calibri" w:eastAsia="Calibri" w:cs="Calibri"/>
           <w:lang w:val="en-US"/>
         </w:rPr>
         <w:t>For each column i:</w:t>
@@ -1838,16 +1849,15 @@
           <w:numId w:val="8"/>
         </w:numPr>
         <w:rPr>
-          <w:rFonts w:ascii="Calibri" w:eastAsia="Calibri" w:hAnsi="Calibri" w:cs="Calibri"/>
-          <w:lang w:val="en-US"/>
-        </w:rPr>
-      </w:pPr>
-      <w:r>
-        <w:rPr>
-          <w:rFonts w:ascii="Calibri" w:eastAsia="Calibri" w:hAnsi="Calibri" w:cs="Calibri"/>
-          <w:lang w:val="en-US"/>
-        </w:rPr>
-        <w:lastRenderedPageBreak/>
+          <w:rFonts w:ascii="Calibri" w:hAnsi="Calibri" w:eastAsia="Calibri" w:cs="Calibri"/>
+          <w:lang w:val="en-US"/>
+        </w:rPr>
+      </w:pPr>
+      <w:r>
+        <w:rPr>
+          <w:rFonts w:ascii="Calibri" w:hAnsi="Calibri" w:eastAsia="Calibri" w:cs="Calibri"/>
+          <w:lang w:val="en-US"/>
+        </w:rPr>
         <w:t>take the column segment below the diagonal</w:t>
       </w:r>
     </w:p>
@@ -1859,20 +1869,20 @@
           <w:numId w:val="8"/>
         </w:numPr>
         <w:rPr>
-          <w:rFonts w:ascii="Calibri" w:eastAsia="Calibri" w:hAnsi="Calibri" w:cs="Calibri"/>
-          <w:lang w:val="en-US"/>
-        </w:rPr>
-      </w:pPr>
-      <w:r>
-        <w:rPr>
-          <w:rFonts w:ascii="Calibri" w:eastAsia="Calibri" w:hAnsi="Calibri" w:cs="Calibri"/>
+          <w:rFonts w:ascii="Calibri" w:hAnsi="Calibri" w:eastAsia="Calibri" w:cs="Calibri"/>
+          <w:lang w:val="en-US"/>
+        </w:rPr>
+      </w:pPr>
+      <w:r>
+        <w:rPr>
+          <w:rFonts w:ascii="Calibri" w:hAnsi="Calibri" w:eastAsia="Calibri" w:cs="Calibri"/>
           <w:lang w:val="en-US"/>
         </w:rPr>
         <w:t xml:space="preserve">build a Householder reflector </w:t>
       </w:r>
       <w:r>
         <w:rPr>
-          <w:rFonts w:ascii="Calibri" w:eastAsia="Calibri" w:hAnsi="Calibri" w:cs="Calibri"/>
+          <w:rFonts w:ascii="Calibri" w:hAnsi="Calibri" w:eastAsia="Calibri" w:cs="Calibri"/>
           <w:lang w:val="en-US"/>
         </w:rPr>
         <w:t>H_i</w:t>
@@ -1886,20 +1896,20 @@
           <w:numId w:val="8"/>
         </w:numPr>
         <w:rPr>
-          <w:rFonts w:ascii="Calibri" w:eastAsia="Calibri" w:hAnsi="Calibri" w:cs="Calibri"/>
-          <w:lang w:val="en-US"/>
-        </w:rPr>
-      </w:pPr>
-      <w:r>
-        <w:rPr>
-          <w:rFonts w:ascii="Calibri" w:eastAsia="Calibri" w:hAnsi="Calibri" w:cs="Calibri"/>
+          <w:rFonts w:ascii="Calibri" w:hAnsi="Calibri" w:eastAsia="Calibri" w:cs="Calibri"/>
+          <w:lang w:val="en-US"/>
+        </w:rPr>
+      </w:pPr>
+      <w:r>
+        <w:rPr>
+          <w:rFonts w:ascii="Calibri" w:hAnsi="Calibri" w:eastAsia="Calibri" w:cs="Calibri"/>
           <w:lang w:val="en-US"/>
         </w:rPr>
         <w:t>apply it to zero out entries below the diagonal in column</w:t>
       </w:r>
       <w:r>
         <w:rPr>
-          <w:rFonts w:ascii="Calibri" w:eastAsia="Calibri" w:hAnsi="Calibri" w:cs="Calibri"/>
+          <w:rFonts w:ascii="Calibri" w:hAnsi="Calibri" w:eastAsia="Calibri" w:cs="Calibri"/>
           <w:lang w:val="en-US"/>
         </w:rPr>
         <w:t xml:space="preserve"> i</w:t>
@@ -1913,20 +1923,20 @@
           <w:numId w:val="9"/>
         </w:numPr>
         <w:rPr>
-          <w:rFonts w:ascii="Calibri" w:eastAsia="Calibri" w:hAnsi="Calibri" w:cs="Calibri"/>
-          <w:lang w:val="en-US"/>
-        </w:rPr>
-      </w:pPr>
-      <w:r>
-        <w:rPr>
-          <w:rFonts w:ascii="Calibri" w:eastAsia="Calibri" w:hAnsi="Calibri" w:cs="Calibri"/>
+          <w:rFonts w:ascii="Calibri" w:hAnsi="Calibri" w:eastAsia="Calibri" w:cs="Calibri"/>
+          <w:lang w:val="en-US"/>
+        </w:rPr>
+      </w:pPr>
+      <w:r>
+        <w:rPr>
+          <w:rFonts w:ascii="Calibri" w:hAnsi="Calibri" w:eastAsia="Calibri" w:cs="Calibri"/>
           <w:lang w:val="en-US"/>
         </w:rPr>
         <w:t>Multiply all reflectors together to form</w:t>
       </w:r>
       <w:r>
         <w:rPr>
-          <w:rFonts w:ascii="Calibri" w:eastAsia="Calibri" w:hAnsi="Calibri" w:cs="Calibri"/>
+          <w:rFonts w:ascii="Calibri" w:hAnsi="Calibri" w:eastAsia="Calibri" w:cs="Calibri"/>
           <w:lang w:val="en-US"/>
         </w:rPr>
         <w:t xml:space="preserve"> Q</w:t>
@@ -1936,27 +1946,27 @@
       <w:pPr>
         <w:ind w:left="360"/>
         <w:rPr>
-          <w:rFonts w:ascii="Calibri" w:eastAsia="Calibri" w:hAnsi="Calibri" w:cs="Calibri"/>
-          <w:lang w:val="en-US"/>
-        </w:rPr>
-      </w:pPr>
-      <w:r>
-        <w:rPr>
-          <w:rFonts w:ascii="Calibri" w:eastAsia="Calibri" w:hAnsi="Calibri" w:cs="Calibri"/>
+          <w:rFonts w:ascii="Calibri" w:hAnsi="Calibri" w:eastAsia="Calibri" w:cs="Calibri"/>
+          <w:lang w:val="en-US"/>
+        </w:rPr>
+      </w:pPr>
+      <w:r>
+        <w:rPr>
+          <w:rFonts w:ascii="Calibri" w:hAnsi="Calibri" w:eastAsia="Calibri" w:cs="Calibri"/>
           <w:lang w:val="en-US"/>
         </w:rPr>
         <w:t xml:space="preserve">Because H_i is orthogonal, </w:t>
       </w:r>
       <w:r>
         <w:rPr>
-          <w:rFonts w:ascii="Calibri" w:eastAsia="Calibri" w:hAnsi="Calibri" w:cs="Calibri"/>
+          <w:rFonts w:ascii="Calibri" w:hAnsi="Calibri" w:eastAsia="Calibri" w:cs="Calibri"/>
           <w:lang w:val="en-US"/>
         </w:rPr>
         <w:t>H</w:t>
       </w:r>
       <w:r>
         <w:rPr>
-          <w:rFonts w:ascii="Calibri" w:eastAsia="Calibri" w:hAnsi="Calibri" w:cs="Calibri"/>
+          <w:rFonts w:ascii="Calibri" w:hAnsi="Calibri" w:eastAsia="Calibri" w:cs="Calibri"/>
           <w:lang w:val="en-US"/>
         </w:rPr>
         <w:t xml:space="preserve">_i * (H_i)^T = I, their product is also orthogonal. </w:t>
@@ -1966,69 +1976,69 @@
       <w:pPr>
         <w:ind w:left="360"/>
         <w:rPr>
-          <w:rFonts w:ascii="Calibri" w:eastAsia="Calibri" w:hAnsi="Calibri" w:cs="Calibri"/>
-          <w:lang w:val="en-US"/>
-        </w:rPr>
-      </w:pPr>
-      <w:r>
-        <w:rPr>
-          <w:rFonts w:ascii="Calibri" w:eastAsia="Calibri" w:hAnsi="Calibri" w:cs="Calibri"/>
+          <w:rFonts w:ascii="Calibri" w:hAnsi="Calibri" w:eastAsia="Calibri" w:cs="Calibri"/>
+          <w:lang w:val="en-US"/>
+        </w:rPr>
+      </w:pPr>
+      <w:r>
+        <w:rPr>
+          <w:rFonts w:ascii="Calibri" w:hAnsi="Calibri" w:eastAsia="Calibri" w:cs="Calibri"/>
           <w:lang w:val="en-US"/>
         </w:rPr>
         <w:t>If R = H_</w:t>
       </w:r>
       <w:r>
         <w:rPr>
-          <w:rFonts w:ascii="Calibri" w:eastAsia="Calibri" w:hAnsi="Calibri" w:cs="Calibri"/>
+          <w:rFonts w:ascii="Calibri" w:hAnsi="Calibri" w:eastAsia="Calibri" w:cs="Calibri"/>
           <w:lang w:val="en-US"/>
         </w:rPr>
         <w:t>t</w:t>
       </w:r>
       <w:r>
         <w:rPr>
-          <w:rFonts w:ascii="Calibri" w:eastAsia="Calibri" w:hAnsi="Calibri" w:cs="Calibri"/>
+          <w:rFonts w:ascii="Calibri" w:hAnsi="Calibri" w:eastAsia="Calibri" w:cs="Calibri"/>
           <w:lang w:val="en-US"/>
         </w:rPr>
         <w:t xml:space="preserve"> * … * H_1 * A, then A = (H_1)^T * … * (H_</w:t>
       </w:r>
       <w:r>
         <w:rPr>
-          <w:rFonts w:ascii="Calibri" w:eastAsia="Calibri" w:hAnsi="Calibri" w:cs="Calibri"/>
+          <w:rFonts w:ascii="Calibri" w:hAnsi="Calibri" w:eastAsia="Calibri" w:cs="Calibri"/>
           <w:lang w:val="en-US"/>
         </w:rPr>
         <w:t>t</w:t>
       </w:r>
       <w:r>
         <w:rPr>
-          <w:rFonts w:ascii="Calibri" w:eastAsia="Calibri" w:hAnsi="Calibri" w:cs="Calibri"/>
+          <w:rFonts w:ascii="Calibri" w:hAnsi="Calibri" w:eastAsia="Calibri" w:cs="Calibri"/>
           <w:lang w:val="en-US"/>
         </w:rPr>
         <w:t xml:space="preserve">)^T * R. So Q = </w:t>
       </w:r>
       <w:r>
         <w:rPr>
-          <w:rFonts w:ascii="Calibri" w:eastAsia="Calibri" w:hAnsi="Calibri" w:cs="Calibri"/>
+          <w:rFonts w:ascii="Calibri" w:hAnsi="Calibri" w:eastAsia="Calibri" w:cs="Calibri"/>
           <w:lang w:val="en-US"/>
         </w:rPr>
         <w:t>(H_1)^T * … * (H_</w:t>
       </w:r>
       <w:r>
         <w:rPr>
-          <w:rFonts w:ascii="Calibri" w:eastAsia="Calibri" w:hAnsi="Calibri" w:cs="Calibri"/>
+          <w:rFonts w:ascii="Calibri" w:hAnsi="Calibri" w:eastAsia="Calibri" w:cs="Calibri"/>
           <w:lang w:val="en-US"/>
         </w:rPr>
         <w:t>t</w:t>
       </w:r>
       <w:r>
         <w:rPr>
-          <w:rFonts w:ascii="Calibri" w:eastAsia="Calibri" w:hAnsi="Calibri" w:cs="Calibri"/>
+          <w:rFonts w:ascii="Calibri" w:hAnsi="Calibri" w:eastAsia="Calibri" w:cs="Calibri"/>
           <w:lang w:val="en-US"/>
         </w:rPr>
         <w:t>)^T</w:t>
       </w:r>
       <w:r>
         <w:rPr>
-          <w:rFonts w:ascii="Calibri" w:eastAsia="Calibri" w:hAnsi="Calibri" w:cs="Calibri"/>
+          <w:rFonts w:ascii="Calibri" w:hAnsi="Calibri" w:eastAsia="Calibri" w:cs="Calibri"/>
           <w:lang w:val="en-US"/>
         </w:rPr>
         <w:t>,</w:t>
@@ -2038,20 +2048,20 @@
       <w:pPr>
         <w:ind w:left="360"/>
         <w:rPr>
-          <w:rFonts w:ascii="Calibri" w:eastAsia="Calibri" w:hAnsi="Calibri" w:cs="Calibri"/>
-          <w:lang w:val="en-US"/>
-        </w:rPr>
-      </w:pPr>
-      <w:r>
-        <w:rPr>
-          <w:rFonts w:ascii="Calibri" w:eastAsia="Calibri" w:hAnsi="Calibri" w:cs="Calibri"/>
+          <w:rFonts w:ascii="Calibri" w:hAnsi="Calibri" w:eastAsia="Calibri" w:cs="Calibri"/>
+          <w:lang w:val="en-US"/>
+        </w:rPr>
+      </w:pPr>
+      <w:r>
+        <w:rPr>
+          <w:rFonts w:ascii="Calibri" w:hAnsi="Calibri" w:eastAsia="Calibri" w:cs="Calibri"/>
           <w:lang w:val="en-US"/>
         </w:rPr>
         <w:t xml:space="preserve">t = n-1. </w:t>
       </w:r>
       <w:r>
         <w:rPr>
-          <w:rFonts w:ascii="Calibri" w:eastAsia="Calibri" w:hAnsi="Calibri" w:cs="Calibri"/>
+          <w:rFonts w:ascii="Calibri" w:hAnsi="Calibri" w:eastAsia="Calibri" w:cs="Calibri"/>
           <w:lang w:val="en-US"/>
         </w:rPr>
         <w:t xml:space="preserve">Because Householder reflectors are symmetric, </w:t>
@@ -2061,14 +2071,14 @@
           <m:sSubSupPr>
             <m:ctrlPr>
               <w:rPr>
-                <w:rFonts w:ascii="Cambria Math" w:eastAsia="Calibri" w:hAnsi="Cambria Math" w:cs="Calibri"/>
+                <w:rFonts w:ascii="Cambria Math" w:hAnsi="Cambria Math" w:eastAsia="Calibri" w:cs="Calibri"/>
               </w:rPr>
             </m:ctrlPr>
           </m:sSubSupPr>
           <m:e>
             <m:r>
               <w:rPr>
-                <w:rFonts w:ascii="Cambria Math" w:eastAsia="Calibri" w:hAnsi="Cambria Math" w:cs="Calibri"/>
+                <w:rFonts w:ascii="Cambria Math" w:hAnsi="Cambria Math" w:eastAsia="Calibri" w:cs="Calibri"/>
               </w:rPr>
               <m:t>H</m:t>
             </m:r>
@@ -2076,7 +2086,7 @@
           <m:sub>
             <m:r>
               <w:rPr>
-                <w:rFonts w:ascii="Cambria Math" w:eastAsia="Calibri" w:hAnsi="Cambria Math" w:cs="Calibri"/>
+                <w:rFonts w:ascii="Cambria Math" w:hAnsi="Cambria Math" w:eastAsia="Calibri" w:cs="Calibri"/>
               </w:rPr>
               <m:t>i</m:t>
             </m:r>
@@ -2084,7 +2094,7 @@
           <m:sup>
             <m:r>
               <w:rPr>
-                <w:rFonts w:ascii="Cambria Math" w:eastAsia="Calibri" w:hAnsi="Cambria Math" w:cs="Calibri"/>
+                <w:rFonts w:ascii="Cambria Math" w:hAnsi="Cambria Math" w:eastAsia="Calibri" w:cs="Calibri"/>
               </w:rPr>
               <m:t>T</m:t>
             </m:r>
@@ -2092,7 +2102,7 @@
         </m:sSubSup>
         <m:r>
           <w:rPr>
-            <w:rFonts w:ascii="Cambria Math" w:eastAsia="Calibri" w:hAnsi="Cambria Math" w:cs="Calibri"/>
+            <w:rFonts w:ascii="Cambria Math" w:hAnsi="Cambria Math" w:eastAsia="Calibri" w:cs="Calibri"/>
             <w:lang w:val="en-US"/>
           </w:rPr>
           <m:t>=</m:t>
@@ -2101,14 +2111,14 @@
           <m:sSubPr>
             <m:ctrlPr>
               <w:rPr>
-                <w:rFonts w:ascii="Cambria Math" w:eastAsia="Calibri" w:hAnsi="Cambria Math" w:cs="Calibri"/>
+                <w:rFonts w:ascii="Cambria Math" w:hAnsi="Cambria Math" w:eastAsia="Calibri" w:cs="Calibri"/>
               </w:rPr>
             </m:ctrlPr>
           </m:sSubPr>
           <m:e>
             <m:r>
               <w:rPr>
-                <w:rFonts w:ascii="Cambria Math" w:eastAsia="Calibri" w:hAnsi="Cambria Math" w:cs="Calibri"/>
+                <w:rFonts w:ascii="Cambria Math" w:hAnsi="Cambria Math" w:eastAsia="Calibri" w:cs="Calibri"/>
               </w:rPr>
               <m:t>H</m:t>
             </m:r>
@@ -2116,7 +2126,7 @@
           <m:sub>
             <m:r>
               <w:rPr>
-                <w:rFonts w:ascii="Cambria Math" w:eastAsia="Calibri" w:hAnsi="Cambria Math" w:cs="Calibri"/>
+                <w:rFonts w:ascii="Cambria Math" w:hAnsi="Cambria Math" w:eastAsia="Calibri" w:cs="Calibri"/>
               </w:rPr>
               <m:t>i</m:t>
             </m:r>
@@ -2125,7 +2135,7 @@
       </m:oMath>
       <w:r>
         <w:rPr>
-          <w:rFonts w:ascii="Calibri" w:eastAsia="Calibri" w:hAnsi="Calibri" w:cs="Calibri"/>
+          <w:rFonts w:ascii="Calibri" w:hAnsi="Calibri" w:eastAsia="Calibri" w:cs="Calibri"/>
           <w:lang w:val="en-US"/>
         </w:rPr>
         <w:t>.</w:t>
@@ -2135,13 +2145,13 @@
       <w:pPr>
         <w:ind w:left="360"/>
         <w:rPr>
-          <w:rFonts w:ascii="Calibri" w:eastAsia="Calibri" w:hAnsi="Calibri" w:cs="Calibri"/>
-          <w:lang w:val="en-US"/>
-        </w:rPr>
-      </w:pPr>
-      <w:r>
-        <w:rPr>
-          <w:rFonts w:ascii="Calibri" w:eastAsia="Calibri" w:hAnsi="Calibri" w:cs="Calibri"/>
+          <w:rFonts w:ascii="Calibri" w:hAnsi="Calibri" w:eastAsia="Calibri" w:cs="Calibri"/>
+          <w:lang w:val="en-US"/>
+        </w:rPr>
+      </w:pPr>
+      <w:r>
+        <w:rPr>
+          <w:rFonts w:ascii="Calibri" w:hAnsi="Calibri" w:eastAsia="Calibri" w:cs="Calibri"/>
           <w:lang w:val="en-US"/>
         </w:rPr>
         <w:t xml:space="preserve">At each step, Householder reflector </w:t>
@@ -2151,14 +2161,14 @@
           <m:sSubPr>
             <m:ctrlPr>
               <w:rPr>
-                <w:rFonts w:ascii="Cambria Math" w:eastAsia="Calibri" w:hAnsi="Cambria Math" w:cs="Calibri"/>
+                <w:rFonts w:ascii="Cambria Math" w:hAnsi="Cambria Math" w:eastAsia="Calibri" w:cs="Calibri"/>
               </w:rPr>
             </m:ctrlPr>
           </m:sSubPr>
           <m:e>
             <m:r>
               <w:rPr>
-                <w:rFonts w:ascii="Cambria Math" w:eastAsia="Calibri" w:hAnsi="Cambria Math" w:cs="Calibri"/>
+                <w:rFonts w:ascii="Cambria Math" w:hAnsi="Cambria Math" w:eastAsia="Calibri" w:cs="Calibri"/>
               </w:rPr>
               <m:t>H</m:t>
             </m:r>
@@ -2166,7 +2176,7 @@
           <m:sub>
             <m:r>
               <w:rPr>
-                <w:rFonts w:ascii="Cambria Math" w:eastAsia="Calibri" w:hAnsi="Cambria Math" w:cs="Calibri"/>
+                <w:rFonts w:ascii="Cambria Math" w:hAnsi="Cambria Math" w:eastAsia="Calibri" w:cs="Calibri"/>
               </w:rPr>
               <m:t>i</m:t>
             </m:r>
@@ -2175,21 +2185,21 @@
       </m:oMath>
       <w:r>
         <w:rPr>
-          <w:rFonts w:ascii="Calibri" w:eastAsia="Calibri" w:hAnsi="Calibri" w:cs="Calibri"/>
+          <w:rFonts w:ascii="Calibri" w:hAnsi="Calibri" w:eastAsia="Calibri" w:cs="Calibri"/>
           <w:lang w:val="en-US"/>
         </w:rPr>
         <w:t xml:space="preserve"> is applied </w:t>
       </w:r>
       <w:r>
         <w:rPr>
-          <w:rFonts w:ascii="Calibri" w:eastAsia="Calibri" w:hAnsi="Calibri" w:cs="Calibri"/>
+          <w:rFonts w:ascii="Calibri" w:hAnsi="Calibri" w:eastAsia="Calibri" w:cs="Calibri"/>
           <w:lang w:val="en-US"/>
         </w:rPr>
         <w:t>from the left</w:t>
       </w:r>
       <w:r>
         <w:rPr>
-          <w:rFonts w:ascii="Calibri" w:eastAsia="Calibri" w:hAnsi="Calibri" w:cs="Calibri"/>
+          <w:rFonts w:ascii="Calibri" w:hAnsi="Calibri" w:eastAsia="Calibri" w:cs="Calibri"/>
           <w:lang w:val="en-US"/>
         </w:rPr>
         <w:t>:</w:t>
@@ -2199,7 +2209,7 @@
       <w:pPr>
         <w:ind w:left="360"/>
         <w:rPr>
-          <w:rFonts w:ascii="Calibri" w:eastAsia="Calibri" w:hAnsi="Calibri" w:cs="Calibri"/>
+          <w:rFonts w:ascii="Calibri" w:hAnsi="Calibri" w:eastAsia="Calibri" w:cs="Calibri"/>
           <w:lang w:val="en-US"/>
         </w:rPr>
       </w:pPr>
@@ -2209,7 +2219,7 @@
             <m:sSubPr>
               <m:ctrlPr>
                 <w:rPr>
-                  <w:rFonts w:ascii="Cambria Math" w:eastAsia="Calibri" w:hAnsi="Cambria Math" w:cs="Calibri"/>
+                  <w:rFonts w:ascii="Cambria Math" w:hAnsi="Cambria Math" w:eastAsia="Calibri" w:cs="Calibri"/>
                   <w:i/>
                   <w:lang w:val="en-US"/>
                 </w:rPr>
@@ -2218,7 +2228,7 @@
             <m:e>
               <m:r>
                 <w:rPr>
-                  <w:rFonts w:ascii="Cambria Math" w:eastAsia="Calibri" w:hAnsi="Cambria Math" w:cs="Calibri"/>
+                  <w:rFonts w:ascii="Cambria Math" w:hAnsi="Cambria Math" w:eastAsia="Calibri" w:cs="Calibri"/>
                   <w:lang w:val="en-US"/>
                 </w:rPr>
                 <m:t>H</m:t>
@@ -2227,7 +2237,7 @@
             <m:sub>
               <m:r>
                 <w:rPr>
-                  <w:rFonts w:ascii="Cambria Math" w:eastAsia="Calibri" w:hAnsi="Cambria Math" w:cs="Calibri"/>
+                  <w:rFonts w:ascii="Cambria Math" w:hAnsi="Cambria Math" w:eastAsia="Calibri" w:cs="Calibri"/>
                   <w:lang w:val="en-US"/>
                 </w:rPr>
                 <m:t>i</m:t>
@@ -2236,7 +2246,7 @@
           </m:sSub>
           <m:r>
             <w:rPr>
-              <w:rFonts w:ascii="Cambria Math" w:eastAsia="Calibri" w:hAnsi="Cambria Math" w:cs="Calibri"/>
+              <w:rFonts w:ascii="Cambria Math" w:hAnsi="Cambria Math" w:eastAsia="Calibri" w:cs="Calibri"/>
               <w:lang w:val="en-US"/>
             </w:rPr>
             <m:t xml:space="preserve"> </m:t>
@@ -2245,7 +2255,7 @@
             <m:sSubPr>
               <m:ctrlPr>
                 <w:rPr>
-                  <w:rFonts w:ascii="Cambria Math" w:eastAsia="Calibri" w:hAnsi="Cambria Math" w:cs="Calibri"/>
+                  <w:rFonts w:ascii="Cambria Math" w:hAnsi="Cambria Math" w:eastAsia="Calibri" w:cs="Calibri"/>
                   <w:i/>
                   <w:lang w:val="en-US"/>
                 </w:rPr>
@@ -2254,7 +2264,7 @@
             <m:e>
               <m:r>
                 <w:rPr>
-                  <w:rFonts w:ascii="Cambria Math" w:eastAsia="Calibri" w:hAnsi="Cambria Math" w:cs="Calibri"/>
+                  <w:rFonts w:ascii="Cambria Math" w:hAnsi="Cambria Math" w:eastAsia="Calibri" w:cs="Calibri"/>
                   <w:lang w:val="en-US"/>
                 </w:rPr>
                 <m:t>A</m:t>
@@ -2263,7 +2273,7 @@
             <m:sub>
               <m:r>
                 <w:rPr>
-                  <w:rFonts w:ascii="Cambria Math" w:eastAsia="Calibri" w:hAnsi="Cambria Math" w:cs="Calibri"/>
+                  <w:rFonts w:ascii="Cambria Math" w:hAnsi="Cambria Math" w:eastAsia="Calibri" w:cs="Calibri"/>
                   <w:lang w:val="en-US"/>
                 </w:rPr>
                 <m:t>i-1</m:t>
@@ -2272,7 +2282,7 @@
           </m:sSub>
           <m:r>
             <w:rPr>
-              <w:rFonts w:ascii="Cambria Math" w:eastAsia="Calibri" w:hAnsi="Cambria Math" w:cs="Calibri"/>
+              <w:rFonts w:ascii="Cambria Math" w:hAnsi="Cambria Math" w:eastAsia="Calibri" w:cs="Calibri"/>
               <w:lang w:val="en-US"/>
             </w:rPr>
             <m:t>=</m:t>
@@ -2281,7 +2291,7 @@
             <m:sSubPr>
               <m:ctrlPr>
                 <w:rPr>
-                  <w:rFonts w:ascii="Cambria Math" w:eastAsia="Calibri" w:hAnsi="Cambria Math" w:cs="Calibri"/>
+                  <w:rFonts w:ascii="Cambria Math" w:hAnsi="Cambria Math" w:eastAsia="Calibri" w:cs="Calibri"/>
                   <w:i/>
                   <w:lang w:val="en-US"/>
                 </w:rPr>
@@ -2290,7 +2300,7 @@
             <m:e>
               <m:r>
                 <w:rPr>
-                  <w:rFonts w:ascii="Cambria Math" w:eastAsia="Calibri" w:hAnsi="Cambria Math" w:cs="Calibri"/>
+                  <w:rFonts w:ascii="Cambria Math" w:hAnsi="Cambria Math" w:eastAsia="Calibri" w:cs="Calibri"/>
                   <w:lang w:val="en-US"/>
                 </w:rPr>
                 <m:t>A</m:t>
@@ -2299,7 +2309,7 @@
             <m:sub>
               <m:r>
                 <w:rPr>
-                  <w:rFonts w:ascii="Cambria Math" w:eastAsia="Calibri" w:hAnsi="Cambria Math" w:cs="Calibri"/>
+                  <w:rFonts w:ascii="Cambria Math" w:hAnsi="Cambria Math" w:eastAsia="Calibri" w:cs="Calibri"/>
                   <w:lang w:val="en-US"/>
                 </w:rPr>
                 <m:t>i</m:t>
@@ -2313,13 +2323,13 @@
       <w:pPr>
         <w:ind w:left="360"/>
         <w:rPr>
-          <w:rFonts w:ascii="Calibri" w:eastAsia="Calibri" w:hAnsi="Calibri" w:cs="Calibri"/>
-          <w:lang w:val="en-US"/>
-        </w:rPr>
-      </w:pPr>
-      <w:r>
-        <w:rPr>
-          <w:rFonts w:ascii="Calibri" w:eastAsia="Calibri" w:hAnsi="Calibri" w:cs="Calibri"/>
+          <w:rFonts w:ascii="Calibri" w:hAnsi="Calibri" w:eastAsia="Calibri" w:cs="Calibri"/>
+          <w:lang w:val="en-US"/>
+        </w:rPr>
+      </w:pPr>
+      <w:r>
+        <w:rPr>
+          <w:rFonts w:ascii="Calibri" w:hAnsi="Calibri" w:eastAsia="Calibri" w:cs="Calibri"/>
           <w:lang w:val="en-US"/>
         </w:rPr>
         <w:t>where A_0 = A and each A_i has more zeros below the diagonal.</w:t>
@@ -2329,13 +2339,13 @@
       <w:pPr>
         <w:ind w:left="360"/>
         <w:rPr>
-          <w:rFonts w:ascii="Calibri" w:eastAsia="Calibri" w:hAnsi="Calibri" w:cs="Calibri"/>
-          <w:lang w:val="en-US"/>
-        </w:rPr>
-      </w:pPr>
-      <w:r>
-        <w:rPr>
-          <w:rFonts w:ascii="Calibri" w:eastAsia="Calibri" w:hAnsi="Calibri" w:cs="Calibri"/>
+          <w:rFonts w:ascii="Calibri" w:hAnsi="Calibri" w:eastAsia="Calibri" w:cs="Calibri"/>
+          <w:lang w:val="en-US"/>
+        </w:rPr>
+      </w:pPr>
+      <w:r>
+        <w:rPr>
+          <w:rFonts w:ascii="Calibri" w:hAnsi="Calibri" w:eastAsia="Calibri" w:cs="Calibri"/>
           <w:lang w:val="en-US"/>
         </w:rPr>
         <w:drawing>
@@ -2379,13 +2389,13 @@
       <w:pPr>
         <w:ind w:left="360"/>
         <w:rPr>
-          <w:rFonts w:ascii="Calibri" w:eastAsia="Calibri" w:hAnsi="Calibri" w:cs="Calibri"/>
-          <w:lang w:val="en-US"/>
-        </w:rPr>
-      </w:pPr>
-      <w:r>
-        <w:rPr>
-          <w:rFonts w:ascii="Calibri" w:eastAsia="Calibri" w:hAnsi="Calibri" w:cs="Calibri"/>
+          <w:rFonts w:ascii="Calibri" w:hAnsi="Calibri" w:eastAsia="Calibri" w:cs="Calibri"/>
+          <w:lang w:val="en-US"/>
+        </w:rPr>
+      </w:pPr>
+      <w:r>
+        <w:rPr>
+          <w:rFonts w:ascii="Calibri" w:hAnsi="Calibri" w:eastAsia="Calibri" w:cs="Calibri"/>
           <w:lang w:val="en-US"/>
         </w:rPr>
         <w:t>After all steps:</w:t>
@@ -2395,7 +2405,7 @@
       <w:pPr>
         <w:ind w:left="360"/>
         <w:rPr>
-          <w:rFonts w:ascii="Calibri" w:eastAsia="Calibri" w:hAnsi="Calibri" w:cs="Calibri"/>
+          <w:rFonts w:ascii="Calibri" w:hAnsi="Calibri" w:eastAsia="Calibri" w:cs="Calibri"/>
           <w:lang w:val="en-US"/>
         </w:rPr>
       </w:pPr>
@@ -2404,7 +2414,7 @@
           <m:sSubPr>
             <m:ctrlPr>
               <w:rPr>
-                <w:rFonts w:ascii="Cambria Math" w:eastAsia="Calibri" w:hAnsi="Cambria Math" w:cs="Calibri"/>
+                <w:rFonts w:ascii="Cambria Math" w:hAnsi="Cambria Math" w:eastAsia="Calibri" w:cs="Calibri"/>
                 <w:i/>
                 <w:lang w:val="en-US"/>
               </w:rPr>
@@ -2413,7 +2423,7 @@
           <m:e>
             <m:r>
               <w:rPr>
-                <w:rFonts w:ascii="Cambria Math" w:eastAsia="Calibri" w:hAnsi="Cambria Math" w:cs="Calibri"/>
+                <w:rFonts w:ascii="Cambria Math" w:hAnsi="Cambria Math" w:eastAsia="Calibri" w:cs="Calibri"/>
                 <w:lang w:val="en-US"/>
               </w:rPr>
               <m:t>H</m:t>
@@ -2422,7 +2432,7 @@
           <m:sub>
             <m:r>
               <w:rPr>
-                <w:rFonts w:ascii="Cambria Math" w:eastAsia="Calibri" w:hAnsi="Cambria Math" w:cs="Calibri"/>
+                <w:rFonts w:ascii="Cambria Math" w:hAnsi="Cambria Math" w:eastAsia="Calibri" w:cs="Calibri"/>
                 <w:lang w:val="en-US"/>
               </w:rPr>
               <m:t>t</m:t>
@@ -2431,7 +2441,7 @@
         </m:sSub>
         <m:r>
           <w:rPr>
-            <w:rFonts w:ascii="Cambria Math" w:eastAsia="Calibri" w:hAnsi="Cambria Math" w:cs="Calibri"/>
+            <w:rFonts w:ascii="Cambria Math" w:hAnsi="Cambria Math" w:eastAsia="Calibri" w:cs="Calibri"/>
             <w:lang w:val="en-US"/>
           </w:rPr>
           <m:t xml:space="preserve"> </m:t>
@@ -2440,7 +2450,7 @@
           <m:sSubPr>
             <m:ctrlPr>
               <w:rPr>
-                <w:rFonts w:ascii="Cambria Math" w:eastAsia="Calibri" w:hAnsi="Cambria Math" w:cs="Calibri"/>
+                <w:rFonts w:ascii="Cambria Math" w:hAnsi="Cambria Math" w:eastAsia="Calibri" w:cs="Calibri"/>
                 <w:i/>
                 <w:lang w:val="en-US"/>
               </w:rPr>
@@ -2449,7 +2459,7 @@
           <m:e>
             <m:r>
               <w:rPr>
-                <w:rFonts w:ascii="Cambria Math" w:eastAsia="Calibri" w:hAnsi="Cambria Math" w:cs="Calibri"/>
+                <w:rFonts w:ascii="Cambria Math" w:hAnsi="Cambria Math" w:eastAsia="Calibri" w:cs="Calibri"/>
                 <w:lang w:val="en-US"/>
               </w:rPr>
               <m:t>H</m:t>
@@ -2458,7 +2468,7 @@
           <m:sub>
             <m:r>
               <w:rPr>
-                <w:rFonts w:ascii="Cambria Math" w:eastAsia="Calibri" w:hAnsi="Cambria Math" w:cs="Calibri"/>
+                <w:rFonts w:ascii="Cambria Math" w:hAnsi="Cambria Math" w:eastAsia="Calibri" w:cs="Calibri"/>
                 <w:lang w:val="en-US"/>
               </w:rPr>
               <m:t>t-1</m:t>
@@ -2467,7 +2477,7 @@
         </m:sSub>
         <m:r>
           <w:rPr>
-            <w:rFonts w:ascii="Cambria Math" w:eastAsia="Calibri" w:hAnsi="Cambria Math" w:cs="Calibri"/>
+            <w:rFonts w:ascii="Cambria Math" w:hAnsi="Cambria Math" w:eastAsia="Calibri" w:cs="Calibri"/>
             <w:lang w:val="en-US"/>
           </w:rPr>
           <m:t>…</m:t>
@@ -2476,7 +2486,7 @@
           <m:sSubPr>
             <m:ctrlPr>
               <w:rPr>
-                <w:rFonts w:ascii="Cambria Math" w:eastAsia="Calibri" w:hAnsi="Cambria Math" w:cs="Calibri"/>
+                <w:rFonts w:ascii="Cambria Math" w:hAnsi="Cambria Math" w:eastAsia="Calibri" w:cs="Calibri"/>
                 <w:i/>
                 <w:lang w:val="en-US"/>
               </w:rPr>
@@ -2485,7 +2495,7 @@
           <m:e>
             <m:r>
               <w:rPr>
-                <w:rFonts w:ascii="Cambria Math" w:eastAsia="Calibri" w:hAnsi="Cambria Math" w:cs="Calibri"/>
+                <w:rFonts w:ascii="Cambria Math" w:hAnsi="Cambria Math" w:eastAsia="Calibri" w:cs="Calibri"/>
                 <w:lang w:val="en-US"/>
               </w:rPr>
               <m:t>H</m:t>
@@ -2494,7 +2504,7 @@
           <m:sub>
             <m:r>
               <w:rPr>
-                <w:rFonts w:ascii="Cambria Math" w:eastAsia="Calibri" w:hAnsi="Cambria Math" w:cs="Calibri"/>
+                <w:rFonts w:ascii="Cambria Math" w:hAnsi="Cambria Math" w:eastAsia="Calibri" w:cs="Calibri"/>
                 <w:lang w:val="en-US"/>
               </w:rPr>
               <m:t>1</m:t>
@@ -2503,21 +2513,21 @@
         </m:sSub>
         <m:r>
           <w:rPr>
-            <w:rFonts w:ascii="Cambria Math" w:eastAsia="Calibri" w:hAnsi="Cambria Math" w:cs="Calibri"/>
+            <w:rFonts w:ascii="Cambria Math" w:hAnsi="Cambria Math" w:eastAsia="Calibri" w:cs="Calibri"/>
             <w:lang w:val="en-US"/>
           </w:rPr>
           <m:t>A</m:t>
         </m:r>
         <m:r>
           <w:rPr>
-            <w:rFonts w:ascii="Cambria Math" w:eastAsia="Calibri" w:hAnsi="Cambria Math" w:cs="Calibri"/>
+            <w:rFonts w:ascii="Cambria Math" w:hAnsi="Cambria Math" w:eastAsia="Calibri" w:cs="Calibri"/>
             <w:lang w:val="en-US"/>
           </w:rPr>
           <m:t>=</m:t>
         </m:r>
         <m:r>
           <w:rPr>
-            <w:rFonts w:ascii="Cambria Math" w:eastAsia="Calibri" w:hAnsi="Cambria Math" w:cs="Calibri"/>
+            <w:rFonts w:ascii="Cambria Math" w:hAnsi="Cambria Math" w:eastAsia="Calibri" w:cs="Calibri"/>
             <w:lang w:val="en-US"/>
           </w:rPr>
           <m:t>R</m:t>
@@ -2525,23 +2535,30 @@
       </m:oMath>
       <w:r>
         <w:rPr>
-          <w:rFonts w:ascii="Calibri" w:eastAsia="Calibri" w:hAnsi="Calibri" w:cs="Calibri"/>
-          <w:lang w:val="en-US"/>
-        </w:rPr>
-        <w:t xml:space="preserve"> =&gt; </w:t>
+          <w:rFonts w:ascii="Calibri" w:hAnsi="Calibri" w:eastAsia="Calibri" w:cs="Calibri"/>
+          <w:lang w:val="en-US"/>
+        </w:rPr>
+        <w:t xml:space="preserve">  </w:t>
+      </w:r>
+      <w:r>
+        <w:rPr>
+          <w:rFonts w:ascii="Calibri" w:hAnsi="Calibri" w:eastAsia="Calibri" w:cs="Calibri"/>
+          <w:lang w:val="en-US"/>
+        </w:rPr>
+        <w:t xml:space="preserve">  </w:t>
       </w:r>
     </w:p>
     <w:p>
       <w:pPr>
         <w:ind w:left="360"/>
         <w:rPr>
-          <w:rFonts w:ascii="Calibri" w:eastAsia="Calibri" w:hAnsi="Calibri" w:cs="Calibri"/>
-          <w:lang w:val="en-US"/>
-        </w:rPr>
-      </w:pPr>
-      <w:r>
-        <w:rPr>
-          <w:rFonts w:ascii="Calibri" w:eastAsia="Calibri" w:hAnsi="Calibri" w:cs="Calibri"/>
+          <w:rFonts w:ascii="Calibri" w:hAnsi="Calibri" w:eastAsia="Calibri" w:cs="Calibri"/>
+          <w:lang w:val="en-US"/>
+        </w:rPr>
+      </w:pPr>
+      <w:r>
+        <w:rPr>
+          <w:rFonts w:ascii="Calibri" w:hAnsi="Calibri" w:eastAsia="Calibri" w:cs="Calibri"/>
           <w:lang w:val="en-US"/>
         </w:rPr>
         <w:t>HR = R (R = A in the beginning)</w:t>
@@ -2551,20 +2568,20 @@
       <w:pPr>
         <w:ind w:left="360"/>
         <w:rPr>
-          <w:rFonts w:ascii="Calibri" w:eastAsia="Calibri" w:hAnsi="Calibri" w:cs="Calibri"/>
-          <w:lang w:val="en-US"/>
-        </w:rPr>
-      </w:pPr>
-      <w:r>
-        <w:rPr>
-          <w:rFonts w:ascii="Calibri" w:eastAsia="Calibri" w:hAnsi="Calibri" w:cs="Calibri"/>
+          <w:rFonts w:ascii="Calibri" w:hAnsi="Calibri" w:eastAsia="Calibri" w:cs="Calibri"/>
+          <w:lang w:val="en-US"/>
+        </w:rPr>
+      </w:pPr>
+      <w:r>
+        <w:rPr>
+          <w:rFonts w:ascii="Calibri" w:hAnsi="Calibri" w:eastAsia="Calibri" w:cs="Calibri"/>
           <w:lang w:val="en-US"/>
         </w:rPr>
         <w:t>A = (H_1)^T * … * (H_t)^T * R</w:t>
       </w:r>
       <w:r>
         <w:rPr>
-          <w:rFonts w:ascii="Calibri" w:eastAsia="Calibri" w:hAnsi="Calibri" w:cs="Calibri"/>
+          <w:rFonts w:ascii="Calibri" w:hAnsi="Calibri" w:eastAsia="Calibri" w:cs="Calibri"/>
           <w:lang w:val="en-US"/>
         </w:rPr>
         <w:t xml:space="preserve"> =&gt; Q = H_1 * … * H_t =&gt; </w:t>
@@ -2574,56 +2591,55 @@
       <w:pPr>
         <w:ind w:left="360"/>
         <w:rPr>
-          <w:rFonts w:ascii="Calibri" w:eastAsia="Calibri" w:hAnsi="Calibri" w:cs="Calibri"/>
-          <w:lang w:val="en-US"/>
-        </w:rPr>
-      </w:pPr>
-      <w:r>
-        <w:rPr>
-          <w:rFonts w:ascii="Calibri" w:eastAsia="Calibri" w:hAnsi="Calibri" w:cs="Calibri"/>
-          <w:lang w:val="en-US"/>
-        </w:rPr>
-        <w:lastRenderedPageBreak/>
+          <w:rFonts w:ascii="Calibri" w:hAnsi="Calibri" w:eastAsia="Calibri" w:cs="Calibri"/>
+          <w:lang w:val="en-US"/>
+        </w:rPr>
+      </w:pPr>
+      <w:r>
+        <w:rPr>
+          <w:rFonts w:ascii="Calibri" w:hAnsi="Calibri" w:eastAsia="Calibri" w:cs="Calibri"/>
+          <w:lang w:val="en-US"/>
+        </w:rPr>
         <w:t xml:space="preserve">Q = I in the beginning; </w:t>
       </w:r>
       <w:r>
         <w:rPr>
-          <w:rFonts w:ascii="Calibri" w:eastAsia="Calibri" w:hAnsi="Calibri" w:cs="Calibri"/>
+          <w:rFonts w:ascii="Calibri" w:hAnsi="Calibri" w:eastAsia="Calibri" w:cs="Calibri"/>
           <w:lang w:val="en-US"/>
         </w:rPr>
         <w:t>Each time we apply a reflector to R:</w:t>
       </w:r>
       <w:r>
         <w:rPr>
-          <w:rFonts w:ascii="Calibri" w:eastAsia="Calibri" w:hAnsi="Calibri" w:cs="Calibri"/>
+          <w:rFonts w:ascii="Calibri" w:hAnsi="Calibri" w:eastAsia="Calibri" w:cs="Calibri"/>
           <w:lang w:val="en-US"/>
         </w:rPr>
         <w:t xml:space="preserve"> R = R = HR we must also accumulate it int</w:t>
       </w:r>
       <w:r>
         <w:rPr>
-          <w:rFonts w:ascii="Calibri" w:eastAsia="Calibri" w:hAnsi="Calibri" w:cs="Calibri"/>
+          <w:rFonts w:ascii="Calibri" w:hAnsi="Calibri" w:eastAsia="Calibri" w:cs="Calibri"/>
           <w:lang w:val="en-US"/>
         </w:rPr>
         <w:t>o</w:t>
       </w:r>
       <w:r>
         <w:rPr>
-          <w:rFonts w:ascii="Calibri" w:eastAsia="Calibri" w:hAnsi="Calibri" w:cs="Calibri"/>
+          <w:rFonts w:ascii="Calibri" w:hAnsi="Calibri" w:eastAsia="Calibri" w:cs="Calibri"/>
           <w:lang w:val="en-US"/>
         </w:rPr>
         <w:t xml:space="preserve"> Q: Q = QH</w:t>
       </w:r>
       <w:r>
         <w:rPr>
-          <w:rFonts w:ascii="Calibri" w:eastAsia="Calibri" w:hAnsi="Calibri" w:cs="Calibri"/>
+          <w:rFonts w:ascii="Calibri" w:hAnsi="Calibri" w:eastAsia="Calibri" w:cs="Calibri"/>
           <w:lang w:val="en-US"/>
         </w:rPr>
         <w:t>.</w:t>
       </w:r>
       <w:r>
         <w:rPr>
-          <w:rFonts w:ascii="Calibri" w:eastAsia="Calibri" w:hAnsi="Calibri" w:cs="Calibri"/>
+          <w:rFonts w:ascii="Calibri" w:hAnsi="Calibri" w:eastAsia="Calibri" w:cs="Calibri"/>
           <w:lang w:val="en-US"/>
         </w:rPr>
         <w:t xml:space="preserve"> And Q starts just as a first reflector H (Q = IH = H), then we accumulate the rest</w:t>
@@ -2633,20 +2649,34 @@
       <w:pPr>
         <w:ind w:left="360"/>
         <w:rPr>
-          <w:rFonts w:ascii="Calibri" w:eastAsia="Calibri" w:hAnsi="Calibri" w:cs="Calibri"/>
-          <w:lang w:val="en-US"/>
-        </w:rPr>
-      </w:pPr>
-      <w:r>
-        <w:rPr>
-          <w:rFonts w:ascii="Calibri" w:eastAsia="Calibri" w:hAnsi="Calibri" w:cs="Calibri"/>
-          <w:lang w:val="en-US"/>
-        </w:rPr>
-        <w:t>HR reflects rows of R, QH reflects cols of Q</w:t>
-      </w:r>
-      <w:r>
-        <w:rPr>
-          <w:rFonts w:ascii="Calibri" w:eastAsia="Calibri" w:hAnsi="Calibri" w:cs="Calibri"/>
+          <w:rFonts w:ascii="Calibri" w:hAnsi="Calibri" w:eastAsia="Calibri" w:cs="Calibri"/>
+          <w:lang w:val="en-US"/>
+        </w:rPr>
+      </w:pPr>
+      <w:r>
+        <w:rPr>
+          <w:rFonts w:ascii="Calibri" w:hAnsi="Calibri" w:eastAsia="Calibri" w:cs="Calibri"/>
+          <w:lang w:val="en-US"/>
+        </w:rPr>
+        <w:t xml:space="preserve">HR reflects rows of </w:t>
+      </w:r>
+      <w:r>
+        <w:rPr>
+          <w:rFonts w:ascii="Calibri" w:hAnsi="Calibri" w:eastAsia="Calibri" w:cs="Calibri"/>
+          <w:lang w:val="en-US"/>
+        </w:rPr>
+        <w:t>R,</w:t>
+      </w:r>
+      <w:r>
+        <w:rPr>
+          <w:rFonts w:ascii="Calibri" w:hAnsi="Calibri" w:eastAsia="Calibri" w:cs="Calibri"/>
+          <w:lang w:val="en-US"/>
+        </w:rPr>
+        <w:t xml:space="preserve"> QH reflects cols of Q</w:t>
+      </w:r>
+      <w:r>
+        <w:rPr>
+          <w:rFonts w:ascii="Calibri" w:hAnsi="Calibri" w:eastAsia="Calibri" w:cs="Calibri"/>
           <w:lang w:val="en-US"/>
         </w:rPr>
         <w:t>.</w:t>
@@ -2656,30 +2686,461 @@
       <w:pPr>
         <w:ind w:left="360"/>
         <w:rPr>
-          <w:rFonts w:ascii="Calibri" w:eastAsia="Calibri" w:hAnsi="Calibri" w:cs="Calibri"/>
-          <w:lang w:val="en-US"/>
-        </w:rPr>
-      </w:pPr>
+          <w:rFonts w:ascii="Calibri" w:hAnsi="Calibri" w:eastAsia="Calibri" w:cs="Calibri"/>
+          <w:lang w:val="en-US"/>
+        </w:rPr>
+      </w:pPr>
+    </w:p>
+    <w:p>
+      <w:pPr>
+        <w:pStyle w:val="a3"/>
+        <w:numPr>
+          <w:ilvl w:val="0"/>
+          <w:numId w:val="9"/>
+        </w:numPr>
+        <w:rPr>
+          <w:rFonts w:ascii="Calibri" w:hAnsi="Calibri" w:eastAsia="Calibri" w:cs="Calibri"/>
+          <w:lang w:val="en-US"/>
+        </w:rPr>
+      </w:pPr>
+      <w:r>
+        <w:rPr>
+          <w:rFonts w:ascii="Calibri" w:hAnsi="Calibri" w:eastAsia="Calibri" w:cs="Calibri"/>
+          <w:lang w:val="en-US"/>
+        </w:rPr>
+        <w:t xml:space="preserve">Iterating </w:t>
+      </w:r>
+      <w:r>
+        <w:rPr>
+          <w:rFonts w:ascii="Calibri" w:hAnsi="Calibri" w:eastAsia="Calibri" w:cs="Calibri"/>
+          <w:lang w:val="en-US"/>
+        </w:rPr>
+        <w:t>methods</w:t>
+      </w:r>
+      <w:r>
+        <w:rPr>
+          <w:rFonts w:ascii="Calibri" w:hAnsi="Calibri" w:eastAsia="Calibri" w:cs="Calibri"/>
+          <w:lang w:val="en-US"/>
+        </w:rPr>
+        <w:t xml:space="preserve"> Jacobi and </w:t>
+      </w:r>
+      <w:r>
+        <w:rPr>
+          <w:rFonts w:ascii="Calibri" w:hAnsi="Calibri" w:eastAsia="Calibri" w:cs="Calibri"/>
+          <w:lang w:val="en-US"/>
+        </w:rPr>
+        <w:t>Gauss-</w:t>
+      </w:r>
+      <w:r>
+        <w:rPr>
+          <w:rFonts w:ascii="Calibri" w:hAnsi="Calibri" w:eastAsia="Calibri" w:cs="Calibri"/>
+          <w:lang w:val="en-US"/>
+        </w:rPr>
+        <w:t xml:space="preserve">Seidel. </w:t>
+      </w:r>
+      <w:r>
+        <w:rPr>
+          <w:rFonts w:ascii="Calibri" w:hAnsi="Calibri" w:eastAsia="Calibri" w:cs="Calibri"/>
+          <w:lang w:val="en-US"/>
+        </w:rPr>
+        <w:t>A priori and a posteriori esimation.</w:t>
+      </w:r>
+    </w:p>
+    <w:p>
+      <w:pPr>
+        <w:pStyle w:val="a3"/>
+        <w:ind w:left="720"/>
+      </w:pPr>
+      <w:r>
+        <w:rPr>
+          <w:rFonts w:ascii="Calibri" w:hAnsi="Calibri" w:eastAsia="Calibri" w:cs="Calibri"/>
+          <w:lang w:val="en-US"/>
+        </w:rPr>
+        <w:t>Jacobi iteration. B:</w:t>
+      </w:r>
+      <w:r>
+        <w:rPr>
+          <w:rFonts w:ascii="Calibri" w:hAnsi="Calibri" w:eastAsia="Calibri" w:cs="Calibri"/>
+          <w:lang w:val="en-US"/>
+        </w:rPr>
+        <w:t xml:space="preserve"> </w:t>
+      </w:r>
+      <w:r>
+        <w:drawing>
+          <wp:inline wp14:editId="756C9E9A" wp14:anchorId="1947266F">
+            <wp:extent cx="2520204" cy="428311"/>
+            <wp:effectExtent l="0" t="0" r="0" b="0"/>
+            <wp:docPr id="1710997687" name="drawing"/>
+            <wp:cNvGraphicFramePr>
+              <a:graphicFrameLocks noChangeAspect="1"/>
+            </wp:cNvGraphicFramePr>
+            <a:graphic>
+              <a:graphicData xmlns:a="http://schemas.openxmlformats.org/drawingml/2006/main" uri="http://schemas.openxmlformats.org/drawingml/2006/picture">
+                <pic:pic xmlns:pic="http://schemas.openxmlformats.org/drawingml/2006/picture">
+                  <pic:nvPicPr>
+                    <pic:cNvPr id="1710997687" name="Picture 1710997687"/>
+                    <pic:cNvPicPr/>
+                  </pic:nvPicPr>
+                  <pic:blipFill>
+                    <a:blip xmlns:r="http://schemas.openxmlformats.org/officeDocument/2006/relationships" r:embed="rId293439105">
+                      <a:extLst>
+                        <a:ext uri="{28A0092B-C50C-407E-A947-70E740481C1C}">
+                          <a14:useLocalDpi xmlns:a14="http://schemas.microsoft.com/office/drawing/2010/main"/>
+                        </a:ext>
+                      </a:extLst>
+                    </a:blip>
+                    <a:stretch>
+                      <a:fillRect/>
+                    </a:stretch>
+                  </pic:blipFill>
+                  <pic:spPr>
+                    <a:xfrm rot="0">
+                      <a:off x="0" y="0"/>
+                      <a:ext cx="2520204" cy="428311"/>
+                    </a:xfrm>
+                    <a:prstGeom prst="rect">
+                      <a:avLst/>
+                    </a:prstGeom>
+                  </pic:spPr>
+                </pic:pic>
+              </a:graphicData>
+            </a:graphic>
+          </wp:inline>
+        </w:drawing>
+      </w:r>
+      <w:r>
+        <w:rPr>
+          <w:rFonts w:ascii="Calibri" w:hAnsi="Calibri" w:eastAsia="Calibri" w:cs="Calibri"/>
+          <w:lang w:val="en-US"/>
+        </w:rPr>
+        <w:t xml:space="preserve">. We calculate B to find </w:t>
+      </w:r>
+      <w:r>
+        <w:rPr>
+          <w:rFonts w:ascii="Calibri" w:hAnsi="Calibri" w:eastAsia="Calibri" w:cs="Calibri"/>
+          <w:lang w:val="en-US"/>
+        </w:rPr>
+        <w:t xml:space="preserve">        0 &lt; </w:t>
+      </w:r>
+      <w:r>
+        <w:rPr>
+          <w:rFonts w:ascii="Calibri" w:hAnsi="Calibri" w:eastAsia="Calibri" w:cs="Calibri"/>
+          <w:lang w:val="en-US"/>
+        </w:rPr>
+        <w:t>||B|| = q</w:t>
+      </w:r>
+      <w:r>
+        <w:rPr>
+          <w:rFonts w:ascii="Calibri" w:hAnsi="Calibri" w:eastAsia="Calibri" w:cs="Calibri"/>
+          <w:lang w:val="en-US"/>
+        </w:rPr>
+        <w:t xml:space="preserve"> &lt; 1(common ratio).</w:t>
+      </w:r>
+      <w:r>
+        <w:rPr>
+          <w:rFonts w:ascii="Calibri" w:hAnsi="Calibri" w:eastAsia="Calibri" w:cs="Calibri"/>
+          <w:lang w:val="en-US"/>
+        </w:rPr>
+        <w:t xml:space="preserve"> </w:t>
+      </w:r>
+    </w:p>
+    <w:p>
+      <w:pPr>
+        <w:pStyle w:val="a3"/>
+        <w:ind w:left="720"/>
+        <w:rPr>
+          <w:rFonts w:ascii="Calibri" w:hAnsi="Calibri" w:eastAsia="Calibri" w:cs="Calibri"/>
+          <w:lang w:val="en-US"/>
+        </w:rPr>
+      </w:pPr>
+      <w:r>
+        <w:rPr>
+          <w:rFonts w:ascii="Calibri" w:hAnsi="Calibri" w:eastAsia="Calibri" w:cs="Calibri"/>
+          <w:lang w:val="en-US"/>
+        </w:rPr>
+        <w:t>Iterations (Jacobi step for xi):</w:t>
+      </w:r>
+    </w:p>
+    <w:p>
+      <w:pPr>
+        <w:pStyle w:val="a3"/>
+        <w:ind w:left="720"/>
+      </w:pPr>
+      <w:r>
+        <w:drawing>
+          <wp:inline wp14:editId="6DA56C1A" wp14:anchorId="7F65C434">
+            <wp:extent cx="4352636" cy="1381125"/>
+            <wp:effectExtent l="0" t="0" r="0" b="0"/>
+            <wp:docPr id="122684178" name="drawing"/>
+            <wp:cNvGraphicFramePr>
+              <a:graphicFrameLocks noChangeAspect="1"/>
+            </wp:cNvGraphicFramePr>
+            <a:graphic>
+              <a:graphicData xmlns:a="http://schemas.openxmlformats.org/drawingml/2006/main" uri="http://schemas.openxmlformats.org/drawingml/2006/picture">
+                <pic:pic xmlns:pic="http://schemas.openxmlformats.org/drawingml/2006/picture">
+                  <pic:nvPicPr>
+                    <pic:cNvPr id="122684178" name="Picture 122684178"/>
+                    <pic:cNvPicPr/>
+                  </pic:nvPicPr>
+                  <pic:blipFill>
+                    <a:blip xmlns:r="http://schemas.openxmlformats.org/officeDocument/2006/relationships" r:embed="rId2042710009">
+                      <a:extLst>
+                        <a:ext uri="{28A0092B-C50C-407E-A947-70E740481C1C}">
+                          <a14:useLocalDpi xmlns:a14="http://schemas.microsoft.com/office/drawing/2010/main"/>
+                        </a:ext>
+                      </a:extLst>
+                    </a:blip>
+                    <a:stretch>
+                      <a:fillRect/>
+                    </a:stretch>
+                  </pic:blipFill>
+                  <pic:spPr>
+                    <a:xfrm rot="0">
+                      <a:off x="0" y="0"/>
+                      <a:ext cx="4352636" cy="1381125"/>
+                    </a:xfrm>
+                    <a:prstGeom prst="rect">
+                      <a:avLst/>
+                    </a:prstGeom>
+                  </pic:spPr>
+                </pic:pic>
+              </a:graphicData>
+            </a:graphic>
+          </wp:inline>
+        </w:drawing>
+      </w:r>
+      <w:r>
+        <w:rPr>
+          <w:rFonts w:ascii="Calibri" w:hAnsi="Calibri" w:eastAsia="Calibri" w:cs="Calibri"/>
+          <w:lang w:val="en-US"/>
+        </w:rPr>
+        <w:t xml:space="preserve"> </w:t>
+      </w:r>
+    </w:p>
+    <w:p>
+      <w:pPr>
+        <w:pStyle w:val="a3"/>
+        <w:ind w:left="720"/>
+        <w:rPr>
+          <w:rFonts w:ascii="Calibri" w:hAnsi="Calibri" w:eastAsia="Calibri" w:cs="Calibri"/>
+          <w:lang w:val="en-US"/>
+        </w:rPr>
+      </w:pPr>
+      <w:r>
+        <w:rPr>
+          <w:rFonts w:ascii="Calibri" w:hAnsi="Calibri" w:eastAsia="Calibri" w:cs="Calibri"/>
+          <w:lang w:val="en-US"/>
+        </w:rPr>
+        <w:t>Stopping rule:</w:t>
+      </w:r>
+    </w:p>
+    <w:p>
+      <w:pPr>
+        <w:pStyle w:val="a3"/>
+        <w:ind w:left="720"/>
+      </w:pPr>
+      <w:r>
+        <w:drawing>
+          <wp:inline wp14:editId="2B977667" wp14:anchorId="7E96A39F">
+            <wp:extent cx="2219634" cy="630180"/>
+            <wp:effectExtent l="0" t="0" r="0" b="0"/>
+            <wp:docPr id="2078075007" name="drawing"/>
+            <wp:cNvGraphicFramePr>
+              <a:graphicFrameLocks noChangeAspect="1"/>
+            </wp:cNvGraphicFramePr>
+            <a:graphic>
+              <a:graphicData xmlns:a="http://schemas.openxmlformats.org/drawingml/2006/main" uri="http://schemas.openxmlformats.org/drawingml/2006/picture">
+                <pic:pic xmlns:pic="http://schemas.openxmlformats.org/drawingml/2006/picture">
+                  <pic:nvPicPr>
+                    <pic:cNvPr id="2078075007" name="Picture 2078075007"/>
+                    <pic:cNvPicPr/>
+                  </pic:nvPicPr>
+                  <pic:blipFill>
+                    <a:blip xmlns:r="http://schemas.openxmlformats.org/officeDocument/2006/relationships" r:embed="rId773884085">
+                      <a:extLst>
+                        <a:ext uri="{28A0092B-C50C-407E-A947-70E740481C1C}">
+                          <a14:useLocalDpi xmlns:a14="http://schemas.microsoft.com/office/drawing/2010/main"/>
+                        </a:ext>
+                      </a:extLst>
+                    </a:blip>
+                    <a:stretch>
+                      <a:fillRect/>
+                    </a:stretch>
+                  </pic:blipFill>
+                  <pic:spPr>
+                    <a:xfrm rot="0">
+                      <a:off x="0" y="0"/>
+                      <a:ext cx="2219634" cy="630180"/>
+                    </a:xfrm>
+                    <a:prstGeom prst="rect">
+                      <a:avLst/>
+                    </a:prstGeom>
+                  </pic:spPr>
+                </pic:pic>
+              </a:graphicData>
+            </a:graphic>
+          </wp:inline>
+        </w:drawing>
+      </w:r>
+    </w:p>
+    <w:p>
+      <w:pPr>
+        <w:pStyle w:val="a3"/>
+        <w:ind w:left="720"/>
+      </w:pPr>
+    </w:p>
+    <w:p>
+      <w:pPr>
+        <w:pStyle w:val="a3"/>
+        <w:ind w:left="720"/>
+      </w:pPr>
+      <w:r>
+        <w:rPr/>
+        <w:t>Seidel</w:t>
+      </w:r>
+      <w:r>
+        <w:rPr/>
+        <w:t xml:space="preserve"> </w:t>
+      </w:r>
+      <w:r>
+        <w:rPr/>
+        <w:t>iteration</w:t>
+      </w:r>
+      <w:r>
+        <w:rPr/>
+        <w:t xml:space="preserve">. B: </w:t>
+      </w:r>
+      <w:r>
+        <w:drawing>
+          <wp:inline wp14:editId="66EE8E28" wp14:anchorId="4BEAB691">
+            <wp:extent cx="1325181" cy="362000"/>
+            <wp:effectExtent l="0" t="0" r="0" b="0"/>
+            <wp:docPr id="261132578" name="drawing"/>
+            <wp:cNvGraphicFramePr>
+              <a:graphicFrameLocks noChangeAspect="1"/>
+            </wp:cNvGraphicFramePr>
+            <a:graphic>
+              <a:graphicData xmlns:a="http://schemas.openxmlformats.org/drawingml/2006/main" uri="http://schemas.openxmlformats.org/drawingml/2006/picture">
+                <pic:pic xmlns:pic="http://schemas.openxmlformats.org/drawingml/2006/picture">
+                  <pic:nvPicPr>
+                    <pic:cNvPr id="261132578" name="Picture 261132578"/>
+                    <pic:cNvPicPr/>
+                  </pic:nvPicPr>
+                  <pic:blipFill>
+                    <a:blip xmlns:r="http://schemas.openxmlformats.org/officeDocument/2006/relationships" r:embed="rId1124431486">
+                      <a:extLst>
+                        <a:ext uri="{28A0092B-C50C-407E-A947-70E740481C1C}">
+                          <a14:useLocalDpi xmlns:a14="http://schemas.microsoft.com/office/drawing/2010/main"/>
+                        </a:ext>
+                      </a:extLst>
+                    </a:blip>
+                    <a:stretch>
+                      <a:fillRect/>
+                    </a:stretch>
+                  </pic:blipFill>
+                  <pic:spPr>
+                    <a:xfrm rot="0">
+                      <a:off x="0" y="0"/>
+                      <a:ext cx="1325181" cy="362000"/>
+                    </a:xfrm>
+                    <a:prstGeom prst="rect">
+                      <a:avLst/>
+                    </a:prstGeom>
+                  </pic:spPr>
+                </pic:pic>
+              </a:graphicData>
+            </a:graphic>
+          </wp:inline>
+        </w:drawing>
+      </w:r>
+    </w:p>
+    <w:p>
+      <w:pPr>
+        <w:pStyle w:val="a3"/>
+        <w:ind w:left="720"/>
+      </w:pPr>
+      <w:r>
+        <w:rPr/>
+        <w:t>Iterations:</w:t>
+      </w:r>
+    </w:p>
+    <w:p>
+      <w:pPr>
+        <w:pStyle w:val="a3"/>
+        <w:ind w:left="720"/>
+      </w:pPr>
+      <w:r>
+        <w:drawing>
+          <wp:inline wp14:editId="6E8BF28D" wp14:anchorId="7E35BE01">
+            <wp:extent cx="5943600" cy="4533900"/>
+            <wp:effectExtent l="0" t="0" r="0" b="0"/>
+            <wp:docPr id="555519834" name="drawing"/>
+            <wp:cNvGraphicFramePr>
+              <a:graphicFrameLocks noChangeAspect="1"/>
+            </wp:cNvGraphicFramePr>
+            <a:graphic>
+              <a:graphicData xmlns:a="http://schemas.openxmlformats.org/drawingml/2006/main" uri="http://schemas.openxmlformats.org/drawingml/2006/picture">
+                <pic:pic xmlns:pic="http://schemas.openxmlformats.org/drawingml/2006/picture">
+                  <pic:nvPicPr>
+                    <pic:cNvPr id="555519834" name="Picture 555519834"/>
+                    <pic:cNvPicPr/>
+                  </pic:nvPicPr>
+                  <pic:blipFill>
+                    <a:blip xmlns:r="http://schemas.openxmlformats.org/officeDocument/2006/relationships" r:embed="rId1735019177">
+                      <a:extLst>
+                        <a:ext uri="{28A0092B-C50C-407E-A947-70E740481C1C}">
+                          <a14:useLocalDpi xmlns:a14="http://schemas.microsoft.com/office/drawing/2010/main"/>
+                        </a:ext>
+                      </a:extLst>
+                    </a:blip>
+                    <a:stretch>
+                      <a:fillRect/>
+                    </a:stretch>
+                  </pic:blipFill>
+                  <pic:spPr>
+                    <a:xfrm>
+                      <a:off x="0" y="0"/>
+                      <a:ext cx="5943600" cy="4533900"/>
+                    </a:xfrm>
+                    <a:prstGeom prst="rect">
+                      <a:avLst/>
+                    </a:prstGeom>
+                  </pic:spPr>
+                </pic:pic>
+              </a:graphicData>
+            </a:graphic>
+          </wp:inline>
+        </w:drawing>
+      </w:r>
     </w:p>
     <w:p>
       <w:pPr>
         <w:ind w:left="360"/>
         <w:rPr>
-          <w:rFonts w:ascii="Calibri" w:eastAsia="Calibri" w:hAnsi="Calibri" w:cs="Calibri"/>
-          <w:lang w:val="en-US"/>
-        </w:rPr>
-      </w:pPr>
-    </w:p>
-    <w:p>
-      <w:pPr>
-        <w:rPr>
-          <w:rFonts w:ascii="Calibri" w:eastAsia="Calibri" w:hAnsi="Calibri" w:cs="Calibri"/>
+          <w:rFonts w:ascii="Calibri" w:hAnsi="Calibri" w:eastAsia="Calibri" w:cs="Calibri"/>
+          <w:lang w:val="en-US"/>
+        </w:rPr>
+      </w:pPr>
+    </w:p>
+    <w:p>
+      <w:pPr>
+        <w:ind w:left="360"/>
+        <w:rPr>
+          <w:rFonts w:ascii="Calibri" w:hAnsi="Calibri" w:eastAsia="Calibri" w:cs="Calibri"/>
+          <w:lang w:val="en-US"/>
+        </w:rPr>
+      </w:pPr>
+    </w:p>
+    <w:p>
+      <w:pPr>
+        <w:rPr>
+          <w:rFonts w:ascii="Calibri" w:hAnsi="Calibri" w:eastAsia="Calibri" w:cs="Calibri"/>
           <w:lang w:val="en-US"/>
         </w:rPr>
       </w:pPr>
     </w:p>
     <w:sectPr>
-      <w:pgSz w:w="11906" w:h="16838"/>
+      <w:pgSz w:w="11906" w:h="16838" w:orient="portrait"/>
       <w:pgMar w:top="1134" w:right="850" w:bottom="1134" w:left="1701" w:header="708" w:footer="708" w:gutter="0"/>
       <w:cols w:space="708"/>
       <w:docGrid w:linePitch="360"/>
@@ -2690,6 +3151,91 @@
 
 <file path=word/numbering.xml><?xml version="1.0" encoding="utf-8"?>
 <w:numbering xmlns:wpc="http://schemas.microsoft.com/office/word/2010/wordprocessingCanvas" xmlns:cx="http://schemas.microsoft.com/office/drawing/2014/chartex" xmlns:cx1="http://schemas.microsoft.com/office/drawing/2015/9/8/chartex" xmlns:cx2="http://schemas.microsoft.com/office/drawing/2015/10/21/chartex" xmlns:cx3="http://schemas.microsoft.com/office/drawing/2016/5/9/chartex" xmlns:cx4="http://schemas.microsoft.com/office/drawing/2016/5/10/chartex" xmlns:cx5="http://schemas.microsoft.com/office/drawing/2016/5/11/chartex" xmlns:cx6="http://schemas.microsoft.com/office/drawing/2016/5/12/chartex" xmlns:cx7="http://schemas.microsoft.com/office/drawing/2016/5/13/chartex" xmlns:cx8="http://schemas.microsoft.com/office/drawing/2016/5/14/chartex" xmlns:mc="http://schemas.openxmlformats.org/markup-compatibility/2006" xmlns:aink="http://schemas.microsoft.com/office/drawing/2016/ink" xmlns:am3d="http://schemas.microsoft.com/office/drawing/2017/model3d" xmlns:o="urn:schemas-microsoft-com:office:office" xmlns:oel="http://schemas.microsoft.com/office/2019/extlst" xmlns:r="http://schemas.openxmlformats.org/officeDocument/2006/relationships" xmlns:m="http://schemas.openxmlformats.org/officeDocument/2006/math" xmlns:v="urn:schemas-microsoft-com:vml" xmlns:wp14="http://schemas.microsoft.com/office/word/2010/wordprocessingDrawing" xmlns:wp="http://schemas.openxmlformats.org/drawingml/2006/wordprocessingDrawing" xmlns:w10="urn:schemas-microsoft-com:office:word" xmlns:w="http://schemas.openxmlformats.org/wordprocessingml/2006/main" xmlns:w14="http://schemas.microsoft.com/office/word/2010/wordml" xmlns:w15="http://schemas.microsoft.com/office/word/2012/wordml" xmlns:w16cex="http://schemas.microsoft.com/office/word/2018/wordml/cex" xmlns:w16cid="http://schemas.microsoft.com/office/word/2016/wordml/cid" xmlns:w16="http://schemas.microsoft.com/office/word/2018/wordml" xmlns:w16du="http://schemas.microsoft.com/office/word/2023/wordml/word16du" xmlns:w16sdtdh="http://schemas.microsoft.com/office/word/2020/wordml/sdtdatahash" xmlns:w16sdtfl="http://schemas.microsoft.com/office/word/2024/wordml/sdtformatlock" xmlns:w16se="http://schemas.microsoft.com/office/word/2015/wordml/symex" xmlns:wpg="http://schemas.microsoft.com/office/word/2010/wordprocessingGroup" xmlns:wpi="http://schemas.microsoft.com/office/word/2010/wordprocessingInk" xmlns:wne="http://schemas.microsoft.com/office/word/2006/wordml" xmlns:wps="http://schemas.microsoft.com/office/word/2010/wordprocessingShape" mc:Ignorable="w14 w15 w16se w16cid w16 w16cex w16sdtdh w16sdtfl w16du wp14">
+  <w:abstractNum xmlns:w="http://schemas.openxmlformats.org/wordprocessingml/2006/main" w:abstractNumId="9">
+    <w:nsid w:val="25c7d83b"/>
+    <w:multiLevelType xmlns:w="http://schemas.openxmlformats.org/wordprocessingml/2006/main" w:val="hybridMultilevel"/>
+    <w:lvl xmlns:w="http://schemas.openxmlformats.org/wordprocessingml/2006/main" w:ilvl="0">
+      <w:start w:val="1"/>
+      <w:numFmt w:val="decimal"/>
+      <w:lvlText w:val="%1."/>
+      <w:lvlJc w:val="left"/>
+      <w:pPr>
+        <w:ind w:left="720" w:hanging="360"/>
+      </w:pPr>
+    </w:lvl>
+    <w:lvl xmlns:w="http://schemas.openxmlformats.org/wordprocessingml/2006/main" w:ilvl="1">
+      <w:start w:val="1"/>
+      <w:numFmt w:val="lowerLetter"/>
+      <w:lvlText w:val="%2."/>
+      <w:lvlJc w:val="left"/>
+      <w:pPr>
+        <w:ind w:left="1440" w:hanging="360"/>
+      </w:pPr>
+    </w:lvl>
+    <w:lvl xmlns:w="http://schemas.openxmlformats.org/wordprocessingml/2006/main" w:ilvl="2">
+      <w:start w:val="1"/>
+      <w:numFmt w:val="lowerRoman"/>
+      <w:lvlText w:val="%3."/>
+      <w:lvlJc w:val="right"/>
+      <w:pPr>
+        <w:ind w:left="2160" w:hanging="180"/>
+      </w:pPr>
+    </w:lvl>
+    <w:lvl xmlns:w="http://schemas.openxmlformats.org/wordprocessingml/2006/main" w:ilvl="3">
+      <w:start w:val="1"/>
+      <w:numFmt w:val="decimal"/>
+      <w:lvlText w:val="%4."/>
+      <w:lvlJc w:val="left"/>
+      <w:pPr>
+        <w:ind w:left="2880" w:hanging="360"/>
+      </w:pPr>
+    </w:lvl>
+    <w:lvl xmlns:w="http://schemas.openxmlformats.org/wordprocessingml/2006/main" w:ilvl="4">
+      <w:start w:val="1"/>
+      <w:numFmt w:val="lowerLetter"/>
+      <w:lvlText w:val="%5."/>
+      <w:lvlJc w:val="left"/>
+      <w:pPr>
+        <w:ind w:left="3600" w:hanging="360"/>
+      </w:pPr>
+    </w:lvl>
+    <w:lvl xmlns:w="http://schemas.openxmlformats.org/wordprocessingml/2006/main" w:ilvl="5">
+      <w:start w:val="1"/>
+      <w:numFmt w:val="lowerRoman"/>
+      <w:lvlText w:val="%6."/>
+      <w:lvlJc w:val="right"/>
+      <w:pPr>
+        <w:ind w:left="4320" w:hanging="180"/>
+      </w:pPr>
+    </w:lvl>
+    <w:lvl xmlns:w="http://schemas.openxmlformats.org/wordprocessingml/2006/main" w:ilvl="6">
+      <w:start w:val="1"/>
+      <w:numFmt w:val="decimal"/>
+      <w:lvlText w:val="%7."/>
+      <w:lvlJc w:val="left"/>
+      <w:pPr>
+        <w:ind w:left="5040" w:hanging="360"/>
+      </w:pPr>
+    </w:lvl>
+    <w:lvl xmlns:w="http://schemas.openxmlformats.org/wordprocessingml/2006/main" w:ilvl="7">
+      <w:start w:val="1"/>
+      <w:numFmt w:val="lowerLetter"/>
+      <w:lvlText w:val="%8."/>
+      <w:lvlJc w:val="left"/>
+      <w:pPr>
+        <w:ind w:left="5760" w:hanging="360"/>
+      </w:pPr>
+    </w:lvl>
+    <w:lvl xmlns:w="http://schemas.openxmlformats.org/wordprocessingml/2006/main" w:ilvl="8">
+      <w:start w:val="1"/>
+      <w:numFmt w:val="lowerRoman"/>
+      <w:lvlText w:val="%9."/>
+      <w:lvlJc w:val="right"/>
+      <w:pPr>
+        <w:ind w:left="6480" w:hanging="180"/>
+      </w:pPr>
+    </w:lvl>
+  </w:abstractNum>
   <w:abstractNum w:abstractNumId="0" w15:restartNumberingAfterBreak="0">
     <w:nsid w:val="03271B06"/>
     <w:multiLevelType w:val="multilevel"/>
@@ -2980,7 +3526,7 @@
         <w:ind w:left="720" w:hanging="360"/>
       </w:pPr>
       <w:rPr>
-        <w:rFonts w:ascii="Symbol" w:hAnsi="Symbol" w:hint="default"/>
+        <w:rFonts w:hint="default" w:ascii="Symbol" w:hAnsi="Symbol"/>
       </w:rPr>
     </w:lvl>
     <w:lvl w:ilvl="1" w:tplc="04190001">
@@ -2992,7 +3538,7 @@
         <w:ind w:left="1440" w:hanging="360"/>
       </w:pPr>
       <w:rPr>
-        <w:rFonts w:ascii="Symbol" w:hAnsi="Symbol" w:hint="default"/>
+        <w:rFonts w:hint="default" w:ascii="Symbol" w:hAnsi="Symbol"/>
       </w:rPr>
     </w:lvl>
     <w:lvl w:ilvl="2" w:tplc="0419001B" w:tentative="1">
@@ -3270,17 +3816,15 @@
     <w:nsid w:val="7E392150"/>
     <w:multiLevelType w:val="hybridMultilevel"/>
     <w:tmpl w:val="A87E5A54"/>
-    <w:lvl w:ilvl="0" w:tplc="04190011">
-      <w:start w:val="1"/>
-      <w:numFmt w:val="decimal"/>
-      <w:lvlText w:val="%1)"/>
+    <w:lvl w:ilvl="0">
+      <w:start w:val="1"/>
+      <w:numFmt w:val="decimal"/>
+      <w:lvlText w:val="%1."/>
       <w:lvlJc w:val="left"/>
       <w:pPr>
         <w:ind w:left="720" w:hanging="360"/>
       </w:pPr>
-      <w:rPr>
-        <w:rFonts w:hint="default"/>
-      </w:rPr>
+      <w:rPr/>
     </w:lvl>
     <w:lvl w:ilvl="1" w:tplc="FFFFFFFF">
       <w:start w:val="1"/>
@@ -3355,6 +3899,9 @@
       </w:pPr>
     </w:lvl>
   </w:abstractNum>
+  <w:num w:numId="10">
+    <w:abstractNumId w:val="9"/>
+  </w:num>
   <w:num w:numId="1" w16cid:durableId="959409673">
     <w:abstractNumId w:val="0"/>
   </w:num>
@@ -3386,11 +3933,11 @@
 </file>
 
 <file path=word/styles.xml><?xml version="1.0" encoding="utf-8"?>
-<w:styles xmlns:mc="http://schemas.openxmlformats.org/markup-compatibility/2006" xmlns:r="http://schemas.openxmlformats.org/officeDocument/2006/relationships" xmlns:w="http://schemas.openxmlformats.org/wordprocessingml/2006/main" xmlns:w14="http://schemas.microsoft.com/office/word/2010/wordml" xmlns:w15="http://schemas.microsoft.com/office/word/2012/wordml" xmlns:w16cex="http://schemas.microsoft.com/office/word/2018/wordml/cex" xmlns:w16cid="http://schemas.microsoft.com/office/word/2016/wordml/cid" xmlns:w16="http://schemas.microsoft.com/office/word/2018/wordml" xmlns:w16du="http://schemas.microsoft.com/office/word/2023/wordml/word16du" xmlns:w16sdtdh="http://schemas.microsoft.com/office/word/2020/wordml/sdtdatahash" xmlns:w16sdtfl="http://schemas.microsoft.com/office/word/2024/wordml/sdtformatlock" xmlns:w16se="http://schemas.microsoft.com/office/word/2015/wordml/symex" mc:Ignorable="w14 w15 w16se w16cid w16 w16cex w16sdtdh w16sdtfl w16du">
+<w:styles xmlns:wp14="http://schemas.microsoft.com/office/word/2010/wordprocessingDrawing" xmlns:mc="http://schemas.openxmlformats.org/markup-compatibility/2006" xmlns:r="http://schemas.openxmlformats.org/officeDocument/2006/relationships" xmlns:w="http://schemas.openxmlformats.org/wordprocessingml/2006/main" xmlns:w14="http://schemas.microsoft.com/office/word/2010/wordml" xmlns:w15="http://schemas.microsoft.com/office/word/2012/wordml" xmlns:w16cex="http://schemas.microsoft.com/office/word/2018/wordml/cex" xmlns:w16cid="http://schemas.microsoft.com/office/word/2016/wordml/cid" xmlns:w16="http://schemas.microsoft.com/office/word/2018/wordml" xmlns:w16du="http://schemas.microsoft.com/office/word/2023/wordml/word16du" xmlns:w16sdtdh="http://schemas.microsoft.com/office/word/2020/wordml/sdtdatahash" xmlns:w16sdtfl="http://schemas.microsoft.com/office/word/2024/wordml/sdtformatlock" xmlns:w16se="http://schemas.microsoft.com/office/word/2015/wordml/symex" mc:Ignorable="w14 w15 w16se w16cid w16 w16cex w16sdtdh w16sdtfl w16du wp14">
   <w:docDefaults>
     <w:rPrDefault>
       <w:rPr>
-        <w:rFonts w:asciiTheme="minorHAnsi" w:eastAsiaTheme="minorEastAsia" w:hAnsiTheme="minorHAnsi" w:cstheme="minorBidi"/>
+        <w:rFonts w:asciiTheme="minorHAnsi" w:hAnsiTheme="minorHAnsi" w:eastAsiaTheme="minorEastAsia" w:cstheme="minorBidi"/>
         <w:kern w:val="2"/>
         <w:sz w:val="24"/>
         <w:szCs w:val="24"/>
@@ -3407,14 +3954,14 @@
   <w:latentStyles w:defLockedState="0" w:defUIPriority="99" w:defSemiHidden="0" w:defUnhideWhenUsed="0" w:defQFormat="0" w:count="376">
     <w:lsdException w:name="Normal" w:uiPriority="0" w:qFormat="1"/>
     <w:lsdException w:name="heading 1" w:uiPriority="9" w:qFormat="1"/>
-    <w:lsdException w:name="heading 2" w:semiHidden="1" w:uiPriority="9" w:unhideWhenUsed="1" w:qFormat="1"/>
-    <w:lsdException w:name="heading 3" w:semiHidden="1" w:uiPriority="9" w:unhideWhenUsed="1" w:qFormat="1"/>
-    <w:lsdException w:name="heading 4" w:semiHidden="1" w:uiPriority="9" w:unhideWhenUsed="1" w:qFormat="1"/>
-    <w:lsdException w:name="heading 5" w:semiHidden="1" w:uiPriority="9" w:unhideWhenUsed="1" w:qFormat="1"/>
-    <w:lsdException w:name="heading 6" w:semiHidden="1" w:uiPriority="9" w:unhideWhenUsed="1" w:qFormat="1"/>
-    <w:lsdException w:name="heading 7" w:semiHidden="1" w:uiPriority="9" w:unhideWhenUsed="1" w:qFormat="1"/>
-    <w:lsdException w:name="heading 8" w:semiHidden="1" w:uiPriority="9" w:unhideWhenUsed="1" w:qFormat="1"/>
-    <w:lsdException w:name="heading 9" w:semiHidden="1" w:uiPriority="9" w:unhideWhenUsed="1" w:qFormat="1"/>
+    <w:lsdException w:name="heading 2" w:uiPriority="9" w:semiHidden="1" w:unhideWhenUsed="1" w:qFormat="1"/>
+    <w:lsdException w:name="heading 3" w:uiPriority="9" w:semiHidden="1" w:unhideWhenUsed="1" w:qFormat="1"/>
+    <w:lsdException w:name="heading 4" w:uiPriority="9" w:semiHidden="1" w:unhideWhenUsed="1" w:qFormat="1"/>
+    <w:lsdException w:name="heading 5" w:uiPriority="9" w:semiHidden="1" w:unhideWhenUsed="1" w:qFormat="1"/>
+    <w:lsdException w:name="heading 6" w:uiPriority="9" w:semiHidden="1" w:unhideWhenUsed="1" w:qFormat="1"/>
+    <w:lsdException w:name="heading 7" w:uiPriority="9" w:semiHidden="1" w:unhideWhenUsed="1" w:qFormat="1"/>
+    <w:lsdException w:name="heading 8" w:uiPriority="9" w:semiHidden="1" w:unhideWhenUsed="1" w:qFormat="1"/>
+    <w:lsdException w:name="heading 9" w:uiPriority="9" w:semiHidden="1" w:unhideWhenUsed="1" w:qFormat="1"/>
     <w:lsdException w:name="index 1" w:semiHidden="1" w:unhideWhenUsed="1"/>
     <w:lsdException w:name="index 2" w:semiHidden="1" w:unhideWhenUsed="1"/>
     <w:lsdException w:name="index 3" w:semiHidden="1" w:unhideWhenUsed="1"/>
@@ -3424,22 +3971,22 @@
     <w:lsdException w:name="index 7" w:semiHidden="1" w:unhideWhenUsed="1"/>
     <w:lsdException w:name="index 8" w:semiHidden="1" w:unhideWhenUsed="1"/>
     <w:lsdException w:name="index 9" w:semiHidden="1" w:unhideWhenUsed="1"/>
-    <w:lsdException w:name="toc 1" w:semiHidden="1" w:uiPriority="39" w:unhideWhenUsed="1"/>
-    <w:lsdException w:name="toc 2" w:semiHidden="1" w:uiPriority="39" w:unhideWhenUsed="1"/>
-    <w:lsdException w:name="toc 3" w:semiHidden="1" w:uiPriority="39" w:unhideWhenUsed="1"/>
-    <w:lsdException w:name="toc 4" w:semiHidden="1" w:uiPriority="39" w:unhideWhenUsed="1"/>
-    <w:lsdException w:name="toc 5" w:semiHidden="1" w:uiPriority="39" w:unhideWhenUsed="1"/>
-    <w:lsdException w:name="toc 6" w:semiHidden="1" w:uiPriority="39" w:unhideWhenUsed="1"/>
-    <w:lsdException w:name="toc 7" w:semiHidden="1" w:uiPriority="39" w:unhideWhenUsed="1"/>
-    <w:lsdException w:name="toc 8" w:semiHidden="1" w:uiPriority="39" w:unhideWhenUsed="1"/>
-    <w:lsdException w:name="toc 9" w:semiHidden="1" w:uiPriority="39" w:unhideWhenUsed="1"/>
+    <w:lsdException w:name="toc 1" w:uiPriority="39" w:semiHidden="1" w:unhideWhenUsed="1"/>
+    <w:lsdException w:name="toc 2" w:uiPriority="39" w:semiHidden="1" w:unhideWhenUsed="1"/>
+    <w:lsdException w:name="toc 3" w:uiPriority="39" w:semiHidden="1" w:unhideWhenUsed="1"/>
+    <w:lsdException w:name="toc 4" w:uiPriority="39" w:semiHidden="1" w:unhideWhenUsed="1"/>
+    <w:lsdException w:name="toc 5" w:uiPriority="39" w:semiHidden="1" w:unhideWhenUsed="1"/>
+    <w:lsdException w:name="toc 6" w:uiPriority="39" w:semiHidden="1" w:unhideWhenUsed="1"/>
+    <w:lsdException w:name="toc 7" w:uiPriority="39" w:semiHidden="1" w:unhideWhenUsed="1"/>
+    <w:lsdException w:name="toc 8" w:uiPriority="39" w:semiHidden="1" w:unhideWhenUsed="1"/>
+    <w:lsdException w:name="toc 9" w:uiPriority="39" w:semiHidden="1" w:unhideWhenUsed="1"/>
     <w:lsdException w:name="Normal Indent" w:semiHidden="1" w:unhideWhenUsed="1"/>
     <w:lsdException w:name="footnote text" w:semiHidden="1" w:unhideWhenUsed="1"/>
     <w:lsdException w:name="annotation text" w:semiHidden="1" w:unhideWhenUsed="1"/>
     <w:lsdException w:name="header" w:semiHidden="1" w:unhideWhenUsed="1"/>
     <w:lsdException w:name="footer" w:semiHidden="1" w:unhideWhenUsed="1"/>
     <w:lsdException w:name="index heading" w:semiHidden="1" w:unhideWhenUsed="1"/>
-    <w:lsdException w:name="caption" w:semiHidden="1" w:uiPriority="35" w:unhideWhenUsed="1" w:qFormat="1"/>
+    <w:lsdException w:name="caption" w:uiPriority="35" w:semiHidden="1" w:unhideWhenUsed="1" w:qFormat="1"/>
     <w:lsdException w:name="table of figures" w:semiHidden="1" w:unhideWhenUsed="1"/>
     <w:lsdException w:name="envelope address" w:semiHidden="1" w:unhideWhenUsed="1"/>
     <w:lsdException w:name="envelope return" w:semiHidden="1" w:unhideWhenUsed="1"/>
@@ -3470,7 +4017,7 @@
     <w:lsdException w:name="Title" w:uiPriority="10" w:qFormat="1"/>
     <w:lsdException w:name="Closing" w:semiHidden="1" w:unhideWhenUsed="1"/>
     <w:lsdException w:name="Signature" w:semiHidden="1" w:unhideWhenUsed="1"/>
-    <w:lsdException w:name="Default Paragraph Font" w:semiHidden="1" w:uiPriority="1" w:unhideWhenUsed="1"/>
+    <w:lsdException w:name="Default Paragraph Font" w:uiPriority="1" w:semiHidden="1" w:unhideWhenUsed="1"/>
     <w:lsdException w:name="Body Text" w:semiHidden="1" w:unhideWhenUsed="1"/>
     <w:lsdException w:name="Body Text Indent" w:semiHidden="1" w:unhideWhenUsed="1"/>
     <w:lsdException w:name="List Continue" w:semiHidden="1" w:unhideWhenUsed="1"/>
@@ -3670,8 +4217,8 @@
     <w:lsdException w:name="Subtle Reference" w:uiPriority="31" w:qFormat="1"/>
     <w:lsdException w:name="Intense Reference" w:uiPriority="32" w:qFormat="1"/>
     <w:lsdException w:name="Book Title" w:uiPriority="33" w:qFormat="1"/>
-    <w:lsdException w:name="Bibliography" w:semiHidden="1" w:uiPriority="37" w:unhideWhenUsed="1"/>
-    <w:lsdException w:name="TOC Heading" w:semiHidden="1" w:uiPriority="39" w:unhideWhenUsed="1" w:qFormat="1"/>
+    <w:lsdException w:name="Bibliography" w:uiPriority="37" w:semiHidden="1" w:unhideWhenUsed="1"/>
+    <w:lsdException w:name="TOC Heading" w:uiPriority="39" w:semiHidden="1" w:unhideWhenUsed="1" w:qFormat="1"/>
     <w:lsdException w:name="Plain Table 1" w:uiPriority="41"/>
     <w:lsdException w:name="Plain Table 2" w:uiPriority="42"/>
     <w:lsdException w:name="Plain Table 3" w:uiPriority="43"/>
@@ -3782,17 +4329,17 @@
     <w:lsdException w:name="Unresolved Mention" w:semiHidden="1" w:unhideWhenUsed="1"/>
     <w:lsdException w:name="Smart Link" w:semiHidden="1" w:unhideWhenUsed="1"/>
   </w:latentStyles>
-  <w:style w:type="paragraph" w:default="1" w:styleId="a">
+  <w:style w:type="paragraph" w:styleId="a" w:default="1">
     <w:name w:val="Normal"/>
     <w:qFormat/>
     <w:rsid w:val="001034A8"/>
   </w:style>
-  <w:style w:type="character" w:default="1" w:styleId="a0">
+  <w:style w:type="character" w:styleId="a0" w:default="1">
     <w:name w:val="Default Paragraph Font"/>
     <w:uiPriority w:val="1"/>
     <w:unhideWhenUsed/>
   </w:style>
-  <w:style w:type="table" w:default="1" w:styleId="a1">
+  <w:style w:type="table" w:styleId="a1" w:default="1">
     <w:name w:val="Normal Table"/>
     <w:uiPriority w:val="99"/>
     <w:semiHidden/>
@@ -3807,7 +4354,7 @@
       </w:tblCellMar>
     </w:tblPr>
   </w:style>
-  <w:style w:type="numbering" w:default="1" w:styleId="a2">
+  <w:style w:type="numbering" w:styleId="a2" w:default="1">
     <w:name w:val="No List"/>
     <w:uiPriority w:val="99"/>
     <w:semiHidden/>
@@ -3830,7 +4377,7 @@
       <w:szCs w:val="20"/>
     </w:rPr>
   </w:style>
-  <w:style w:type="character" w:customStyle="1" w:styleId="HTML0">
+  <w:style w:type="character" w:styleId="HTML0" w:customStyle="1">
     <w:name w:val="Стандартный HTML Знак"/>
     <w:basedOn w:val="a0"/>
     <w:link w:val="HTML"/>
@@ -3868,7 +4415,7 @@
 </file>
 
 <file path=word/theme/theme1.xml><?xml version="1.0" encoding="utf-8"?>
-<a:theme xmlns:a="http://schemas.openxmlformats.org/drawingml/2006/main" name="Тема Office">
+<a:theme xmlns:a="http://schemas.openxmlformats.org/drawingml/2006/main" xmlns:thm15="http://schemas.microsoft.com/office/thememl/2012/main" name="Тема Office">
   <a:themeElements>
     <a:clrScheme name="Стандартная">
       <a:dk1>
